--- a/Base Application/Projects/Project/JobTaskQuote.docx
+++ b/Base Application/Projects/Project/JobTaskQuote.docx
@@ -3119,185 +3119,96 @@
 </a:theme>
 </file>
 
-<file path=customXml/item1.xml>��< ? x m l   v e r s i o n = " 1 . 0 "   e n c o d i n g = " u t f - 1 6 " ? > - 
- < N a v W o r d R e p o r t X m l P a r t   x m l n s = " u r n : m i c r o s o f t - d y n a m i c s - n a v / r e p o r t s / J o b _ T a s k _ Q u o t e / 1 0 1 7 / " > - 
-     < B C R e p o r t I n f o r m a t i o n > - 
-         < R e p o r t M e t a d a t a > - 
-             < E x t e n s i o n I d > E x t e n s i o n   I D < / E x t e n s i o n I d > - 
-             < E x t e n s i o n N a m e > E x t e n s i o n   N a m e < / E x t e n s i o n N a m e > - 
-             < E x t e n s i o n P u b l i s h e r > E x t e n s i o n   P u b l i s h e r < / E x t e n s i o n P u b l i s h e r > - 
-             < E x t e n s i o n V e r s i o n > E x t e n s i o n   V e r s i o n < / E x t e n s i o n V e r s i o n > - 
-             < R e p o r t I d > R e p o r t   I D < / R e p o r t I d > - 
-             < R e p o r t N a m e > R e p o r t   N a m e < / R e p o r t N a m e > - 
-             < A b o u t T h i s R e p o r t T i t l e > A b o u t   T h i s   R e p o r t   T i t l e < / A b o u t T h i s R e p o r t T i t l e > - 
-             < A b o u t T h i s R e p o r t T e x t > A b o u t   T h i s   R e p o r t   T e x t < / A b o u t T h i s R e p o r t T e x t > - 
-             < R e p o r t H e l p L i n k > R e p o r t   H e l p   L i n k < / R e p o r t H e l p L i n k > - 
-         < / R e p o r t M e t a d a t a > - 
-         < R e p o r t R e q u e s t > - 
-             < T e n a n t E n t r a I d > T e n a n t   E n t r a   I d < / T e n a n t E n t r a I d > - 
-             < E n v i r o n m e n t N a m e > E n v i r o n m e n t   N a m e < / E n v i r o n m e n t N a m e > - 
-             < E n v i r o n m e n t T y p e > E n v i r o n m e n t   T y p e < / E n v i r o n m e n t T y p e > - 
-             < C o m p a n y N a m e > C o m p a n y   N a m e < / C o m p a n y N a m e > - 
-             < C o m p a n y D i s p l a y N a m e > C o m p a n y   D i s p l a y   N a m e < / C o m p a n y D i s p l a y N a m e > - 
-             < C o m p a n y I d > C o m p a n y   I D < / C o m p a n y I d > - 
-             < U s e r N a m e > U s e r   N a m e < / U s e r N a m e > - 
-             < D a t e A n d T i m e > D a t e   a n d   T i m e < / D a t e A n d T i m e > - 
-             < L a n g u a g e > L a n g u a g e < / L a n g u a g e > - 
-             < F o r m a t R e g i o n > F o r m a t   R e g i o n < / F o r m a t R e g i o n > - 
-             < D a t e T i m e V a l u e s > - 
-                 < Y e a r > Y e a r < / Y e a r > - 
-                 < M o n t h N u m b e r > M o n t h   N u m b e r < / M o n t h N u m b e r > - 
-                 < D a y N u m b e r > D a y   N u m b e r < / D a y N u m b e r > - 
-                 < H o u r > H o u r < / H o u r > - 
-                 < M i n u t e > M i n u t e < / M i n u t e > - 
-             < / D a t e T i m e V a l u e s > - 
-         < / R e p o r t R e q u e s t > - 
-     < / B C R e p o r t I n f o r m a t i o n > - 
-     < L a b e l s > - 
-         < J o b D e s c r i p t i o n L b l > J o b D e s c r i p t i o n L b l < / J o b D e s c r i p t i o n L b l > - 
-         < J o b N o L b l > J o b N o L b l < / J o b N o L b l > - 
-     < / L a b e l s > - 
-     < J o b _ T a s k > - 
-         < B i l l T o A d d r e s s 1 > B i l l T o A d d r e s s 1 < / B i l l T o A d d r e s s 1 > - 
-         < B i l l T o A d d r e s s 2 > B i l l T o A d d r e s s 2 < / B i l l T o A d d r e s s 2 > - 
-         < B i l l T o A d d r e s s 3 > B i l l T o A d d r e s s 3 < / B i l l T o A d d r e s s 3 > - 
-         < B i l l T o A d d r e s s 4 > B i l l T o A d d r e s s 4 < / B i l l T o A d d r e s s 4 > - 
-         < B i l l T o A d d r e s s 5 > B i l l T o A d d r e s s 5 < / B i l l T o A d d r e s s 5 > - 
-         < B i l l T o A d d r e s s 6 > B i l l T o A d d r e s s 6 < / B i l l T o A d d r e s s 6 > - 
-         < C o m p a n y A d d r e s s 1 > C o m p a n y A d d r e s s 1 < / C o m p a n y A d d r e s s 1 > - 
-         < C o m p a n y A d d r e s s 2 > C o m p a n y A d d r e s s 2 < / C o m p a n y A d d r e s s 2 > - 
-         < C o m p a n y A d d r e s s 3 > C o m p a n y A d d r e s s 3 < / C o m p a n y A d d r e s s 3 > - 
-         < C o m p a n y A d d r e s s 4 > C o m p a n y A d d r e s s 4 < / C o m p a n y A d d r e s s 4 > - 
-         < C o m p a n y A d d r e s s 5 > C o m p a n y A d d r e s s 5 < / C o m p a n y A d d r e s s 5 > - 
-         < C o m p a n y A d d r e s s 6 > C o m p a n y A d d r e s s 6 < / C o m p a n y A d d r e s s 6 > - 
-         < C o m p a n y A d d r e s s 7 > C o m p a n y A d d r e s s 7 < / C o m p a n y A d d r e s s 7 > - 
-         < C o m p a n y A d d r e s s 8 > C o m p a n y A d d r e s s 8 < / C o m p a n y A d d r e s s 8 > - 
-         < C o m p a n y L o g o P o s i t i o n > C o m p a n y L o g o P o s i t i o n < / C o m p a n y L o g o P o s i t i o n > - 
-         < C o m p a n y N a m e > C o m p a n y N a m e < / C o m p a n y N a m e > - 
-         < C o m p a n y P i c t u r e > C o m p a n y P i c t u r e < / C o m p a n y P i c t u r e > - 
-         < C u r r R e p o r t P a g e N o C a p t i o n > C u r r R e p o r t P a g e N o C a p t i o n < / C u r r R e p o r t P a g e N o C a p t i o n > - 
-         < D e s c r i p t i o n C a p t i o n > D e s c r i p t i o n C a p t i o n < / D e s c r i p t i o n C a p t i o n > - 
-         < D e s c r i p t i o n _ J o b > D e s c r i p t i o n _ J o b < / D e s c r i p t i o n _ J o b > - 
-         < J o b T a s k F i l t e r > J o b T a s k F i l t e r < / J o b T a s k F i l t e r > - 
-         < J o b T a s k N o C a p t > J o b T a s k N o C a p t < / J o b T a s k N o C a p t > - 
-         < J o b T a s k Q u o t e C a p t L b l > J o b T a s k Q u o t e C a p t L b l < / J o b T a s k Q u o t e C a p t L b l > - 
-         < J o b T a s k t a b l e C a p t F i l t e r > J o b T a s k t a b l e C a p t F i l t e r < / J o b T a s k t a b l e C a p t F i l t e r > - 
-         < J o b T a s k T y p e C a p t i o n > J o b T a s k T y p e C a p t i o n < / J o b T a s k T y p e C a p t i o n > - 
-         < N o C a p t i o n > N o C a p t i o n < / N o C a p t i o n > - 
-         < N o _ J o b > N o _ J o b < / N o _ J o b > - 
-         < Q u a n t i t y C a p t i o n > Q u a n t i t y C a p t i o n < / Q u a n t i t y C a p t i o n > - 
-         < T a s k _ N o _ J o b > T a s k _ N o _ J o b < / T a s k _ N o _ J o b > - 
-         < T o d a y F o r m a t t e d > T o d a y F o r m a t t e d < / T o d a y F o r m a t t e d > - 
-         < T o t a l P r i c e C a p t i o n > T o t a l P r i c e C a p t i o n < / T o t a l P r i c e C a p t i o n > - 
-         < U n i t P r i c e C a p t i o n > U n i t P r i c e C a p t i o n < / U n i t P r i c e C a p t i o n > - 
-         < J o b _ P l a n n i n g _ L i n e > - 
-             < I n d e n t a t i o n _ J o b T a s k > I n d e n t a t i o n _ J o b T a s k < / I n d e n t a t i o n _ J o b T a s k > - 
-             < J o b P l a n n i n g L i n e _ J o b T a s k N o > J o b P l a n n i n g L i n e _ J o b T a s k N o < / J o b P l a n n i n g L i n e _ J o b T a s k N o > - 
-             < J o b P l a n n i n g L i n e _ L i n e T y p e > J o b P l a n n i n g L i n e _ L i n e T y p e < / J o b P l a n n i n g L i n e _ L i n e T y p e > - 
-             < J o b P l a n n i n g L i n e _ T y p e > J o b P l a n n i n g L i n e _ T y p e < / J o b P l a n n i n g L i n e _ T y p e > - 
-             < N u m b e r > N u m b e r < / N u m b e r > - 
-             < Q u a n t i t y > Q u a n t i t y < / Q u a n t i t y > - 
-             < S h o w I n t B o d y 3 > S h o w I n t B o d y 3 < / S h o w I n t B o d y 3 > - 
-             < T o t a l P r i c e > T o t a l P r i c e < / T o t a l P r i c e > - 
-             < T o t a l P r i c e L C Y > T o t a l P r i c e L C Y < / T o t a l P r i c e L C Y > - 
-             < T y p e > T y p e < / T y p e > - 
-             < U n i t P r i c e > U n i t P r i c e < / U n i t P r i c e > - 
-             < U n i t P r i c e L C Y > U n i t P r i c e L C Y < / U n i t P r i c e L C Y > - 
-         < / J o b _ P l a n n i n g _ L i n e > - 
-         < T o t a l s > - 
-             < J o b T o t a l V a l u e > J o b T o t a l V a l u e < / J o b T o t a l V a l u e > - 
-         < / T o t a l s > - 
-     < / J o b _ T a s k > - 
- < / N a v W o r d R e p o r t X m l P a r t > 
+<file path=customXml/item1.xml><?xml version="1.0" encoding="utf-8"?>
+<NavWordReportXmlPart xmlns="urn:microsoft-dynamics-nav/reports/Job_Task_Quote/1017/">
+  <BCReportInformation>
+    <ReportMetadata>
+      <ExtensionId>Extension ID</ExtensionId>
+      <ExtensionName>Extension Name</ExtensionName>
+      <ExtensionPublisher>Extension Publisher</ExtensionPublisher>
+      <ExtensionVersion>Extension Version</ExtensionVersion>
+      <ReportId>Report ID</ReportId>
+      <ReportName>Report Name</ReportName>
+      <AboutThisReportTitle>About This Report Title</AboutThisReportTitle>
+      <AboutThisReportText>About This Report Text</AboutThisReportText>
+      <ReportHelpLink>Report Help Link</ReportHelpLink>
+    </ReportMetadata>
+    <ReportRequest>
+      <TenantEntraId>Tenant Entra Id</TenantEntraId>
+      <EnvironmentName>Environment Name</EnvironmentName>
+      <EnvironmentType>Environment Type</EnvironmentType>
+      <CompanyName>Company Name</CompanyName>
+      <CompanyDisplayName>Company Display Name</CompanyDisplayName>
+      <CompanyId>Company ID</CompanyId>
+      <UserName>User Name</UserName>
+      <DateAndTime>Date and Time</DateAndTime>
+      <Language>Language</Language>
+      <FormatRegion>Format Region</FormatRegion>
+      <DateTimeValues>
+        <Year>Year</Year>
+        <MonthNumber>Month Number</MonthNumber>
+        <DayNumber>Day Number</DayNumber>
+        <Hour>Hour</Hour>
+        <Minute>Minute</Minute>
+      </DateTimeValues>
+    </ReportRequest>
+  </BCReportInformation>
+  <Labels>
+    <JobDescriptionLbl>JobDescriptionLbl</JobDescriptionLbl>
+    <JobNoLbl>JobNoLbl</JobNoLbl>
+  </Labels>
+  <Job_Task>
+    <BillToAddress1>BillToAddress1</BillToAddress1>
+    <BillToAddress2>BillToAddress2</BillToAddress2>
+    <BillToAddress3>BillToAddress3</BillToAddress3>
+    <BillToAddress4>BillToAddress4</BillToAddress4>
+    <BillToAddress5>BillToAddress5</BillToAddress5>
+    <BillToAddress6>BillToAddress6</BillToAddress6>
+    <CompanyAddress1>CompanyAddress1</CompanyAddress1>
+    <CompanyAddress2>CompanyAddress2</CompanyAddress2>
+    <CompanyAddress3>CompanyAddress3</CompanyAddress3>
+    <CompanyAddress4>CompanyAddress4</CompanyAddress4>
+    <CompanyAddress5>CompanyAddress5</CompanyAddress5>
+    <CompanyAddress6>CompanyAddress6</CompanyAddress6>
+    <CompanyAddress7>CompanyAddress7</CompanyAddress7>
+    <CompanyAddress8>CompanyAddress8</CompanyAddress8>
+    <CompanyLogoPosition>CompanyLogoPosition</CompanyLogoPosition>
+    <CompanyName>CompanyName</CompanyName>
+    <CompanyPicture/>
+    <CurrReportPageNoCaption>CurrReportPageNoCaption</CurrReportPageNoCaption>
+    <DescriptionCaption>DescriptionCaption</DescriptionCaption>
+    <Description_Job>Description_Job</Description_Job>
+    <JobTaskFilter>JobTaskFilter</JobTaskFilter>
+    <JobTaskNoCapt>JobTaskNoCapt</JobTaskNoCapt>
+    <JobTaskQuoteCaptLbl>JobTaskQuoteCaptLbl</JobTaskQuoteCaptLbl>
+    <JobTasktableCaptFilter>JobTasktableCaptFilter</JobTasktableCaptFilter>
+    <JobTaskTypeCaption>JobTaskTypeCaption</JobTaskTypeCaption>
+    <NoCaption>NoCaption</NoCaption>
+    <No_Job>No_Job</No_Job>
+    <QuantityCaption>QuantityCaption</QuantityCaption>
+    <Task_No_Job>Task_No_Job</Task_No_Job>
+    <TodayFormatted>TodayFormatted</TodayFormatted>
+    <TotalPriceCaption>TotalPriceCaption</TotalPriceCaption>
+    <UnitPriceCaption>UnitPriceCaption</UnitPriceCaption>
+    <Job_Planning_Line>
+      <Indentation_JobTask>Indentation_JobTask</Indentation_JobTask>
+      <JobPlanningLine_JobTaskNo>JobPlanningLine_JobTaskNo</JobPlanningLine_JobTaskNo>
+      <JobPlanningLine_LineType>JobPlanningLine_LineType</JobPlanningLine_LineType>
+      <JobPlanningLine_Type>JobPlanningLine_Type</JobPlanningLine_Type>
+      <Number>Number</Number>
+      <Quantity>Quantity</Quantity>
+      <ShowIntBody3>ShowIntBody3</ShowIntBody3>
+      <TotalPrice>TotalPrice</TotalPrice>
+      <TotalPriceLCY>TotalPriceLCY</TotalPriceLCY>
+      <Type>Type</Type>
+      <UnitPrice>UnitPrice</UnitPrice>
+      <UnitPriceLCY>UnitPriceLCY</UnitPriceLCY>
+    </Job_Planning_Line>
+    <Totals>
+      <JobTotalValue>JobTotalValue</JobTotalValue>
+    </Totals>
+  </Job_Task>
+</NavWordReportXmlPart>
 </file>
 
 <file path=customXml/itemProps1.xml><?xml version="1.0" encoding="utf-8"?>

--- a/Base Application/Projects/Project/JobTaskQuote.docx
+++ b/Base Application/Projects/Project/JobTaskQuote.docx
@@ -1,6 +1,6 @@
 
 <file path=word/document.xml><?xml version="1.0" encoding="utf-8"?>
-<w:document xmlns:a="http://schemas.openxmlformats.org/drawingml/2006/main" xmlns:pic="http://schemas.openxmlformats.org/drawingml/2006/picture" xmlns:wpc="http://schemas.microsoft.com/office/word/2010/wordprocessingCanvas" xmlns:cx="http://schemas.microsoft.com/office/drawing/2014/chartex" xmlns:cx1="http://schemas.microsoft.com/office/drawing/2015/9/8/chartex" xmlns:cx2="http://schemas.microsoft.com/office/drawing/2015/10/21/chartex" xmlns:cx3="http://schemas.microsoft.com/office/drawing/2016/5/9/chartex" xmlns:cx4="http://schemas.microsoft.com/office/drawing/2016/5/10/chartex" xmlns:cx5="http://schemas.microsoft.com/office/drawing/2016/5/11/chartex" xmlns:cx6="http://schemas.microsoft.com/office/drawing/2016/5/12/chartex" xmlns:cx7="http://schemas.microsoft.com/office/drawing/2016/5/13/chartex" xmlns:cx8="http://schemas.microsoft.com/office/drawing/2016/5/14/chartex" xmlns:mc="http://schemas.openxmlformats.org/markup-compatibility/2006" xmlns:aink="http://schemas.microsoft.com/office/drawing/2016/ink" xmlns:am3d="http://schemas.microsoft.com/office/drawing/2017/model3d" xmlns:o="urn:schemas-microsoft-com:office:office" xmlns:oel="http://schemas.microsoft.com/office/2019/extlst" xmlns:r="http://schemas.openxmlformats.org/officeDocument/2006/relationships" xmlns:m="http://schemas.openxmlformats.org/officeDocument/2006/math" xmlns:v="urn:schemas-microsoft-com:vml" xmlns:wp14="http://schemas.microsoft.com/office/word/2010/wordprocessingDrawing" xmlns:wp="http://schemas.openxmlformats.org/drawingml/2006/wordprocessingDrawing" xmlns:w10="urn:schemas-microsoft-com:office:word" xmlns:w="http://schemas.openxmlformats.org/wordprocessingml/2006/main" xmlns:w14="http://schemas.microsoft.com/office/word/2010/wordml" xmlns:w15="http://schemas.microsoft.com/office/word/2012/wordml" xmlns:w16cex="http://schemas.microsoft.com/office/word/2018/wordml/cex" xmlns:w16cid="http://schemas.microsoft.com/office/word/2016/wordml/cid" xmlns:w16="http://schemas.microsoft.com/office/word/2018/wordml" xmlns:w16du="http://schemas.microsoft.com/office/word/2023/wordml/word16du" xmlns:w16sdtdh="http://schemas.microsoft.com/office/word/2020/wordml/sdtdatahash" xmlns:w16se="http://schemas.microsoft.com/office/word/2015/wordml/symex" xmlns:wpg="http://schemas.microsoft.com/office/word/2010/wordprocessingGroup" xmlns:wpi="http://schemas.microsoft.com/office/word/2010/wordprocessingInk" xmlns:wne="http://schemas.microsoft.com/office/word/2006/wordml" xmlns:wps="http://schemas.microsoft.com/office/word/2010/wordprocessingShape" mc:Ignorable="w14 w15 w16se w16cid w16 w16cex w16sdtdh w16du wp14">
+<w:document xmlns:a="http://schemas.openxmlformats.org/drawingml/2006/main" xmlns:pic="http://schemas.openxmlformats.org/drawingml/2006/picture" xmlns:wpc="http://schemas.microsoft.com/office/word/2010/wordprocessingCanvas" xmlns:cx="http://schemas.microsoft.com/office/drawing/2014/chartex" xmlns:cx1="http://schemas.microsoft.com/office/drawing/2015/9/8/chartex" xmlns:cx2="http://schemas.microsoft.com/office/drawing/2015/10/21/chartex" xmlns:cx3="http://schemas.microsoft.com/office/drawing/2016/5/9/chartex" xmlns:cx4="http://schemas.microsoft.com/office/drawing/2016/5/10/chartex" xmlns:cx5="http://schemas.microsoft.com/office/drawing/2016/5/11/chartex" xmlns:cx6="http://schemas.microsoft.com/office/drawing/2016/5/12/chartex" xmlns:cx7="http://schemas.microsoft.com/office/drawing/2016/5/13/chartex" xmlns:cx8="http://schemas.microsoft.com/office/drawing/2016/5/14/chartex" xmlns:mc="http://schemas.openxmlformats.org/markup-compatibility/2006" xmlns:aink="http://schemas.microsoft.com/office/drawing/2016/ink" xmlns:am3d="http://schemas.microsoft.com/office/drawing/2017/model3d" xmlns:o="urn:schemas-microsoft-com:office:office" xmlns:oel="http://schemas.microsoft.com/office/2019/extlst" xmlns:r="http://schemas.openxmlformats.org/officeDocument/2006/relationships" xmlns:m="http://schemas.openxmlformats.org/officeDocument/2006/math" xmlns:v="urn:schemas-microsoft-com:vml" xmlns:wp14="http://schemas.microsoft.com/office/word/2010/wordprocessingDrawing" xmlns:wp="http://schemas.openxmlformats.org/drawingml/2006/wordprocessingDrawing" xmlns:w10="urn:schemas-microsoft-com:office:word" xmlns:w="http://schemas.openxmlformats.org/wordprocessingml/2006/main" xmlns:w14="http://schemas.microsoft.com/office/word/2010/wordml" xmlns:w15="http://schemas.microsoft.com/office/word/2012/wordml" xmlns:w16cex="http://schemas.microsoft.com/office/word/2018/wordml/cex" xmlns:w16cid="http://schemas.microsoft.com/office/word/2016/wordml/cid" xmlns:w16="http://schemas.microsoft.com/office/word/2018/wordml" xmlns:w16du="http://schemas.microsoft.com/office/word/2023/wordml/word16du" xmlns:w16sdtdh="http://schemas.microsoft.com/office/word/2020/wordml/sdtdatahash" xmlns:w16sdtfl="http://schemas.microsoft.com/office/word/2024/wordml/sdtformatlock" xmlns:w16se="http://schemas.microsoft.com/office/word/2015/wordml/symex" xmlns:wpg="http://schemas.microsoft.com/office/word/2010/wordprocessingGroup" xmlns:wpi="http://schemas.microsoft.com/office/word/2010/wordprocessingInk" xmlns:wne="http://schemas.microsoft.com/office/word/2006/wordml" xmlns:wps="http://schemas.microsoft.com/office/word/2010/wordprocessingShape" mc:Ignorable="w14 w15 w16se w16cid w16 w16cex w16sdtdh w16sdtfl w16du wp14">
   <w:body>
     <w:sdt>
       <w:sdtPr>
@@ -629,7 +629,11 @@
         </w:sdt>
       </w:tr>
     </w:tbl>
-    <w:p/>
+    <w:p>
+      <w:pPr>
+        <w:ind w:right="188"/>
+      </w:pPr>
+    </w:p>
     <w:tbl>
       <w:tblPr>
         <w:tblStyle w:val="TableGrid"/>
@@ -843,7 +847,7 @@
     <w:tbl>
       <w:tblPr>
         <w:tblStyle w:val="TableGrid"/>
-        <w:tblW w:w="0" w:type="auto"/>
+        <w:tblW w:w="9625" w:type="dxa"/>
         <w:tblBorders>
           <w:top w:val="none" w:color="auto" w:sz="0" w:space="0"/>
           <w:left w:val="none" w:color="auto" w:sz="0" w:space="0"/>
@@ -856,15 +860,20 @@
         <w:tblLook w:val="04A0" w:firstRow="1" w:lastRow="0" w:firstColumn="1" w:lastColumn="0" w:noHBand="0" w:noVBand="1"/>
       </w:tblPr>
       <w:tblGrid>
-        <w:gridCol w:w="1290"/>
-        <w:gridCol w:w="3030"/>
-        <w:gridCol w:w="1260"/>
-        <w:gridCol w:w="810"/>
+        <w:gridCol w:w="1023"/>
+        <w:gridCol w:w="1672"/>
+        <w:gridCol w:w="1080"/>
+        <w:gridCol w:w="1080"/>
+        <w:gridCol w:w="905"/>
         <w:gridCol w:w="900"/>
-        <w:gridCol w:w="1080"/>
-        <w:gridCol w:w="1268"/>
+        <w:gridCol w:w="990"/>
+        <w:gridCol w:w="990"/>
+        <w:gridCol w:w="985"/>
       </w:tblGrid>
       <w:tr>
+        <w:trPr>
+          <w:trHeight w:val="407"/>
+        </w:trPr>
         <w:sdt>
           <w:sdtPr>
             <w:rPr>
@@ -878,7 +887,7 @@
             <w:tag w:val="#Nav: Job_Task_Quote/1017"/>
             <w:id w:val="-481852241"/>
             <w:placeholder>
-              <w:docPart w:val="DefaultPlaceholder_-1854013440"/>
+              <w:docPart w:val="C4394D8E8E2A44AE9E40C9759AFC7AEB"/>
             </w:placeholder>
             <w:dataBinding w:prefixMappings="xmlns:ns0='urn:microsoft-dynamics-nav/reports/Job_Task_Quote/1017/'" w:xpath="/ns0:NavWordReportXmlPart[1]/ns0:Job_Task[1]/ns0:JobTaskNoCapt[1]" w:storeItemID="{1ED13A7C-9FCA-4AEC-BEFF-7225676F0953}"/>
             <w:text/>
@@ -886,7 +895,7 @@
           <w:sdtContent>
             <w:tc>
               <w:tcPr>
-                <w:tcW w:w="1290" w:type="dxa"/>
+                <w:tcW w:w="1023" w:type="dxa"/>
               </w:tcPr>
               <w:p>
                 <w:pPr>
@@ -927,7 +936,7 @@
             <w:tag w:val="#Nav: Job_Task_Quote/1017"/>
             <w:id w:val="-953860202"/>
             <w:placeholder>
-              <w:docPart w:val="DefaultPlaceholder_-1854013440"/>
+              <w:docPart w:val="C4394D8E8E2A44AE9E40C9759AFC7AEB"/>
             </w:placeholder>
             <w:dataBinding w:prefixMappings="xmlns:ns0='urn:microsoft-dynamics-nav/reports/Job_Task_Quote/1017/'" w:xpath="/ns0:NavWordReportXmlPart[1]/ns0:Job_Task[1]/ns0:DescriptionCaption[1]" w:storeItemID="{1ED13A7C-9FCA-4AEC-BEFF-7225676F0953}"/>
             <w:text/>
@@ -935,7 +944,7 @@
           <w:sdtContent>
             <w:tc>
               <w:tcPr>
-                <w:tcW w:w="3030" w:type="dxa"/>
+                <w:tcW w:w="1672" w:type="dxa"/>
               </w:tcPr>
               <w:p>
                 <w:pPr>
@@ -976,7 +985,7 @@
             <w:tag w:val="#Nav: Job_Task_Quote/1017"/>
             <w:id w:val="-1384163641"/>
             <w:placeholder>
-              <w:docPart w:val="DefaultPlaceholder_-1854013440"/>
+              <w:docPart w:val="C4394D8E8E2A44AE9E40C9759AFC7AEB"/>
             </w:placeholder>
             <w:dataBinding w:prefixMappings="xmlns:ns0='urn:microsoft-dynamics-nav/reports/Job_Task_Quote/1017/'" w:xpath="/ns0:NavWordReportXmlPart[1]/ns0:Job_Task[1]/ns0:JobTaskTypeCaption[1]" w:storeItemID="{1ED13A7C-9FCA-4AEC-BEFF-7225676F0953}"/>
             <w:text/>
@@ -984,7 +993,7 @@
           <w:sdtContent>
             <w:tc>
               <w:tcPr>
-                <w:tcW w:w="1260" w:type="dxa"/>
+                <w:tcW w:w="1080" w:type="dxa"/>
               </w:tcPr>
               <w:p>
                 <w:pPr>
@@ -1025,7 +1034,7 @@
             <w:tag w:val="#Nav: Job_Task_Quote/1017"/>
             <w:id w:val="-1669403890"/>
             <w:placeholder>
-              <w:docPart w:val="DefaultPlaceholder_-1854013440"/>
+              <w:docPart w:val="C4394D8E8E2A44AE9E40C9759AFC7AEB"/>
             </w:placeholder>
             <w:dataBinding w:prefixMappings="xmlns:ns0='urn:microsoft-dynamics-nav/reports/Job_Task_Quote/1017/'" w:xpath="/ns0:NavWordReportXmlPart[1]/ns0:Job_Task[1]/ns0:NoCaption[1]" w:storeItemID="{1ED13A7C-9FCA-4AEC-BEFF-7225676F0953}"/>
             <w:text/>
@@ -1033,7 +1042,7 @@
           <w:sdtContent>
             <w:tc>
               <w:tcPr>
-                <w:tcW w:w="810" w:type="dxa"/>
+                <w:tcW w:w="1080" w:type="dxa"/>
               </w:tcPr>
               <w:p>
                 <w:pPr>
@@ -1074,7 +1083,7 @@
             <w:tag w:val="#Nav: Job_Task_Quote/1017"/>
             <w:id w:val="-2147119923"/>
             <w:placeholder>
-              <w:docPart w:val="DefaultPlaceholder_-1854013440"/>
+              <w:docPart w:val="C4394D8E8E2A44AE9E40C9759AFC7AEB"/>
             </w:placeholder>
             <w:dataBinding w:prefixMappings="xmlns:ns0='urn:microsoft-dynamics-nav/reports/Job_Task_Quote/1017/'" w:xpath="/ns0:NavWordReportXmlPart[1]/ns0:Job_Task[1]/ns0:QuantityCaption[1]" w:storeItemID="{1ED13A7C-9FCA-4AEC-BEFF-7225676F0953}"/>
             <w:text/>
@@ -1082,7 +1091,7 @@
           <w:sdtContent>
             <w:tc>
               <w:tcPr>
-                <w:tcW w:w="900" w:type="dxa"/>
+                <w:tcW w:w="905" w:type="dxa"/>
               </w:tcPr>
               <w:p>
                 <w:pPr>
@@ -1123,7 +1132,7 @@
             <w:tag w:val="#Nav: Job_Task_Quote/1017"/>
             <w:id w:val="1027224614"/>
             <w:placeholder>
-              <w:docPart w:val="DefaultPlaceholder_-1854013440"/>
+              <w:docPart w:val="C4394D8E8E2A44AE9E40C9759AFC7AEB"/>
             </w:placeholder>
             <w:dataBinding w:prefixMappings="xmlns:ns0='urn:microsoft-dynamics-nav/reports/Job_Task_Quote/1017/'" w:xpath="/ns0:NavWordReportXmlPart[1]/ns0:Job_Task[1]/ns0:UnitPriceCaption[1]" w:storeItemID="{1ED13A7C-9FCA-4AEC-BEFF-7225676F0953}"/>
             <w:text/>
@@ -1131,10 +1140,11 @@
           <w:sdtContent>
             <w:tc>
               <w:tcPr>
-                <w:tcW w:w="1080" w:type="dxa"/>
+                <w:tcW w:w="900" w:type="dxa"/>
               </w:tcPr>
               <w:p>
                 <w:pPr>
+                  <w:jc w:val="right"/>
                   <w:rPr>
                     <w:rFonts w:ascii="Segoe UI" w:hAnsi="Segoe UI" w:cs="Segoe UI"/>
                     <w:b/>
@@ -1153,6 +1163,106 @@
                     <w:szCs w:val="16"/>
                   </w:rPr>
                   <w:t>UnitPriceCaption</w:t>
+                </w:r>
+                <w:proofErr w:type="spellEnd"/>
+              </w:p>
+            </w:tc>
+          </w:sdtContent>
+        </w:sdt>
+        <w:sdt>
+          <w:sdtPr>
+            <w:rPr>
+              <w:rFonts w:ascii="Segoe UI" w:hAnsi="Segoe UI" w:cs="Segoe UI"/>
+              <w:b/>
+              <w:bCs/>
+              <w:sz w:val="16"/>
+              <w:szCs w:val="16"/>
+            </w:rPr>
+            <w:id w:val="-1767532915"/>
+            <w:placeholder>
+              <w:docPart w:val="DefaultPlaceholder_-1854013440"/>
+            </w:placeholder>
+            <w:dataBinding w:prefixMappings="xmlns:ns0='urn:microsoft-dynamics-nav/reports/Job_Task_Quote/1017/' " w:xpath="/ns0:NavWordReportXmlPart[1]/ns0:Job_Task[1]/ns0:LineDiscountPctCaption[1]" w:storeItemID="{1ED13A7C-9FCA-4AEC-BEFF-7225676F0953}"/>
+            <w:text/>
+            <w:alias w:val="#Nav: /Job_Task/LineDiscountPctCaption"/>
+            <w:tag w:val="#Nav: Job_Task_Quote/1017"/>
+          </w:sdtPr>
+          <w:sdtContent>
+            <w:tc>
+              <w:tcPr>
+                <w:tcW w:w="990" w:type="dxa"/>
+              </w:tcPr>
+              <w:p>
+                <w:pPr>
+                  <w:jc w:val="right"/>
+                  <w:rPr>
+                    <w:rFonts w:ascii="Segoe UI" w:hAnsi="Segoe UI" w:cs="Segoe UI"/>
+                    <w:b/>
+                    <w:bCs/>
+                    <w:sz w:val="16"/>
+                    <w:szCs w:val="16"/>
+                  </w:rPr>
+                </w:pPr>
+                <w:proofErr w:type="spellStart"/>
+                <w:r>
+                  <w:rPr>
+                    <w:rFonts w:ascii="Segoe UI" w:hAnsi="Segoe UI" w:cs="Segoe UI"/>
+                    <w:b/>
+                    <w:bCs/>
+                    <w:sz w:val="16"/>
+                    <w:szCs w:val="16"/>
+                  </w:rPr>
+                  <w:t>LineDiscountPctCaption</w:t>
+                </w:r>
+                <w:proofErr w:type="spellEnd"/>
+              </w:p>
+            </w:tc>
+          </w:sdtContent>
+        </w:sdt>
+        <w:sdt>
+          <w:sdtPr>
+            <w:rPr>
+              <w:rFonts w:ascii="Segoe UI" w:hAnsi="Segoe UI" w:cs="Segoe UI"/>
+              <w:b/>
+              <w:bCs/>
+              <w:sz w:val="16"/>
+              <w:szCs w:val="16"/>
+            </w:rPr>
+            <w:id w:val="7341425"/>
+            <w:placeholder>
+              <w:docPart w:val="DefaultPlaceholder_-1854013440"/>
+            </w:placeholder>
+            <w:dataBinding w:prefixMappings="xmlns:ns0='urn:microsoft-dynamics-nav/reports/Job_Task_Quote/1017/' " w:xpath="/ns0:NavWordReportXmlPart[1]/ns0:Job_Task[1]/ns0:LineDiscountAmountCaption[1]" w:storeItemID="{1ED13A7C-9FCA-4AEC-BEFF-7225676F0953}"/>
+            <w:text/>
+            <w:alias w:val="#Nav: /Job_Task/LineDiscountAmountCaption"/>
+            <w:tag w:val="#Nav: Job_Task_Quote/1017"/>
+          </w:sdtPr>
+          <w:sdtContent>
+            <w:tc>
+              <w:tcPr>
+                <w:tcW w:w="990" w:type="dxa"/>
+              </w:tcPr>
+              <w:p>
+                <w:pPr>
+                  <w:jc w:val="right"/>
+                  <w:rPr>
+                    <w:rFonts w:ascii="Segoe UI" w:hAnsi="Segoe UI" w:cs="Segoe UI"/>
+                    <w:b/>
+                    <w:bCs/>
+                    <w:sz w:val="16"/>
+                    <w:szCs w:val="16"/>
+                  </w:rPr>
+                </w:pPr>
+                <w:proofErr w:type="spellStart"/>
+                <w:r>
+                  <w:rPr>
+                    <w:rFonts w:ascii="Segoe UI" w:hAnsi="Segoe UI" w:cs="Segoe UI"/>
+                    <w:b/>
+                    <w:bCs/>
+                    <w:sz w:val="16"/>
+                    <w:szCs w:val="16"/>
+                  </w:rPr>
+                  <w:t>LineDiscountAmountCaption</w:t>
                 </w:r>
                 <w:proofErr w:type="spellEnd"/>
               </w:p>
@@ -1172,7 +1282,7 @@
             <w:tag w:val="#Nav: Job_Task_Quote/1017"/>
             <w:id w:val="1381674516"/>
             <w:placeholder>
-              <w:docPart w:val="DefaultPlaceholder_-1854013440"/>
+              <w:docPart w:val="C4394D8E8E2A44AE9E40C9759AFC7AEB"/>
             </w:placeholder>
             <w:dataBinding w:prefixMappings="xmlns:ns0='urn:microsoft-dynamics-nav/reports/Job_Task_Quote/1017/'" w:xpath="/ns0:NavWordReportXmlPart[1]/ns0:Job_Task[1]/ns0:TotalPriceCaption[1]" w:storeItemID="{1ED13A7C-9FCA-4AEC-BEFF-7225676F0953}"/>
             <w:text/>
@@ -1180,10 +1290,11 @@
           <w:sdtContent>
             <w:tc>
               <w:tcPr>
-                <w:tcW w:w="1268" w:type="dxa"/>
+                <w:tcW w:w="985" w:type="dxa"/>
               </w:tcPr>
               <w:p>
                 <w:pPr>
+                  <w:jc w:val="right"/>
                   <w:rPr>
                     <w:rFonts w:ascii="Segoe UI" w:hAnsi="Segoe UI" w:cs="Segoe UI"/>
                     <w:b/>
@@ -1219,7 +1330,7 @@
           <w:alias w:val="#Nav: /Job_Task/Job_Planning_Line"/>
           <w:tag w:val="#Nav: Job_Task_Quote/1017"/>
           <w:id w:val="-1694839707"/>
-          <w15:dataBinding w:prefixMappings="xmlns:ns0='urn:microsoft-dynamics-nav/reports/Job_Task_Quote/1017/'" w:xpath="/ns0:NavWordReportXmlPart[1]/ns0:Job_Task[1]/ns0:Job_Planning_Line" w:storeItemID="{1ED13A7C-9FCA-4AEC-BEFF-7225676F0953}"/>
+          <w15:dataBinding w:prefixMappings="xmlns:ns0='urn:microsoft-dynamics-nav/reports/Job_Task_Quote/1017/' " w:xpath="/ns0:NavWordReportXmlPart[1]/ns0:Job_Task[1]/ns0:Job_Planning_Line" w:storeItemID="{1ED13A7C-9FCA-4AEC-BEFF-7225676F0953}"/>
           <w15:repeatingSection/>
         </w:sdtPr>
         <w:sdtContent>
@@ -1232,12 +1343,15 @@
               </w:rPr>
               <w:id w:val="228121159"/>
               <w:placeholder>
-                <w:docPart w:val="DefaultPlaceholder_-1854013435"/>
+                <w:docPart w:val="4AF1203B943C4C89AC3392D9FB8E15AA"/>
               </w:placeholder>
               <w15:repeatingSectionItem/>
             </w:sdtPr>
             <w:sdtContent>
               <w:tr>
+                <w:trPr>
+                  <w:trHeight w:val="407"/>
+                </w:trPr>
                 <w:sdt>
                   <w:sdtPr>
                     <w:rPr>
@@ -1249,16 +1363,15 @@
                     <w:tag w:val="#Nav: Job_Task_Quote/1017"/>
                     <w:id w:val="1519348100"/>
                     <w:placeholder>
-                      <w:docPart w:val="DefaultPlaceholder_-1854013440"/>
+                      <w:docPart w:val="C4394D8E8E2A44AE9E40C9759AFC7AEB"/>
                     </w:placeholder>
                     <w:dataBinding w:prefixMappings="xmlns:ns0='urn:microsoft-dynamics-nav/reports/Job_Task_Quote/1017/'" w:xpath="/ns0:NavWordReportXmlPart[1]/ns0:Job_Task[1]/ns0:Job_Planning_Line[1]/ns0:JobPlanningLine_JobTaskNo[1]" w:storeItemID="{1ED13A7C-9FCA-4AEC-BEFF-7225676F0953}"/>
                     <w:text/>
                   </w:sdtPr>
-                  <w:sdtEndPr/>
                   <w:sdtContent>
                     <w:tc>
                       <w:tcPr>
-                        <w:tcW w:w="1290" w:type="dxa"/>
+                        <w:tcW w:w="1023" w:type="dxa"/>
                       </w:tcPr>
                       <w:p>
                         <w:pPr>
@@ -1293,7 +1406,7 @@
                     <w:tag w:val="#Nav: Job_Task_Quote/1017"/>
                     <w:id w:val="494227729"/>
                     <w:placeholder>
-                      <w:docPart w:val="DefaultPlaceholder_-1854013440"/>
+                      <w:docPart w:val="C4394D8E8E2A44AE9E40C9759AFC7AEB"/>
                     </w:placeholder>
                     <w:dataBinding w:prefixMappings="xmlns:ns0='urn:microsoft-dynamics-nav/reports/Job_Task_Quote/1017/'" w:xpath="/ns0:NavWordReportXmlPart[1]/ns0:Job_Task[1]/ns0:Job_Planning_Line[1]/ns0:Indentation_JobTask[1]" w:storeItemID="{1ED13A7C-9FCA-4AEC-BEFF-7225676F0953}"/>
                     <w:text/>
@@ -1301,7 +1414,7 @@
                   <w:sdtContent>
                     <w:tc>
                       <w:tcPr>
-                        <w:tcW w:w="3030" w:type="dxa"/>
+                        <w:tcW w:w="1672" w:type="dxa"/>
                       </w:tcPr>
                       <w:p>
                         <w:pPr>
@@ -1336,7 +1449,7 @@
                     <w:tag w:val="#Nav: Job_Task_Quote/1017"/>
                     <w:id w:val="-464591156"/>
                     <w:placeholder>
-                      <w:docPart w:val="DefaultPlaceholder_-1854013440"/>
+                      <w:docPart w:val="C4394D8E8E2A44AE9E40C9759AFC7AEB"/>
                     </w:placeholder>
                     <w:dataBinding w:prefixMappings="xmlns:ns0='urn:microsoft-dynamics-nav/reports/Job_Task_Quote/1017/'" w:xpath="/ns0:NavWordReportXmlPart[1]/ns0:Job_Task[1]/ns0:Job_Planning_Line[1]/ns0:Type[1]" w:storeItemID="{1ED13A7C-9FCA-4AEC-BEFF-7225676F0953}"/>
                     <w:text/>
@@ -1344,7 +1457,7 @@
                   <w:sdtContent>
                     <w:tc>
                       <w:tcPr>
-                        <w:tcW w:w="1260" w:type="dxa"/>
+                        <w:tcW w:w="1080" w:type="dxa"/>
                       </w:tcPr>
                       <w:p>
                         <w:pPr>
@@ -1377,7 +1490,7 @@
                     <w:tag w:val="#Nav: Job_Task_Quote/1017"/>
                     <w:id w:val="-1626454812"/>
                     <w:placeholder>
-                      <w:docPart w:val="DefaultPlaceholder_-1854013440"/>
+                      <w:docPart w:val="C4394D8E8E2A44AE9E40C9759AFC7AEB"/>
                     </w:placeholder>
                     <w:dataBinding w:prefixMappings="xmlns:ns0='urn:microsoft-dynamics-nav/reports/Job_Task_Quote/1017/'" w:xpath="/ns0:NavWordReportXmlPart[1]/ns0:Job_Task[1]/ns0:Job_Planning_Line[1]/ns0:Number[1]" w:storeItemID="{1ED13A7C-9FCA-4AEC-BEFF-7225676F0953}"/>
                     <w:text/>
@@ -1385,7 +1498,7 @@
                   <w:sdtContent>
                     <w:tc>
                       <w:tcPr>
-                        <w:tcW w:w="810" w:type="dxa"/>
+                        <w:tcW w:w="1080" w:type="dxa"/>
                       </w:tcPr>
                       <w:p>
                         <w:pPr>
@@ -1418,7 +1531,7 @@
                     <w:tag w:val="#Nav: Job_Task_Quote/1017"/>
                     <w:id w:val="-2029628861"/>
                     <w:placeholder>
-                      <w:docPart w:val="DefaultPlaceholder_-1854013440"/>
+                      <w:docPart w:val="C4394D8E8E2A44AE9E40C9759AFC7AEB"/>
                     </w:placeholder>
                     <w:dataBinding w:prefixMappings="xmlns:ns0='urn:microsoft-dynamics-nav/reports/Job_Task_Quote/1017/'" w:xpath="/ns0:NavWordReportXmlPart[1]/ns0:Job_Task[1]/ns0:Job_Planning_Line[1]/ns0:Quantity[1]" w:storeItemID="{1ED13A7C-9FCA-4AEC-BEFF-7225676F0953}"/>
                     <w:text/>
@@ -1426,7 +1539,7 @@
                   <w:sdtContent>
                     <w:tc>
                       <w:tcPr>
-                        <w:tcW w:w="900" w:type="dxa"/>
+                        <w:tcW w:w="905" w:type="dxa"/>
                       </w:tcPr>
                       <w:p>
                         <w:pPr>
@@ -1460,7 +1573,7 @@
                     <w:tag w:val="#Nav: Job_Task_Quote/1017"/>
                     <w:id w:val="375437757"/>
                     <w:placeholder>
-                      <w:docPart w:val="DefaultPlaceholder_-1854013440"/>
+                      <w:docPart w:val="C4394D8E8E2A44AE9E40C9759AFC7AEB"/>
                     </w:placeholder>
                     <w:dataBinding w:prefixMappings="xmlns:ns0='urn:microsoft-dynamics-nav/reports/Job_Task_Quote/1017/'" w:xpath="/ns0:NavWordReportXmlPart[1]/ns0:Job_Task[1]/ns0:Job_Planning_Line[1]/ns0:UnitPriceLCY[1]" w:storeItemID="{1ED13A7C-9FCA-4AEC-BEFF-7225676F0953}"/>
                     <w:text/>
@@ -1468,7 +1581,7 @@
                   <w:sdtContent>
                     <w:tc>
                       <w:tcPr>
-                        <w:tcW w:w="1080" w:type="dxa"/>
+                        <w:tcW w:w="900" w:type="dxa"/>
                       </w:tcPr>
                       <w:p>
                         <w:pPr>
@@ -1500,11 +1613,99 @@
                       <w:sz w:val="16"/>
                       <w:szCs w:val="16"/>
                     </w:rPr>
+                    <w:id w:val="-337858422"/>
+                    <w:placeholder>
+                      <w:docPart w:val="DefaultPlaceholder_-1854013440"/>
+                    </w:placeholder>
+                    <w:dataBinding w:prefixMappings="xmlns:ns0='urn:microsoft-dynamics-nav/reports/Job_Task_Quote/1017/' " w:xpath="/ns0:NavWordReportXmlPart[1]/ns0:Job_Task[1]/ns0:Job_Planning_Line[1]/ns0:LineDiscountPct[1]" w:storeItemID="{1ED13A7C-9FCA-4AEC-BEFF-7225676F0953}"/>
+                    <w:text/>
+                    <w:alias w:val="#Nav: /Job_Task/Job_Planning_Line/LineDiscountPct"/>
+                    <w:tag w:val="#Nav: Job_Task_Quote/1017"/>
+                  </w:sdtPr>
+                  <w:sdtContent>
+                    <w:tc>
+                      <w:tcPr>
+                        <w:tcW w:w="990" w:type="dxa"/>
+                      </w:tcPr>
+                      <w:p>
+                        <w:pPr>
+                          <w:jc w:val="right"/>
+                          <w:rPr>
+                            <w:rFonts w:ascii="Segoe UI" w:hAnsi="Segoe UI" w:cs="Segoe UI"/>
+                            <w:sz w:val="16"/>
+                            <w:szCs w:val="16"/>
+                          </w:rPr>
+                        </w:pPr>
+                        <w:proofErr w:type="spellStart"/>
+                        <w:r>
+                          <w:rPr>
+                            <w:rFonts w:ascii="Segoe UI" w:hAnsi="Segoe UI" w:cs="Segoe UI"/>
+                            <w:sz w:val="16"/>
+                            <w:szCs w:val="16"/>
+                          </w:rPr>
+                          <w:t>LineDiscountPct</w:t>
+                        </w:r>
+                        <w:proofErr w:type="spellEnd"/>
+                      </w:p>
+                    </w:tc>
+                  </w:sdtContent>
+                </w:sdt>
+                <w:sdt>
+                  <w:sdtPr>
+                    <w:rPr>
+                      <w:rFonts w:ascii="Segoe UI" w:hAnsi="Segoe UI" w:cs="Segoe UI"/>
+                      <w:sz w:val="16"/>
+                      <w:szCs w:val="16"/>
+                    </w:rPr>
+                    <w:id w:val="426395290"/>
+                    <w:placeholder>
+                      <w:docPart w:val="DefaultPlaceholder_-1854013440"/>
+                    </w:placeholder>
+                    <w:dataBinding w:prefixMappings="xmlns:ns0='urn:microsoft-dynamics-nav/reports/Job_Task_Quote/1017/' " w:xpath="/ns0:NavWordReportXmlPart[1]/ns0:Job_Task[1]/ns0:Job_Planning_Line[1]/ns0:LineDiscountAmount[1]" w:storeItemID="{1ED13A7C-9FCA-4AEC-BEFF-7225676F0953}"/>
+                    <w:text/>
+                    <w:alias w:val="#Nav: /Job_Task/Job_Planning_Line/LineDiscountAmount"/>
+                    <w:tag w:val="#Nav: Job_Task_Quote/1017"/>
+                  </w:sdtPr>
+                  <w:sdtContent>
+                    <w:tc>
+                      <w:tcPr>
+                        <w:tcW w:w="990" w:type="dxa"/>
+                      </w:tcPr>
+                      <w:p>
+                        <w:pPr>
+                          <w:jc w:val="right"/>
+                          <w:rPr>
+                            <w:rFonts w:ascii="Segoe UI" w:hAnsi="Segoe UI" w:cs="Segoe UI"/>
+                            <w:sz w:val="16"/>
+                            <w:szCs w:val="16"/>
+                          </w:rPr>
+                        </w:pPr>
+                        <w:proofErr w:type="spellStart"/>
+                        <w:r>
+                          <w:rPr>
+                            <w:rFonts w:ascii="Segoe UI" w:hAnsi="Segoe UI" w:cs="Segoe UI"/>
+                            <w:sz w:val="16"/>
+                            <w:szCs w:val="16"/>
+                          </w:rPr>
+                          <w:t>LineDiscountAmount</w:t>
+                        </w:r>
+                        <w:proofErr w:type="spellEnd"/>
+                      </w:p>
+                    </w:tc>
+                  </w:sdtContent>
+                </w:sdt>
+                <w:sdt>
+                  <w:sdtPr>
+                    <w:rPr>
+                      <w:rFonts w:ascii="Segoe UI" w:hAnsi="Segoe UI" w:cs="Segoe UI"/>
+                      <w:sz w:val="16"/>
+                      <w:szCs w:val="16"/>
+                    </w:rPr>
                     <w:alias w:val="#Nav: /Job_Task/Job_Planning_Line/TotalPriceLCY"/>
                     <w:tag w:val="#Nav: Job_Task_Quote/1017"/>
                     <w:id w:val="466470492"/>
                     <w:placeholder>
-                      <w:docPart w:val="DefaultPlaceholder_-1854013440"/>
+                      <w:docPart w:val="C4394D8E8E2A44AE9E40C9759AFC7AEB"/>
                     </w:placeholder>
                     <w:dataBinding w:prefixMappings="xmlns:ns0='urn:microsoft-dynamics-nav/reports/Job_Task_Quote/1017/'" w:xpath="/ns0:NavWordReportXmlPart[1]/ns0:Job_Task[1]/ns0:Job_Planning_Line[1]/ns0:TotalPriceLCY[1]" w:storeItemID="{1ED13A7C-9FCA-4AEC-BEFF-7225676F0953}"/>
                     <w:text/>
@@ -1512,7 +1713,7 @@
                   <w:sdtContent>
                     <w:tc>
                       <w:tcPr>
-                        <w:tcW w:w="1268" w:type="dxa"/>
+                        <w:tcW w:w="985" w:type="dxa"/>
                       </w:tcPr>
                       <w:p>
                         <w:pPr>
@@ -1543,27 +1744,36 @@
         </w:sdtContent>
       </w:sdt>
       <w:tr>
+        <w:trPr>
+          <w:trHeight w:val="277"/>
+        </w:trPr>
         <w:tc>
           <w:tcPr>
-            <w:tcW w:w="1290" w:type="dxa"/>
+            <w:tcW w:w="1023" w:type="dxa"/>
           </w:tcPr>
           <w:p/>
         </w:tc>
         <w:tc>
           <w:tcPr>
-            <w:tcW w:w="3030" w:type="dxa"/>
+            <w:tcW w:w="1672" w:type="dxa"/>
           </w:tcPr>
           <w:p/>
         </w:tc>
         <w:tc>
           <w:tcPr>
-            <w:tcW w:w="1260" w:type="dxa"/>
+            <w:tcW w:w="1080" w:type="dxa"/>
           </w:tcPr>
           <w:p/>
         </w:tc>
         <w:tc>
           <w:tcPr>
-            <w:tcW w:w="810" w:type="dxa"/>
+            <w:tcW w:w="1080" w:type="dxa"/>
+          </w:tcPr>
+          <w:p/>
+        </w:tc>
+        <w:tc>
+          <w:tcPr>
+            <w:tcW w:w="905" w:type="dxa"/>
           </w:tcPr>
           <w:p/>
         </w:tc>
@@ -1575,9 +1785,37 @@
         </w:tc>
         <w:tc>
           <w:tcPr>
-            <w:tcW w:w="1080" w:type="dxa"/>
+            <w:tcW w:w="990" w:type="dxa"/>
           </w:tcPr>
-          <w:p/>
+          <w:p>
+            <w:pPr>
+              <w:jc w:val="right"/>
+              <w:rPr>
+                <w:rFonts w:ascii="Segoe UI" w:hAnsi="Segoe UI" w:cs="Segoe UI"/>
+                <w:b/>
+                <w:bCs/>
+                <w:sz w:val="16"/>
+                <w:szCs w:val="16"/>
+              </w:rPr>
+            </w:pPr>
+          </w:p>
+        </w:tc>
+        <w:tc>
+          <w:tcPr>
+            <w:tcW w:w="990" w:type="dxa"/>
+          </w:tcPr>
+          <w:p>
+            <w:pPr>
+              <w:jc w:val="right"/>
+              <w:rPr>
+                <w:rFonts w:ascii="Segoe UI" w:hAnsi="Segoe UI" w:cs="Segoe UI"/>
+                <w:b/>
+                <w:bCs/>
+                <w:sz w:val="16"/>
+                <w:szCs w:val="16"/>
+              </w:rPr>
+            </w:pPr>
+          </w:p>
         </w:tc>
         <w:sdt>
           <w:sdtPr>
@@ -1592,7 +1830,7 @@
             <w:tag w:val="#Nav: Job_Task_Quote/1017"/>
             <w:id w:val="1351068271"/>
             <w:placeholder>
-              <w:docPart w:val="DefaultPlaceholder_-1854013440"/>
+              <w:docPart w:val="C4394D8E8E2A44AE9E40C9759AFC7AEB"/>
             </w:placeholder>
             <w:dataBinding w:prefixMappings="xmlns:ns0='urn:microsoft-dynamics-nav/reports/Job_Task_Quote/1017/'" w:xpath="/ns0:NavWordReportXmlPart[1]/ns0:Job_Task[1]/ns0:Totals[1]/ns0:JobTotalValue[1]" w:storeItemID="{1ED13A7C-9FCA-4AEC-BEFF-7225676F0953}"/>
             <w:text/>
@@ -1600,7 +1838,7 @@
           <w:sdtContent>
             <w:tc>
               <w:tcPr>
-                <w:tcW w:w="1268" w:type="dxa"/>
+                <w:tcW w:w="985" w:type="dxa"/>
               </w:tcPr>
               <w:p>
                 <w:pPr>
@@ -1637,7 +1875,7 @@
 </file>
 
 <file path=word/endnotes.xml><?xml version="1.0" encoding="utf-8"?>
-<w:endnotes xmlns:wpc="http://schemas.microsoft.com/office/word/2010/wordprocessingCanvas" xmlns:cx="http://schemas.microsoft.com/office/drawing/2014/chartex" xmlns:cx1="http://schemas.microsoft.com/office/drawing/2015/9/8/chartex" xmlns:cx2="http://schemas.microsoft.com/office/drawing/2015/10/21/chartex" xmlns:cx3="http://schemas.microsoft.com/office/drawing/2016/5/9/chartex" xmlns:cx4="http://schemas.microsoft.com/office/drawing/2016/5/10/chartex" xmlns:cx5="http://schemas.microsoft.com/office/drawing/2016/5/11/chartex" xmlns:cx6="http://schemas.microsoft.com/office/drawing/2016/5/12/chartex" xmlns:cx7="http://schemas.microsoft.com/office/drawing/2016/5/13/chartex" xmlns:cx8="http://schemas.microsoft.com/office/drawing/2016/5/14/chartex" xmlns:mc="http://schemas.openxmlformats.org/markup-compatibility/2006" xmlns:aink="http://schemas.microsoft.com/office/drawing/2016/ink" xmlns:am3d="http://schemas.microsoft.com/office/drawing/2017/model3d" xmlns:o="urn:schemas-microsoft-com:office:office" xmlns:oel="http://schemas.microsoft.com/office/2019/extlst" xmlns:r="http://schemas.openxmlformats.org/officeDocument/2006/relationships" xmlns:m="http://schemas.openxmlformats.org/officeDocument/2006/math" xmlns:v="urn:schemas-microsoft-com:vml" xmlns:wp14="http://schemas.microsoft.com/office/word/2010/wordprocessingDrawing" xmlns:wp="http://schemas.openxmlformats.org/drawingml/2006/wordprocessingDrawing" xmlns:w10="urn:schemas-microsoft-com:office:word" xmlns:w="http://schemas.openxmlformats.org/wordprocessingml/2006/main" xmlns:w14="http://schemas.microsoft.com/office/word/2010/wordml" xmlns:w15="http://schemas.microsoft.com/office/word/2012/wordml" xmlns:w16cex="http://schemas.microsoft.com/office/word/2018/wordml/cex" xmlns:w16cid="http://schemas.microsoft.com/office/word/2016/wordml/cid" xmlns:w16="http://schemas.microsoft.com/office/word/2018/wordml" xmlns:w16du="http://schemas.microsoft.com/office/word/2023/wordml/word16du" xmlns:w16sdtdh="http://schemas.microsoft.com/office/word/2020/wordml/sdtdatahash" xmlns:w16se="http://schemas.microsoft.com/office/word/2015/wordml/symex" xmlns:wpg="http://schemas.microsoft.com/office/word/2010/wordprocessingGroup" xmlns:wpi="http://schemas.microsoft.com/office/word/2010/wordprocessingInk" xmlns:wne="http://schemas.microsoft.com/office/word/2006/wordml" xmlns:wps="http://schemas.microsoft.com/office/word/2010/wordprocessingShape" mc:Ignorable="w14 w15 w16se w16cid w16 w16cex w16sdtdh w16du wp14">
+<w:endnotes xmlns:wpc="http://schemas.microsoft.com/office/word/2010/wordprocessingCanvas" xmlns:cx="http://schemas.microsoft.com/office/drawing/2014/chartex" xmlns:cx1="http://schemas.microsoft.com/office/drawing/2015/9/8/chartex" xmlns:cx2="http://schemas.microsoft.com/office/drawing/2015/10/21/chartex" xmlns:cx3="http://schemas.microsoft.com/office/drawing/2016/5/9/chartex" xmlns:cx4="http://schemas.microsoft.com/office/drawing/2016/5/10/chartex" xmlns:cx5="http://schemas.microsoft.com/office/drawing/2016/5/11/chartex" xmlns:cx6="http://schemas.microsoft.com/office/drawing/2016/5/12/chartex" xmlns:cx7="http://schemas.microsoft.com/office/drawing/2016/5/13/chartex" xmlns:cx8="http://schemas.microsoft.com/office/drawing/2016/5/14/chartex" xmlns:mc="http://schemas.openxmlformats.org/markup-compatibility/2006" xmlns:aink="http://schemas.microsoft.com/office/drawing/2016/ink" xmlns:am3d="http://schemas.microsoft.com/office/drawing/2017/model3d" xmlns:o="urn:schemas-microsoft-com:office:office" xmlns:oel="http://schemas.microsoft.com/office/2019/extlst" xmlns:r="http://schemas.openxmlformats.org/officeDocument/2006/relationships" xmlns:m="http://schemas.openxmlformats.org/officeDocument/2006/math" xmlns:v="urn:schemas-microsoft-com:vml" xmlns:wp14="http://schemas.microsoft.com/office/word/2010/wordprocessingDrawing" xmlns:wp="http://schemas.openxmlformats.org/drawingml/2006/wordprocessingDrawing" xmlns:w10="urn:schemas-microsoft-com:office:word" xmlns:w="http://schemas.openxmlformats.org/wordprocessingml/2006/main" xmlns:w14="http://schemas.microsoft.com/office/word/2010/wordml" xmlns:w15="http://schemas.microsoft.com/office/word/2012/wordml" xmlns:w16cex="http://schemas.microsoft.com/office/word/2018/wordml/cex" xmlns:w16cid="http://schemas.microsoft.com/office/word/2016/wordml/cid" xmlns:w16="http://schemas.microsoft.com/office/word/2018/wordml" xmlns:w16du="http://schemas.microsoft.com/office/word/2023/wordml/word16du" xmlns:w16sdtdh="http://schemas.microsoft.com/office/word/2020/wordml/sdtdatahash" xmlns:w16sdtfl="http://schemas.microsoft.com/office/word/2024/wordml/sdtformatlock" xmlns:w16se="http://schemas.microsoft.com/office/word/2015/wordml/symex" xmlns:wpg="http://schemas.microsoft.com/office/word/2010/wordprocessingGroup" xmlns:wpi="http://schemas.microsoft.com/office/word/2010/wordprocessingInk" xmlns:wne="http://schemas.microsoft.com/office/word/2006/wordml" xmlns:wps="http://schemas.microsoft.com/office/word/2010/wordprocessingShape" mc:Ignorable="w14 w15 w16se w16cid w16 w16cex w16sdtdh w16sdtfl w16du wp14">
   <w:endnote w:type="separator" w:id="-1">
     <w:p>
       <w:pPr>
@@ -1662,7 +1900,7 @@
 </file>
 
 <file path=word/footnotes.xml><?xml version="1.0" encoding="utf-8"?>
-<w:footnotes xmlns:wpc="http://schemas.microsoft.com/office/word/2010/wordprocessingCanvas" xmlns:cx="http://schemas.microsoft.com/office/drawing/2014/chartex" xmlns:cx1="http://schemas.microsoft.com/office/drawing/2015/9/8/chartex" xmlns:cx2="http://schemas.microsoft.com/office/drawing/2015/10/21/chartex" xmlns:cx3="http://schemas.microsoft.com/office/drawing/2016/5/9/chartex" xmlns:cx4="http://schemas.microsoft.com/office/drawing/2016/5/10/chartex" xmlns:cx5="http://schemas.microsoft.com/office/drawing/2016/5/11/chartex" xmlns:cx6="http://schemas.microsoft.com/office/drawing/2016/5/12/chartex" xmlns:cx7="http://schemas.microsoft.com/office/drawing/2016/5/13/chartex" xmlns:cx8="http://schemas.microsoft.com/office/drawing/2016/5/14/chartex" xmlns:mc="http://schemas.openxmlformats.org/markup-compatibility/2006" xmlns:aink="http://schemas.microsoft.com/office/drawing/2016/ink" xmlns:am3d="http://schemas.microsoft.com/office/drawing/2017/model3d" xmlns:o="urn:schemas-microsoft-com:office:office" xmlns:oel="http://schemas.microsoft.com/office/2019/extlst" xmlns:r="http://schemas.openxmlformats.org/officeDocument/2006/relationships" xmlns:m="http://schemas.openxmlformats.org/officeDocument/2006/math" xmlns:v="urn:schemas-microsoft-com:vml" xmlns:wp14="http://schemas.microsoft.com/office/word/2010/wordprocessingDrawing" xmlns:wp="http://schemas.openxmlformats.org/drawingml/2006/wordprocessingDrawing" xmlns:w10="urn:schemas-microsoft-com:office:word" xmlns:w="http://schemas.openxmlformats.org/wordprocessingml/2006/main" xmlns:w14="http://schemas.microsoft.com/office/word/2010/wordml" xmlns:w15="http://schemas.microsoft.com/office/word/2012/wordml" xmlns:w16cex="http://schemas.microsoft.com/office/word/2018/wordml/cex" xmlns:w16cid="http://schemas.microsoft.com/office/word/2016/wordml/cid" xmlns:w16="http://schemas.microsoft.com/office/word/2018/wordml" xmlns:w16du="http://schemas.microsoft.com/office/word/2023/wordml/word16du" xmlns:w16sdtdh="http://schemas.microsoft.com/office/word/2020/wordml/sdtdatahash" xmlns:w16se="http://schemas.microsoft.com/office/word/2015/wordml/symex" xmlns:wpg="http://schemas.microsoft.com/office/word/2010/wordprocessingGroup" xmlns:wpi="http://schemas.microsoft.com/office/word/2010/wordprocessingInk" xmlns:wne="http://schemas.microsoft.com/office/word/2006/wordml" xmlns:wps="http://schemas.microsoft.com/office/word/2010/wordprocessingShape" mc:Ignorable="w14 w15 w16se w16cid w16 w16cex w16sdtdh w16du wp14">
+<w:footnotes xmlns:wpc="http://schemas.microsoft.com/office/word/2010/wordprocessingCanvas" xmlns:cx="http://schemas.microsoft.com/office/drawing/2014/chartex" xmlns:cx1="http://schemas.microsoft.com/office/drawing/2015/9/8/chartex" xmlns:cx2="http://schemas.microsoft.com/office/drawing/2015/10/21/chartex" xmlns:cx3="http://schemas.microsoft.com/office/drawing/2016/5/9/chartex" xmlns:cx4="http://schemas.microsoft.com/office/drawing/2016/5/10/chartex" xmlns:cx5="http://schemas.microsoft.com/office/drawing/2016/5/11/chartex" xmlns:cx6="http://schemas.microsoft.com/office/drawing/2016/5/12/chartex" xmlns:cx7="http://schemas.microsoft.com/office/drawing/2016/5/13/chartex" xmlns:cx8="http://schemas.microsoft.com/office/drawing/2016/5/14/chartex" xmlns:mc="http://schemas.openxmlformats.org/markup-compatibility/2006" xmlns:aink="http://schemas.microsoft.com/office/drawing/2016/ink" xmlns:am3d="http://schemas.microsoft.com/office/drawing/2017/model3d" xmlns:o="urn:schemas-microsoft-com:office:office" xmlns:oel="http://schemas.microsoft.com/office/2019/extlst" xmlns:r="http://schemas.openxmlformats.org/officeDocument/2006/relationships" xmlns:m="http://schemas.openxmlformats.org/officeDocument/2006/math" xmlns:v="urn:schemas-microsoft-com:vml" xmlns:wp14="http://schemas.microsoft.com/office/word/2010/wordprocessingDrawing" xmlns:wp="http://schemas.openxmlformats.org/drawingml/2006/wordprocessingDrawing" xmlns:w10="urn:schemas-microsoft-com:office:word" xmlns:w="http://schemas.openxmlformats.org/wordprocessingml/2006/main" xmlns:w14="http://schemas.microsoft.com/office/word/2010/wordml" xmlns:w15="http://schemas.microsoft.com/office/word/2012/wordml" xmlns:w16cex="http://schemas.microsoft.com/office/word/2018/wordml/cex" xmlns:w16cid="http://schemas.microsoft.com/office/word/2016/wordml/cid" xmlns:w16="http://schemas.microsoft.com/office/word/2018/wordml" xmlns:w16du="http://schemas.microsoft.com/office/word/2023/wordml/word16du" xmlns:w16sdtdh="http://schemas.microsoft.com/office/word/2020/wordml/sdtdatahash" xmlns:w16sdtfl="http://schemas.microsoft.com/office/word/2024/wordml/sdtformatlock" xmlns:w16se="http://schemas.microsoft.com/office/word/2015/wordml/symex" xmlns:wpg="http://schemas.microsoft.com/office/word/2010/wordprocessingGroup" xmlns:wpi="http://schemas.microsoft.com/office/word/2010/wordprocessingInk" xmlns:wne="http://schemas.microsoft.com/office/word/2006/wordml" xmlns:wps="http://schemas.microsoft.com/office/word/2010/wordprocessingShape" mc:Ignorable="w14 w15 w16se w16cid w16 w16cex w16sdtdh w16sdtfl w16du wp14">
   <w:footnote w:type="separator" w:id="-1">
     <w:p>
       <w:pPr>
@@ -1687,7 +1925,7 @@
 </file>
 
 <file path=word/header1.xml><?xml version="1.0" encoding="utf-8"?>
-<w:hdr xmlns:wpc="http://schemas.microsoft.com/office/word/2010/wordprocessingCanvas" xmlns:cx="http://schemas.microsoft.com/office/drawing/2014/chartex" xmlns:cx1="http://schemas.microsoft.com/office/drawing/2015/9/8/chartex" xmlns:cx2="http://schemas.microsoft.com/office/drawing/2015/10/21/chartex" xmlns:cx3="http://schemas.microsoft.com/office/drawing/2016/5/9/chartex" xmlns:cx4="http://schemas.microsoft.com/office/drawing/2016/5/10/chartex" xmlns:cx5="http://schemas.microsoft.com/office/drawing/2016/5/11/chartex" xmlns:cx6="http://schemas.microsoft.com/office/drawing/2016/5/12/chartex" xmlns:cx7="http://schemas.microsoft.com/office/drawing/2016/5/13/chartex" xmlns:cx8="http://schemas.microsoft.com/office/drawing/2016/5/14/chartex" xmlns:mc="http://schemas.openxmlformats.org/markup-compatibility/2006" xmlns:aink="http://schemas.microsoft.com/office/drawing/2016/ink" xmlns:am3d="http://schemas.microsoft.com/office/drawing/2017/model3d" xmlns:o="urn:schemas-microsoft-com:office:office" xmlns:oel="http://schemas.microsoft.com/office/2019/extlst" xmlns:r="http://schemas.openxmlformats.org/officeDocument/2006/relationships" xmlns:m="http://schemas.openxmlformats.org/officeDocument/2006/math" xmlns:v="urn:schemas-microsoft-com:vml" xmlns:wp14="http://schemas.microsoft.com/office/word/2010/wordprocessingDrawing" xmlns:wp="http://schemas.openxmlformats.org/drawingml/2006/wordprocessingDrawing" xmlns:w10="urn:schemas-microsoft-com:office:word" xmlns:w="http://schemas.openxmlformats.org/wordprocessingml/2006/main" xmlns:w14="http://schemas.microsoft.com/office/word/2010/wordml" xmlns:w15="http://schemas.microsoft.com/office/word/2012/wordml" xmlns:w16cex="http://schemas.microsoft.com/office/word/2018/wordml/cex" xmlns:w16cid="http://schemas.microsoft.com/office/word/2016/wordml/cid" xmlns:w16="http://schemas.microsoft.com/office/word/2018/wordml" xmlns:w16du="http://schemas.microsoft.com/office/word/2023/wordml/word16du" xmlns:w16sdtdh="http://schemas.microsoft.com/office/word/2020/wordml/sdtdatahash" xmlns:w16se="http://schemas.microsoft.com/office/word/2015/wordml/symex" xmlns:wpg="http://schemas.microsoft.com/office/word/2010/wordprocessingGroup" xmlns:wpi="http://schemas.microsoft.com/office/word/2010/wordprocessingInk" xmlns:wne="http://schemas.microsoft.com/office/word/2006/wordml" xmlns:wps="http://schemas.microsoft.com/office/word/2010/wordprocessingShape" mc:Ignorable="w14 w15 w16se w16cid w16 w16cex w16sdtdh w16du wp14">
+<w:hdr xmlns:wpc="http://schemas.microsoft.com/office/word/2010/wordprocessingCanvas" xmlns:cx="http://schemas.microsoft.com/office/drawing/2014/chartex" xmlns:cx1="http://schemas.microsoft.com/office/drawing/2015/9/8/chartex" xmlns:cx2="http://schemas.microsoft.com/office/drawing/2015/10/21/chartex" xmlns:cx3="http://schemas.microsoft.com/office/drawing/2016/5/9/chartex" xmlns:cx4="http://schemas.microsoft.com/office/drawing/2016/5/10/chartex" xmlns:cx5="http://schemas.microsoft.com/office/drawing/2016/5/11/chartex" xmlns:cx6="http://schemas.microsoft.com/office/drawing/2016/5/12/chartex" xmlns:cx7="http://schemas.microsoft.com/office/drawing/2016/5/13/chartex" xmlns:cx8="http://schemas.microsoft.com/office/drawing/2016/5/14/chartex" xmlns:mc="http://schemas.openxmlformats.org/markup-compatibility/2006" xmlns:aink="http://schemas.microsoft.com/office/drawing/2016/ink" xmlns:am3d="http://schemas.microsoft.com/office/drawing/2017/model3d" xmlns:o="urn:schemas-microsoft-com:office:office" xmlns:oel="http://schemas.microsoft.com/office/2019/extlst" xmlns:r="http://schemas.openxmlformats.org/officeDocument/2006/relationships" xmlns:m="http://schemas.openxmlformats.org/officeDocument/2006/math" xmlns:v="urn:schemas-microsoft-com:vml" xmlns:wp14="http://schemas.microsoft.com/office/word/2010/wordprocessingDrawing" xmlns:wp="http://schemas.openxmlformats.org/drawingml/2006/wordprocessingDrawing" xmlns:w10="urn:schemas-microsoft-com:office:word" xmlns:w="http://schemas.openxmlformats.org/wordprocessingml/2006/main" xmlns:w14="http://schemas.microsoft.com/office/word/2010/wordml" xmlns:w15="http://schemas.microsoft.com/office/word/2012/wordml" xmlns:w16cex="http://schemas.microsoft.com/office/word/2018/wordml/cex" xmlns:w16cid="http://schemas.microsoft.com/office/word/2016/wordml/cid" xmlns:w16="http://schemas.microsoft.com/office/word/2018/wordml" xmlns:w16du="http://schemas.microsoft.com/office/word/2023/wordml/word16du" xmlns:w16sdtdh="http://schemas.microsoft.com/office/word/2020/wordml/sdtdatahash" xmlns:w16sdtfl="http://schemas.microsoft.com/office/word/2024/wordml/sdtformatlock" xmlns:w16se="http://schemas.microsoft.com/office/word/2015/wordml/symex" xmlns:wpg="http://schemas.microsoft.com/office/word/2010/wordprocessingGroup" xmlns:wpi="http://schemas.microsoft.com/office/word/2010/wordprocessingInk" xmlns:wne="http://schemas.microsoft.com/office/word/2006/wordml" xmlns:wps="http://schemas.microsoft.com/office/word/2010/wordprocessingShape" mc:Ignorable="w14 w15 w16se w16cid w16 w16cex w16sdtdh w16sdtfl w16du wp14">
   <w:sdt>
     <w:sdtPr>
       <w:alias w:val="#Nav: /Job_Task/TodayFormatted"/>
@@ -1716,7 +1954,7 @@
 </file>
 
 <file path=word/styles.xml><?xml version="1.0" encoding="utf-8"?>
-<w:styles xmlns:mc="http://schemas.openxmlformats.org/markup-compatibility/2006" xmlns:r="http://schemas.openxmlformats.org/officeDocument/2006/relationships" xmlns:w="http://schemas.openxmlformats.org/wordprocessingml/2006/main" xmlns:w14="http://schemas.microsoft.com/office/word/2010/wordml" xmlns:w15="http://schemas.microsoft.com/office/word/2012/wordml" xmlns:w16cex="http://schemas.microsoft.com/office/word/2018/wordml/cex" xmlns:w16cid="http://schemas.microsoft.com/office/word/2016/wordml/cid" xmlns:w16="http://schemas.microsoft.com/office/word/2018/wordml" xmlns:w16du="http://schemas.microsoft.com/office/word/2023/wordml/word16du" xmlns:w16sdtdh="http://schemas.microsoft.com/office/word/2020/wordml/sdtdatahash" xmlns:w16se="http://schemas.microsoft.com/office/word/2015/wordml/symex" mc:Ignorable="w14 w15 w16se w16cid w16 w16cex w16sdtdh w16du">
+<w:styles xmlns:mc="http://schemas.openxmlformats.org/markup-compatibility/2006" xmlns:r="http://schemas.openxmlformats.org/officeDocument/2006/relationships" xmlns:w="http://schemas.openxmlformats.org/wordprocessingml/2006/main" xmlns:w14="http://schemas.microsoft.com/office/word/2010/wordml" xmlns:w15="http://schemas.microsoft.com/office/word/2012/wordml" xmlns:w16cex="http://schemas.microsoft.com/office/word/2018/wordml/cex" xmlns:w16cid="http://schemas.microsoft.com/office/word/2016/wordml/cid" xmlns:w16="http://schemas.microsoft.com/office/word/2018/wordml" xmlns:w16du="http://schemas.microsoft.com/office/word/2023/wordml/word16du" xmlns:w16sdtdh="http://schemas.microsoft.com/office/word/2020/wordml/sdtdatahash" xmlns:w16sdtfl="http://schemas.microsoft.com/office/word/2024/wordml/sdtformatlock" xmlns:w16se="http://schemas.microsoft.com/office/word/2015/wordml/symex" mc:Ignorable="w14 w15 w16se w16cid w16 w16cex w16sdtdh w16sdtfl w16du">
   <w:docDefaults>
     <w:rPrDefault>
       <w:rPr>
@@ -2220,7 +2458,7 @@
 </file>
 
 <file path=word/glossary/document.xml><?xml version="1.0" encoding="utf-8"?>
-<w:glossaryDocument xmlns:wpc="http://schemas.microsoft.com/office/word/2010/wordprocessingCanvas" xmlns:cx="http://schemas.microsoft.com/office/drawing/2014/chartex" xmlns:cx1="http://schemas.microsoft.com/office/drawing/2015/9/8/chartex" xmlns:cx2="http://schemas.microsoft.com/office/drawing/2015/10/21/chartex" xmlns:cx3="http://schemas.microsoft.com/office/drawing/2016/5/9/chartex" xmlns:cx4="http://schemas.microsoft.com/office/drawing/2016/5/10/chartex" xmlns:cx5="http://schemas.microsoft.com/office/drawing/2016/5/11/chartex" xmlns:cx6="http://schemas.microsoft.com/office/drawing/2016/5/12/chartex" xmlns:cx7="http://schemas.microsoft.com/office/drawing/2016/5/13/chartex" xmlns:cx8="http://schemas.microsoft.com/office/drawing/2016/5/14/chartex" xmlns:mc="http://schemas.openxmlformats.org/markup-compatibility/2006" xmlns:aink="http://schemas.microsoft.com/office/drawing/2016/ink" xmlns:am3d="http://schemas.microsoft.com/office/drawing/2017/model3d" xmlns:o="urn:schemas-microsoft-com:office:office" xmlns:oel="http://schemas.microsoft.com/office/2019/extlst" xmlns:r="http://schemas.openxmlformats.org/officeDocument/2006/relationships" xmlns:m="http://schemas.openxmlformats.org/officeDocument/2006/math" xmlns:v="urn:schemas-microsoft-com:vml" xmlns:wp14="http://schemas.microsoft.com/office/word/2010/wordprocessingDrawing" xmlns:wp="http://schemas.openxmlformats.org/drawingml/2006/wordprocessingDrawing" xmlns:w10="urn:schemas-microsoft-com:office:word" xmlns:w="http://schemas.openxmlformats.org/wordprocessingml/2006/main" xmlns:w14="http://schemas.microsoft.com/office/word/2010/wordml" xmlns:w15="http://schemas.microsoft.com/office/word/2012/wordml" xmlns:w16cex="http://schemas.microsoft.com/office/word/2018/wordml/cex" xmlns:w16cid="http://schemas.microsoft.com/office/word/2016/wordml/cid" xmlns:w16="http://schemas.microsoft.com/office/word/2018/wordml" xmlns:w16du="http://schemas.microsoft.com/office/word/2023/wordml/word16du" xmlns:w16sdtdh="http://schemas.microsoft.com/office/word/2020/wordml/sdtdatahash" xmlns:w16se="http://schemas.microsoft.com/office/word/2015/wordml/symex" xmlns:wpg="http://schemas.microsoft.com/office/word/2010/wordprocessingGroup" xmlns:wpi="http://schemas.microsoft.com/office/word/2010/wordprocessingInk" xmlns:wne="http://schemas.microsoft.com/office/word/2006/wordml" xmlns:wps="http://schemas.microsoft.com/office/word/2010/wordprocessingShape" mc:Ignorable="w14 w15 w16se w16cid w16 w16cex w16sdtdh w16du wp14">
+<w:glossaryDocument xmlns:wpc="http://schemas.microsoft.com/office/word/2010/wordprocessingCanvas" xmlns:cx="http://schemas.microsoft.com/office/drawing/2014/chartex" xmlns:cx1="http://schemas.microsoft.com/office/drawing/2015/9/8/chartex" xmlns:cx2="http://schemas.microsoft.com/office/drawing/2015/10/21/chartex" xmlns:cx3="http://schemas.microsoft.com/office/drawing/2016/5/9/chartex" xmlns:cx4="http://schemas.microsoft.com/office/drawing/2016/5/10/chartex" xmlns:cx5="http://schemas.microsoft.com/office/drawing/2016/5/11/chartex" xmlns:cx6="http://schemas.microsoft.com/office/drawing/2016/5/12/chartex" xmlns:cx7="http://schemas.microsoft.com/office/drawing/2016/5/13/chartex" xmlns:cx8="http://schemas.microsoft.com/office/drawing/2016/5/14/chartex" xmlns:mc="http://schemas.openxmlformats.org/markup-compatibility/2006" xmlns:aink="http://schemas.microsoft.com/office/drawing/2016/ink" xmlns:am3d="http://schemas.microsoft.com/office/drawing/2017/model3d" xmlns:o="urn:schemas-microsoft-com:office:office" xmlns:oel="http://schemas.microsoft.com/office/2019/extlst" xmlns:r="http://schemas.openxmlformats.org/officeDocument/2006/relationships" xmlns:m="http://schemas.openxmlformats.org/officeDocument/2006/math" xmlns:v="urn:schemas-microsoft-com:vml" xmlns:wp14="http://schemas.microsoft.com/office/word/2010/wordprocessingDrawing" xmlns:wp="http://schemas.openxmlformats.org/drawingml/2006/wordprocessingDrawing" xmlns:w10="urn:schemas-microsoft-com:office:word" xmlns:w="http://schemas.openxmlformats.org/wordprocessingml/2006/main" xmlns:w14="http://schemas.microsoft.com/office/word/2010/wordml" xmlns:w15="http://schemas.microsoft.com/office/word/2012/wordml" xmlns:w16cex="http://schemas.microsoft.com/office/word/2018/wordml/cex" xmlns:w16cid="http://schemas.microsoft.com/office/word/2016/wordml/cid" xmlns:w16="http://schemas.microsoft.com/office/word/2018/wordml" xmlns:w16du="http://schemas.microsoft.com/office/word/2023/wordml/word16du" xmlns:w16sdtdh="http://schemas.microsoft.com/office/word/2020/wordml/sdtdatahash" xmlns:w16sdtfl="http://schemas.microsoft.com/office/word/2024/wordml/sdtformatlock" xmlns:w16se="http://schemas.microsoft.com/office/word/2015/wordml/symex" xmlns:wpg="http://schemas.microsoft.com/office/word/2010/wordprocessingGroup" xmlns:wpi="http://schemas.microsoft.com/office/word/2010/wordprocessingInk" xmlns:wne="http://schemas.microsoft.com/office/word/2006/wordml" xmlns:wps="http://schemas.microsoft.com/office/word/2010/wordprocessingShape" mc:Ignorable="w14 w15 w16se w16cid w16 w16cex w16sdtdh w16sdtfl w16du wp14">
   <w:docParts>
     <w:docPart>
       <w:docPartPr>
@@ -2250,7 +2488,7 @@
     </w:docPart>
     <w:docPart>
       <w:docPartPr>
-        <w:name w:val="DefaultPlaceholder_-1854013435"/>
+        <w:name w:val="C4394D8E8E2A44AE9E40C9759AFC7AEB"/>
         <w:category>
           <w:name w:val="General"/>
           <w:gallery w:val="placeholder"/>
@@ -2261,10 +2499,42 @@
         <w:behaviors>
           <w:behavior w:val="content"/>
         </w:behaviors>
-        <w:guid w:val="{EA174DF8-9944-4B2C-A692-DD25F6C6F3A2}"/>
+        <w:guid w:val="{83CD9056-3D83-4F03-9714-33F0549978B8}"/>
       </w:docPartPr>
       <w:docPartBody>
         <w:p>
+          <w:pPr>
+            <w:pStyle w:val="C4394D8E8E2A44AE9E40C9759AFC7AEB"/>
+          </w:pPr>
+          <w:r>
+            <w:rPr>
+              <w:rStyle w:val="PlaceholderText"/>
+            </w:rPr>
+            <w:t>Click or tap here to enter text.</w:t>
+          </w:r>
+        </w:p>
+      </w:docPartBody>
+    </w:docPart>
+    <w:docPart>
+      <w:docPartPr>
+        <w:name w:val="4AF1203B943C4C89AC3392D9FB8E15AA"/>
+        <w:category>
+          <w:name w:val="General"/>
+          <w:gallery w:val="placeholder"/>
+        </w:category>
+        <w:types>
+          <w:type w:val="bbPlcHdr"/>
+        </w:types>
+        <w:behaviors>
+          <w:behavior w:val="content"/>
+        </w:behaviors>
+        <w:guid w:val="{CF068AFA-0617-4979-80B0-8F531F03D967}"/>
+      </w:docPartPr>
+      <w:docPartBody>
+        <w:p>
+          <w:pPr>
+            <w:pStyle w:val="4AF1203B943C4C89AC3392D9FB8E15AA"/>
+          </w:pPr>
           <w:r>
             <w:rPr>
               <w:rStyle w:val="PlaceholderText"/>
@@ -2279,7 +2549,7 @@
 </file>
 
 <file path=word/glossary/fontTable.xml><?xml version="1.0" encoding="utf-8"?>
-<w:fonts xmlns:mc="http://schemas.openxmlformats.org/markup-compatibility/2006" xmlns:r="http://schemas.openxmlformats.org/officeDocument/2006/relationships" xmlns:w="http://schemas.openxmlformats.org/wordprocessingml/2006/main" xmlns:w14="http://schemas.microsoft.com/office/word/2010/wordml" xmlns:w15="http://schemas.microsoft.com/office/word/2012/wordml" xmlns:w16cex="http://schemas.microsoft.com/office/word/2018/wordml/cex" xmlns:w16cid="http://schemas.microsoft.com/office/word/2016/wordml/cid" xmlns:w16="http://schemas.microsoft.com/office/word/2018/wordml" xmlns:w16du="http://schemas.microsoft.com/office/word/2023/wordml/word16du" xmlns:w16sdtdh="http://schemas.microsoft.com/office/word/2020/wordml/sdtdatahash" xmlns:w16se="http://schemas.microsoft.com/office/word/2015/wordml/symex" mc:Ignorable="w14 w15 w16se w16cid w16 w16cex w16sdtdh w16du">
+<w:fonts xmlns:mc="http://schemas.openxmlformats.org/markup-compatibility/2006" xmlns:r="http://schemas.openxmlformats.org/officeDocument/2006/relationships" xmlns:w="http://schemas.openxmlformats.org/wordprocessingml/2006/main" xmlns:w14="http://schemas.microsoft.com/office/word/2010/wordml" xmlns:w15="http://schemas.microsoft.com/office/word/2012/wordml" xmlns:w16cex="http://schemas.microsoft.com/office/word/2018/wordml/cex" xmlns:w16cid="http://schemas.microsoft.com/office/word/2016/wordml/cid" xmlns:w16="http://schemas.microsoft.com/office/word/2018/wordml" xmlns:w16du="http://schemas.microsoft.com/office/word/2023/wordml/word16du" xmlns:w16sdtdh="http://schemas.microsoft.com/office/word/2020/wordml/sdtdatahash" xmlns:w16sdtfl="http://schemas.microsoft.com/office/word/2024/wordml/sdtformatlock" xmlns:w16se="http://schemas.microsoft.com/office/word/2015/wordml/symex" mc:Ignorable="w14 w15 w16se w16cid w16 w16cex w16sdtdh w16sdtfl w16du">
   <w:font w:name="Aptos">
     <w:charset w:val="00"/>
     <w:family w:val="swiss"/>
@@ -2317,7 +2587,7 @@
 </file>
 
 <file path=word/glossary/settings.xml><?xml version="1.0" encoding="utf-8"?>
-<w:settings xmlns:mc="http://schemas.openxmlformats.org/markup-compatibility/2006" xmlns:o="urn:schemas-microsoft-com:office:office" xmlns:r="http://schemas.openxmlformats.org/officeDocument/2006/relationships" xmlns:m="http://schemas.openxmlformats.org/officeDocument/2006/math" xmlns:v="urn:schemas-microsoft-com:vml" xmlns:w10="urn:schemas-microsoft-com:office:word" xmlns:w="http://schemas.openxmlformats.org/wordprocessingml/2006/main" xmlns:w14="http://schemas.microsoft.com/office/word/2010/wordml" xmlns:w15="http://schemas.microsoft.com/office/word/2012/wordml" xmlns:w16cex="http://schemas.microsoft.com/office/word/2018/wordml/cex" xmlns:w16cid="http://schemas.microsoft.com/office/word/2016/wordml/cid" xmlns:w16="http://schemas.microsoft.com/office/word/2018/wordml" xmlns:w16du="http://schemas.microsoft.com/office/word/2023/wordml/word16du" xmlns:w16sdtdh="http://schemas.microsoft.com/office/word/2020/wordml/sdtdatahash" xmlns:w16se="http://schemas.microsoft.com/office/word/2015/wordml/symex" xmlns:sl="http://schemas.openxmlformats.org/schemaLibrary/2006/main" mc:Ignorable="w14 w15 w16se w16cid w16 w16cex w16sdtdh w16du">
+<w:settings xmlns:mc="http://schemas.openxmlformats.org/markup-compatibility/2006" xmlns:o="urn:schemas-microsoft-com:office:office" xmlns:r="http://schemas.openxmlformats.org/officeDocument/2006/relationships" xmlns:m="http://schemas.openxmlformats.org/officeDocument/2006/math" xmlns:v="urn:schemas-microsoft-com:vml" xmlns:w10="urn:schemas-microsoft-com:office:word" xmlns:w="http://schemas.openxmlformats.org/wordprocessingml/2006/main" xmlns:w14="http://schemas.microsoft.com/office/word/2010/wordml" xmlns:w15="http://schemas.microsoft.com/office/word/2012/wordml" xmlns:w16cex="http://schemas.microsoft.com/office/word/2018/wordml/cex" xmlns:w16cid="http://schemas.microsoft.com/office/word/2016/wordml/cid" xmlns:w16="http://schemas.microsoft.com/office/word/2018/wordml" xmlns:w16du="http://schemas.microsoft.com/office/word/2023/wordml/word16du" xmlns:w16sdtdh="http://schemas.microsoft.com/office/word/2020/wordml/sdtdatahash" xmlns:w16sdtfl="http://schemas.microsoft.com/office/word/2024/wordml/sdtformatlock" xmlns:w16se="http://schemas.microsoft.com/office/word/2015/wordml/symex" xmlns:sl="http://schemas.openxmlformats.org/schemaLibrary/2006/main" mc:Ignorable="w14 w15 w16se w16cid w16 w16cex w16sdtdh w16sdtfl w16du">
   <w:view w:val="normal"/>
   <w:defaultTabStop w:val="720"/>
   <w:characterSpacingControl w:val="doNotCompress"/>
@@ -2333,24 +2603,38 @@
   <w:rsids>
     <w:rsidRoot w:val="000129A2"/>
     <w:rsid w:val="000129A2"/>
+    <w:rsid w:val="000C3955"/>
+    <w:rsid w:val="001239DA"/>
     <w:rsid w:val="001E1E6B"/>
     <w:rsid w:val="002074B1"/>
     <w:rsid w:val="002E60ED"/>
     <w:rsid w:val="00316BB2"/>
+    <w:rsid w:val="0049547E"/>
     <w:rsid w:val="004A23F9"/>
+    <w:rsid w:val="004E2026"/>
+    <w:rsid w:val="004E34B3"/>
     <w:rsid w:val="00514B4D"/>
     <w:rsid w:val="005F03F3"/>
     <w:rsid w:val="006152C7"/>
     <w:rsid w:val="006C1FB1"/>
+    <w:rsid w:val="006D33AB"/>
     <w:rsid w:val="00701FCB"/>
+    <w:rsid w:val="00710173"/>
     <w:rsid w:val="008749C1"/>
     <w:rsid w:val="008D5CD0"/>
+    <w:rsid w:val="009168DE"/>
+    <w:rsid w:val="00955656"/>
+    <w:rsid w:val="00A40D31"/>
     <w:rsid w:val="00A6133D"/>
+    <w:rsid w:val="00B055B5"/>
     <w:rsid w:val="00B7094F"/>
     <w:rsid w:val="00B935C0"/>
+    <w:rsid w:val="00BB1817"/>
     <w:rsid w:val="00BB3FF5"/>
     <w:rsid w:val="00BC2AE6"/>
+    <w:rsid w:val="00C54E38"/>
     <w:rsid w:val="00DF64C9"/>
+    <w:rsid w:val="00E03B69"/>
     <w:rsid w:val="00E21C3E"/>
     <w:rsid w:val="00F06436"/>
     <w:rsid w:val="00F65028"/>
@@ -2377,7 +2661,7 @@
 </file>
 
 <file path=word/glossary/styles.xml><?xml version="1.0" encoding="utf-8"?>
-<w:styles xmlns:mc="http://schemas.openxmlformats.org/markup-compatibility/2006" xmlns:r="http://schemas.openxmlformats.org/officeDocument/2006/relationships" xmlns:w="http://schemas.openxmlformats.org/wordprocessingml/2006/main" xmlns:w14="http://schemas.microsoft.com/office/word/2010/wordml" xmlns:w15="http://schemas.microsoft.com/office/word/2012/wordml" xmlns:w16cex="http://schemas.microsoft.com/office/word/2018/wordml/cex" xmlns:w16cid="http://schemas.microsoft.com/office/word/2016/wordml/cid" xmlns:w16="http://schemas.microsoft.com/office/word/2018/wordml" xmlns:w16du="http://schemas.microsoft.com/office/word/2023/wordml/word16du" xmlns:w16sdtdh="http://schemas.microsoft.com/office/word/2020/wordml/sdtdatahash" xmlns:w16se="http://schemas.microsoft.com/office/word/2015/wordml/symex" mc:Ignorable="w14 w15 w16se w16cid w16 w16cex w16sdtdh w16du">
+<w:styles xmlns:mc="http://schemas.openxmlformats.org/markup-compatibility/2006" xmlns:r="http://schemas.openxmlformats.org/officeDocument/2006/relationships" xmlns:w="http://schemas.openxmlformats.org/wordprocessingml/2006/main" xmlns:w14="http://schemas.microsoft.com/office/word/2010/wordml" xmlns:w15="http://schemas.microsoft.com/office/word/2012/wordml" xmlns:w16cex="http://schemas.microsoft.com/office/word/2018/wordml/cex" xmlns:w16cid="http://schemas.microsoft.com/office/word/2016/wordml/cid" xmlns:w16="http://schemas.microsoft.com/office/word/2018/wordml" xmlns:w16du="http://schemas.microsoft.com/office/word/2023/wordml/word16du" xmlns:w16sdtdh="http://schemas.microsoft.com/office/word/2020/wordml/sdtdatahash" xmlns:w16sdtfl="http://schemas.microsoft.com/office/word/2024/wordml/sdtformatlock" xmlns:w16se="http://schemas.microsoft.com/office/word/2015/wordml/symex" mc:Ignorable="w14 w15 w16se w16cid w16 w16cex w16sdtdh w16sdtfl w16du">
   <w:docDefaults>
     <w:rPrDefault>
       <w:rPr>
@@ -2809,16 +3093,24 @@
     <w:basedOn w:val="DefaultParagraphFont"/>
     <w:uiPriority w:val="99"/>
     <w:semiHidden/>
-    <w:rsid w:val="00B7094F"/>
+    <w:rsid w:val="00B055B5"/>
     <w:rPr>
       <w:color w:val="666666"/>
     </w:rPr>
+  </w:style>
+  <w:style w:type="paragraph" w:customStyle="1" w:styleId="C4394D8E8E2A44AE9E40C9759AFC7AEB">
+    <w:name w:val="C4394D8E8E2A44AE9E40C9759AFC7AEB"/>
+    <w:rsid w:val="00B055B5"/>
+  </w:style>
+  <w:style w:type="paragraph" w:customStyle="1" w:styleId="4AF1203B943C4C89AC3392D9FB8E15AA">
+    <w:name w:val="4AF1203B943C4C89AC3392D9FB8E15AA"/>
+    <w:rsid w:val="00B055B5"/>
   </w:style>
 </w:styles>
 </file>
 
 <file path=word/glossary/webSettings.xml><?xml version="1.0" encoding="utf-8"?>
-<w:webSettings xmlns:mc="http://schemas.openxmlformats.org/markup-compatibility/2006" xmlns:r="http://schemas.openxmlformats.org/officeDocument/2006/relationships" xmlns:w="http://schemas.openxmlformats.org/wordprocessingml/2006/main" xmlns:w14="http://schemas.microsoft.com/office/word/2010/wordml" xmlns:w15="http://schemas.microsoft.com/office/word/2012/wordml" xmlns:w16cex="http://schemas.microsoft.com/office/word/2018/wordml/cex" xmlns:w16cid="http://schemas.microsoft.com/office/word/2016/wordml/cid" xmlns:w16="http://schemas.microsoft.com/office/word/2018/wordml" xmlns:w16du="http://schemas.microsoft.com/office/word/2023/wordml/word16du" xmlns:w16sdtdh="http://schemas.microsoft.com/office/word/2020/wordml/sdtdatahash" xmlns:w16se="http://schemas.microsoft.com/office/word/2015/wordml/symex" mc:Ignorable="w14 w15 w16se w16cid w16 w16cex w16sdtdh w16du">
+<w:webSettings xmlns:mc="http://schemas.openxmlformats.org/markup-compatibility/2006" xmlns:r="http://schemas.openxmlformats.org/officeDocument/2006/relationships" xmlns:w="http://schemas.openxmlformats.org/wordprocessingml/2006/main" xmlns:w14="http://schemas.microsoft.com/office/word/2010/wordml" xmlns:w15="http://schemas.microsoft.com/office/word/2012/wordml" xmlns:w16cex="http://schemas.microsoft.com/office/word/2018/wordml/cex" xmlns:w16cid="http://schemas.microsoft.com/office/word/2016/wordml/cid" xmlns:w16="http://schemas.microsoft.com/office/word/2018/wordml" xmlns:w16du="http://schemas.microsoft.com/office/word/2023/wordml/word16du" xmlns:w16sdtdh="http://schemas.microsoft.com/office/word/2020/wordml/sdtdatahash" xmlns:w16sdtfl="http://schemas.microsoft.com/office/word/2024/wordml/sdtformatlock" xmlns:w16se="http://schemas.microsoft.com/office/word/2015/wordml/symex" mc:Ignorable="w14 w15 w16se w16cid w16 w16cex w16sdtdh w16sdtfl w16du">
   <w:optimizeForBrowser/>
   <w:allowPNG/>
 </w:webSettings>
@@ -3119,96 +3411,193 @@
 </a:theme>
 </file>
 
-<file path=customXml/item1.xml><?xml version="1.0" encoding="utf-8"?>
-<NavWordReportXmlPart xmlns="urn:microsoft-dynamics-nav/reports/Job_Task_Quote/1017/">
-  <BCReportInformation>
-    <ReportMetadata>
-      <ExtensionId>Extension ID</ExtensionId>
-      <ExtensionName>Extension Name</ExtensionName>
-      <ExtensionPublisher>Extension Publisher</ExtensionPublisher>
-      <ExtensionVersion>Extension Version</ExtensionVersion>
-      <ReportId>Report ID</ReportId>
-      <ReportName>Report Name</ReportName>
-      <AboutThisReportTitle>About This Report Title</AboutThisReportTitle>
-      <AboutThisReportText>About This Report Text</AboutThisReportText>
-      <ReportHelpLink>Report Help Link</ReportHelpLink>
-    </ReportMetadata>
-    <ReportRequest>
-      <TenantEntraId>Tenant Entra Id</TenantEntraId>
-      <EnvironmentName>Environment Name</EnvironmentName>
-      <EnvironmentType>Environment Type</EnvironmentType>
-      <CompanyName>Company Name</CompanyName>
-      <CompanyDisplayName>Company Display Name</CompanyDisplayName>
-      <CompanyId>Company ID</CompanyId>
-      <UserName>User Name</UserName>
-      <DateAndTime>Date and Time</DateAndTime>
-      <Language>Language</Language>
-      <FormatRegion>Format Region</FormatRegion>
-      <DateTimeValues>
-        <Year>Year</Year>
-        <MonthNumber>Month Number</MonthNumber>
-        <DayNumber>Day Number</DayNumber>
-        <Hour>Hour</Hour>
-        <Minute>Minute</Minute>
-      </DateTimeValues>
-    </ReportRequest>
-  </BCReportInformation>
-  <Labels>
-    <JobDescriptionLbl>JobDescriptionLbl</JobDescriptionLbl>
-    <JobNoLbl>JobNoLbl</JobNoLbl>
-  </Labels>
-  <Job_Task>
-    <BillToAddress1>BillToAddress1</BillToAddress1>
-    <BillToAddress2>BillToAddress2</BillToAddress2>
-    <BillToAddress3>BillToAddress3</BillToAddress3>
-    <BillToAddress4>BillToAddress4</BillToAddress4>
-    <BillToAddress5>BillToAddress5</BillToAddress5>
-    <BillToAddress6>BillToAddress6</BillToAddress6>
-    <CompanyAddress1>CompanyAddress1</CompanyAddress1>
-    <CompanyAddress2>CompanyAddress2</CompanyAddress2>
-    <CompanyAddress3>CompanyAddress3</CompanyAddress3>
-    <CompanyAddress4>CompanyAddress4</CompanyAddress4>
-    <CompanyAddress5>CompanyAddress5</CompanyAddress5>
-    <CompanyAddress6>CompanyAddress6</CompanyAddress6>
-    <CompanyAddress7>CompanyAddress7</CompanyAddress7>
-    <CompanyAddress8>CompanyAddress8</CompanyAddress8>
-    <CompanyLogoPosition>CompanyLogoPosition</CompanyLogoPosition>
-    <CompanyName>CompanyName</CompanyName>
-    <CompanyPicture/>
-    <CurrReportPageNoCaption>CurrReportPageNoCaption</CurrReportPageNoCaption>
-    <DescriptionCaption>DescriptionCaption</DescriptionCaption>
-    <Description_Job>Description_Job</Description_Job>
-    <JobTaskFilter>JobTaskFilter</JobTaskFilter>
-    <JobTaskNoCapt>JobTaskNoCapt</JobTaskNoCapt>
-    <JobTaskQuoteCaptLbl>JobTaskQuoteCaptLbl</JobTaskQuoteCaptLbl>
-    <JobTasktableCaptFilter>JobTasktableCaptFilter</JobTasktableCaptFilter>
-    <JobTaskTypeCaption>JobTaskTypeCaption</JobTaskTypeCaption>
-    <NoCaption>NoCaption</NoCaption>
-    <No_Job>No_Job</No_Job>
-    <QuantityCaption>QuantityCaption</QuantityCaption>
-    <Task_No_Job>Task_No_Job</Task_No_Job>
-    <TodayFormatted>TodayFormatted</TodayFormatted>
-    <TotalPriceCaption>TotalPriceCaption</TotalPriceCaption>
-    <UnitPriceCaption>UnitPriceCaption</UnitPriceCaption>
-    <Job_Planning_Line>
-      <Indentation_JobTask>Indentation_JobTask</Indentation_JobTask>
-      <JobPlanningLine_JobTaskNo>JobPlanningLine_JobTaskNo</JobPlanningLine_JobTaskNo>
-      <JobPlanningLine_LineType>JobPlanningLine_LineType</JobPlanningLine_LineType>
-      <JobPlanningLine_Type>JobPlanningLine_Type</JobPlanningLine_Type>
-      <Number>Number</Number>
-      <Quantity>Quantity</Quantity>
-      <ShowIntBody3>ShowIntBody3</ShowIntBody3>
-      <TotalPrice>TotalPrice</TotalPrice>
-      <TotalPriceLCY>TotalPriceLCY</TotalPriceLCY>
-      <Type>Type</Type>
-      <UnitPrice>UnitPrice</UnitPrice>
-      <UnitPriceLCY>UnitPriceLCY</UnitPriceLCY>
-    </Job_Planning_Line>
-    <Totals>
-      <JobTotalValue>JobTotalValue</JobTotalValue>
-    </Totals>
-  </Job_Task>
-</NavWordReportXmlPart>
+<file path=customXml/item1.xml>��< ? x m l   v e r s i o n = " 1 . 0 "   e n c o d i n g = " u t f - 1 6 " ? > + 
+ < N a v W o r d R e p o r t X m l P a r t   x m l n s = " u r n : m i c r o s o f t - d y n a m i c s - n a v / r e p o r t s / J o b _ T a s k _ Q u o t e / 1 0 1 7 / " > + 
+     < B C R e p o r t I n f o r m a t i o n > + 
+         < R e p o r t M e t a d a t a > + 
+             < E x t e n s i o n I d > E x t e n s i o n   I D < / E x t e n s i o n I d > + 
+             < E x t e n s i o n N a m e > E x t e n s i o n   N a m e < / E x t e n s i o n N a m e > + 
+             < E x t e n s i o n P u b l i s h e r > E x t e n s i o n   P u b l i s h e r < / E x t e n s i o n P u b l i s h e r > + 
+             < E x t e n s i o n V e r s i o n > E x t e n s i o n   V e r s i o n < / E x t e n s i o n V e r s i o n > + 
+             < R e p o r t I d > R e p o r t   I D < / R e p o r t I d > + 
+             < R e p o r t N a m e > R e p o r t   N a m e < / R e p o r t N a m e > + 
+             < A b o u t T h i s R e p o r t T i t l e > A b o u t   T h i s   R e p o r t   T i t l e < / A b o u t T h i s R e p o r t T i t l e > + 
+             < A b o u t T h i s R e p o r t T e x t > A b o u t   T h i s   R e p o r t   T e x t < / A b o u t T h i s R e p o r t T e x t > + 
+             < R e p o r t H e l p L i n k > R e p o r t   H e l p   L i n k < / R e p o r t H e l p L i n k > + 
+         < / R e p o r t M e t a d a t a > + 
+         < R e p o r t R e q u e s t > + 
+             < T e n a n t E n t r a I d > T e n a n t   E n t r a   I d < / T e n a n t E n t r a I d > + 
+             < E n v i r o n m e n t N a m e > E n v i r o n m e n t   N a m e < / E n v i r o n m e n t N a m e > + 
+             < E n v i r o n m e n t T y p e > E n v i r o n m e n t   T y p e < / E n v i r o n m e n t T y p e > + 
+             < C o m p a n y N a m e > C o m p a n y   N a m e < / C o m p a n y N a m e > + 
+             < C o m p a n y D i s p l a y N a m e > C o m p a n y   D i s p l a y   N a m e < / C o m p a n y D i s p l a y N a m e > + 
+             < C o m p a n y I d > C o m p a n y   I D < / C o m p a n y I d > + 
+             < U s e r N a m e > U s e r   N a m e < / U s e r N a m e > + 
+             < D a t e A n d T i m e > D a t e   a n d   T i m e < / D a t e A n d T i m e > + 
+             < L a n g u a g e > L a n g u a g e < / L a n g u a g e > + 
+             < F o r m a t R e g i o n > F o r m a t   R e g i o n < / F o r m a t R e g i o n > + 
+             < D a t e T i m e V a l u e s > + 
+                 < Y e a r > Y e a r < / Y e a r > + 
+                 < M o n t h N u m b e r > M o n t h   N u m b e r < / M o n t h N u m b e r > + 
+                 < D a y N u m b e r > D a y   N u m b e r < / D a y N u m b e r > + 
+                 < H o u r > H o u r < / H o u r > + 
+                 < M i n u t e > M i n u t e < / M i n u t e > + 
+             < / D a t e T i m e V a l u e s > + 
+         < / R e p o r t R e q u e s t > + 
+     < / B C R e p o r t I n f o r m a t i o n > + 
+     < L a b e l s > + 
+         < J o b D e s c r i p t i o n L b l > J o b D e s c r i p t i o n L b l < / J o b D e s c r i p t i o n L b l > + 
+         < J o b N o L b l > J o b N o L b l < / J o b N o L b l > + 
+     < / L a b e l s > + 
+     < J o b _ T a s k > + 
+         < B i l l T o A d d r e s s 1 > B i l l T o A d d r e s s 1 < / B i l l T o A d d r e s s 1 > + 
+         < B i l l T o A d d r e s s 2 > B i l l T o A d d r e s s 2 < / B i l l T o A d d r e s s 2 > + 
+         < B i l l T o A d d r e s s 3 > B i l l T o A d d r e s s 3 < / B i l l T o A d d r e s s 3 > + 
+         < B i l l T o A d d r e s s 4 > B i l l T o A d d r e s s 4 < / B i l l T o A d d r e s s 4 > + 
+         < B i l l T o A d d r e s s 5 > B i l l T o A d d r e s s 5 < / B i l l T o A d d r e s s 5 > + 
+         < B i l l T o A d d r e s s 6 > B i l l T o A d d r e s s 6 < / B i l l T o A d d r e s s 6 > + 
+         < C o m p a n y A d d r e s s 1 > C o m p a n y A d d r e s s 1 < / C o m p a n y A d d r e s s 1 > + 
+         < C o m p a n y A d d r e s s 2 > C o m p a n y A d d r e s s 2 < / C o m p a n y A d d r e s s 2 > + 
+         < C o m p a n y A d d r e s s 3 > C o m p a n y A d d r e s s 3 < / C o m p a n y A d d r e s s 3 > + 
+         < C o m p a n y A d d r e s s 4 > C o m p a n y A d d r e s s 4 < / C o m p a n y A d d r e s s 4 > + 
+         < C o m p a n y A d d r e s s 5 > C o m p a n y A d d r e s s 5 < / C o m p a n y A d d r e s s 5 > + 
+         < C o m p a n y A d d r e s s 6 > C o m p a n y A d d r e s s 6 < / C o m p a n y A d d r e s s 6 > + 
+         < C o m p a n y A d d r e s s 7 > C o m p a n y A d d r e s s 7 < / C o m p a n y A d d r e s s 7 > + 
+         < C o m p a n y A d d r e s s 8 > C o m p a n y A d d r e s s 8 < / C o m p a n y A d d r e s s 8 > + 
+         < C o m p a n y L o g o P o s i t i o n > C o m p a n y L o g o P o s i t i o n < / C o m p a n y L o g o P o s i t i o n > + 
+         < C o m p a n y N a m e > C o m p a n y N a m e < / C o m p a n y N a m e > + 
+         < C o m p a n y P i c t u r e   / > + 
+         < C u r r R e p o r t P a g e N o C a p t i o n > C u r r R e p o r t P a g e N o C a p t i o n < / C u r r R e p o r t P a g e N o C a p t i o n > + 
+         < D e s c r i p t i o n C a p t i o n > D e s c r i p t i o n C a p t i o n < / D e s c r i p t i o n C a p t i o n > + 
+         < D e s c r i p t i o n _ J o b > D e s c r i p t i o n _ J o b < / D e s c r i p t i o n _ J o b > + 
+         < J o b T a s k F i l t e r > J o b T a s k F i l t e r < / J o b T a s k F i l t e r > + 
+         < J o b T a s k N o C a p t > J o b T a s k N o C a p t < / J o b T a s k N o C a p t > + 
+         < J o b T a s k Q u o t e C a p t L b l > J o b T a s k Q u o t e C a p t L b l < / J o b T a s k Q u o t e C a p t L b l > + 
+         < J o b T a s k t a b l e C a p t F i l t e r > J o b T a s k t a b l e C a p t F i l t e r < / J o b T a s k t a b l e C a p t F i l t e r > + 
+         < J o b T a s k T y p e C a p t i o n > J o b T a s k T y p e C a p t i o n < / J o b T a s k T y p e C a p t i o n > + 
+         < L i n e D i s c o u n t A m o u n t C a p t i o n > L i n e D i s c o u n t A m o u n t C a p t i o n < / L i n e D i s c o u n t A m o u n t C a p t i o n > + 
+         < L i n e D i s c o u n t P c t C a p t i o n > L i n e D i s c o u n t P c t C a p t i o n < / L i n e D i s c o u n t P c t C a p t i o n > + 
+         < N o C a p t i o n > N o C a p t i o n < / N o C a p t i o n > + 
+         < N o _ J o b > N o _ J o b < / N o _ J o b > + 
+         < Q u a n t i t y C a p t i o n > Q u a n t i t y C a p t i o n < / Q u a n t i t y C a p t i o n > + 
+         < T a s k _ N o _ J o b > T a s k _ N o _ J o b < / T a s k _ N o _ J o b > + 
+         < T o d a y F o r m a t t e d > T o d a y F o r m a t t e d < / T o d a y F o r m a t t e d > + 
+         < T o t a l P r i c e C a p t i o n > T o t a l P r i c e C a p t i o n < / T o t a l P r i c e C a p t i o n > + 
+         < U n i t P r i c e C a p t i o n > U n i t P r i c e C a p t i o n < / U n i t P r i c e C a p t i o n > + 
+         < J o b _ P l a n n i n g _ L i n e > + 
+             < I n d e n t a t i o n _ J o b T a s k > I n d e n t a t i o n _ J o b T a s k < / I n d e n t a t i o n _ J o b T a s k > + 
+             < J o b P l a n n i n g L i n e _ J o b T a s k N o > J o b P l a n n i n g L i n e _ J o b T a s k N o < / J o b P l a n n i n g L i n e _ J o b T a s k N o > + 
+             < J o b P l a n n i n g L i n e _ L i n e T y p e > J o b P l a n n i n g L i n e _ L i n e T y p e < / J o b P l a n n i n g L i n e _ L i n e T y p e > + 
+             < J o b P l a n n i n g L i n e _ T y p e > J o b P l a n n i n g L i n e _ T y p e < / J o b P l a n n i n g L i n e _ T y p e > + 
+             < L i n e D i s c o u n t A m o u n t > L i n e D i s c o u n t A m o u n t < / L i n e D i s c o u n t A m o u n t > + 
+             < L i n e D i s c o u n t P c t > L i n e D i s c o u n t P c t < / L i n e D i s c o u n t P c t > + 
+             < N u m b e r > N u m b e r < / N u m b e r > + 
+             < Q u a n t i t y > Q u a n t i t y < / Q u a n t i t y > + 
+             < S h o w I n t B o d y 3 > S h o w I n t B o d y 3 < / S h o w I n t B o d y 3 > + 
+             < T o t a l P r i c e > T o t a l P r i c e < / T o t a l P r i c e > + 
+             < T o t a l P r i c e L C Y > T o t a l P r i c e L C Y < / T o t a l P r i c e L C Y > + 
+             < T y p e > T y p e < / T y p e > + 
+             < U n i t P r i c e > U n i t P r i c e < / U n i t P r i c e > + 
+             < U n i t P r i c e L C Y > U n i t P r i c e L C Y < / U n i t P r i c e L C Y > + 
+         < / J o b _ P l a n n i n g _ L i n e > + 
+         < T o t a l s > + 
+             < J o b T o t a l V a l u e > J o b T o t a l V a l u e < / J o b T o t a l V a l u e > + 
+         < / T o t a l s > + 
+     < / J o b _ T a s k > + 
+ < / N a v W o r d R e p o r t X m l P a r t > 
 </file>
 
 <file path=customXml/itemProps1.xml><?xml version="1.0" encoding="utf-8"?>

--- a/Base Application/Projects/Project/JobTaskQuote.docx
+++ b/Base Application/Projects/Project/JobTaskQuote.docx
@@ -1,6 +1,6 @@
 
 <file path=word/document.xml><?xml version="1.0" encoding="utf-8"?>
-<w:document xmlns:a="http://schemas.openxmlformats.org/drawingml/2006/main" xmlns:pic="http://schemas.openxmlformats.org/drawingml/2006/picture" xmlns:wpc="http://schemas.microsoft.com/office/word/2010/wordprocessingCanvas" xmlns:cx="http://schemas.microsoft.com/office/drawing/2014/chartex" xmlns:cx1="http://schemas.microsoft.com/office/drawing/2015/9/8/chartex" xmlns:cx2="http://schemas.microsoft.com/office/drawing/2015/10/21/chartex" xmlns:cx3="http://schemas.microsoft.com/office/drawing/2016/5/9/chartex" xmlns:cx4="http://schemas.microsoft.com/office/drawing/2016/5/10/chartex" xmlns:cx5="http://schemas.microsoft.com/office/drawing/2016/5/11/chartex" xmlns:cx6="http://schemas.microsoft.com/office/drawing/2016/5/12/chartex" xmlns:cx7="http://schemas.microsoft.com/office/drawing/2016/5/13/chartex" xmlns:cx8="http://schemas.microsoft.com/office/drawing/2016/5/14/chartex" xmlns:mc="http://schemas.openxmlformats.org/markup-compatibility/2006" xmlns:aink="http://schemas.microsoft.com/office/drawing/2016/ink" xmlns:am3d="http://schemas.microsoft.com/office/drawing/2017/model3d" xmlns:o="urn:schemas-microsoft-com:office:office" xmlns:oel="http://schemas.microsoft.com/office/2019/extlst" xmlns:r="http://schemas.openxmlformats.org/officeDocument/2006/relationships" xmlns:m="http://schemas.openxmlformats.org/officeDocument/2006/math" xmlns:v="urn:schemas-microsoft-com:vml" xmlns:wp14="http://schemas.microsoft.com/office/word/2010/wordprocessingDrawing" xmlns:wp="http://schemas.openxmlformats.org/drawingml/2006/wordprocessingDrawing" xmlns:w10="urn:schemas-microsoft-com:office:word" xmlns:w="http://schemas.openxmlformats.org/wordprocessingml/2006/main" xmlns:w14="http://schemas.microsoft.com/office/word/2010/wordml" xmlns:w15="http://schemas.microsoft.com/office/word/2012/wordml" xmlns:w16cex="http://schemas.microsoft.com/office/word/2018/wordml/cex" xmlns:w16cid="http://schemas.microsoft.com/office/word/2016/wordml/cid" xmlns:w16="http://schemas.microsoft.com/office/word/2018/wordml" xmlns:w16du="http://schemas.microsoft.com/office/word/2023/wordml/word16du" xmlns:w16sdtdh="http://schemas.microsoft.com/office/word/2020/wordml/sdtdatahash" xmlns:w16sdtfl="http://schemas.microsoft.com/office/word/2024/wordml/sdtformatlock" xmlns:w16se="http://schemas.microsoft.com/office/word/2015/wordml/symex" xmlns:wpg="http://schemas.microsoft.com/office/word/2010/wordprocessingGroup" xmlns:wpi="http://schemas.microsoft.com/office/word/2010/wordprocessingInk" xmlns:wne="http://schemas.microsoft.com/office/word/2006/wordml" xmlns:wps="http://schemas.microsoft.com/office/word/2010/wordprocessingShape" mc:Ignorable="w14 w15 w16se w16cid w16 w16cex w16sdtdh w16sdtfl w16du wp14">
+<w:document xmlns:a="http://schemas.openxmlformats.org/drawingml/2006/main" xmlns:pic="http://schemas.openxmlformats.org/drawingml/2006/picture" xmlns:wpc="http://schemas.microsoft.com/office/word/2010/wordprocessingCanvas" xmlns:cx="http://schemas.microsoft.com/office/drawing/2014/chartex" xmlns:cx1="http://schemas.microsoft.com/office/drawing/2015/9/8/chartex" xmlns:cx2="http://schemas.microsoft.com/office/drawing/2015/10/21/chartex" xmlns:cx3="http://schemas.microsoft.com/office/drawing/2016/5/9/chartex" xmlns:cx4="http://schemas.microsoft.com/office/drawing/2016/5/10/chartex" xmlns:cx5="http://schemas.microsoft.com/office/drawing/2016/5/11/chartex" xmlns:cx6="http://schemas.microsoft.com/office/drawing/2016/5/12/chartex" xmlns:cx7="http://schemas.microsoft.com/office/drawing/2016/5/13/chartex" xmlns:cx8="http://schemas.microsoft.com/office/drawing/2016/5/14/chartex" xmlns:mc="http://schemas.openxmlformats.org/markup-compatibility/2006" xmlns:aink="http://schemas.microsoft.com/office/drawing/2016/ink" xmlns:am3d="http://schemas.microsoft.com/office/drawing/2017/model3d" xmlns:o="urn:schemas-microsoft-com:office:office" xmlns:oel="http://schemas.microsoft.com/office/2019/extlst" xmlns:r="http://schemas.openxmlformats.org/officeDocument/2006/relationships" xmlns:m="http://schemas.openxmlformats.org/officeDocument/2006/math" xmlns:v="urn:schemas-microsoft-com:vml" xmlns:wp14="http://schemas.microsoft.com/office/word/2010/wordprocessingDrawing" xmlns:wp="http://schemas.openxmlformats.org/drawingml/2006/wordprocessingDrawing" xmlns:w10="urn:schemas-microsoft-com:office:word" xmlns:w="http://schemas.openxmlformats.org/wordprocessingml/2006/main" xmlns:w14="http://schemas.microsoft.com/office/word/2010/wordml" xmlns:w15="http://schemas.microsoft.com/office/word/2012/wordml" xmlns:w16cex="http://schemas.microsoft.com/office/word/2018/wordml/cex" xmlns:w16cid="http://schemas.microsoft.com/office/word/2016/wordml/cid" xmlns:w16="http://schemas.microsoft.com/office/word/2018/wordml" xmlns:w16du="http://schemas.microsoft.com/office/word/2023/wordml/word16du" xmlns:w16sdtdh="http://schemas.microsoft.com/office/word/2020/wordml/sdtdatahash" xmlns:w16se="http://schemas.microsoft.com/office/word/2015/wordml/symex" xmlns:wpg="http://schemas.microsoft.com/office/word/2010/wordprocessingGroup" xmlns:wpi="http://schemas.microsoft.com/office/word/2010/wordprocessingInk" xmlns:wne="http://schemas.microsoft.com/office/word/2006/wordml" xmlns:wps="http://schemas.microsoft.com/office/word/2010/wordprocessingShape" mc:Ignorable="w14 w15 w16se w16cid w16 w16cex w16sdtdh w16du wp14">
   <w:body>
     <w:sdt>
       <w:sdtPr>
@@ -629,11 +629,7 @@
         </w:sdt>
       </w:tr>
     </w:tbl>
-    <w:p>
-      <w:pPr>
-        <w:ind w:right="188"/>
-      </w:pPr>
-    </w:p>
+    <w:p/>
     <w:tbl>
       <w:tblPr>
         <w:tblStyle w:val="TableGrid"/>
@@ -847,7 +843,7 @@
     <w:tbl>
       <w:tblPr>
         <w:tblStyle w:val="TableGrid"/>
-        <w:tblW w:w="9625" w:type="dxa"/>
+        <w:tblW w:w="0" w:type="auto"/>
         <w:tblBorders>
           <w:top w:val="none" w:color="auto" w:sz="0" w:space="0"/>
           <w:left w:val="none" w:color="auto" w:sz="0" w:space="0"/>
@@ -860,20 +856,15 @@
         <w:tblLook w:val="04A0" w:firstRow="1" w:lastRow="0" w:firstColumn="1" w:lastColumn="0" w:noHBand="0" w:noVBand="1"/>
       </w:tblPr>
       <w:tblGrid>
-        <w:gridCol w:w="1023"/>
-        <w:gridCol w:w="1672"/>
+        <w:gridCol w:w="1290"/>
+        <w:gridCol w:w="3030"/>
+        <w:gridCol w:w="1260"/>
+        <w:gridCol w:w="810"/>
+        <w:gridCol w:w="900"/>
         <w:gridCol w:w="1080"/>
-        <w:gridCol w:w="1080"/>
-        <w:gridCol w:w="905"/>
-        <w:gridCol w:w="900"/>
-        <w:gridCol w:w="990"/>
-        <w:gridCol w:w="990"/>
-        <w:gridCol w:w="985"/>
+        <w:gridCol w:w="1268"/>
       </w:tblGrid>
       <w:tr>
-        <w:trPr>
-          <w:trHeight w:val="407"/>
-        </w:trPr>
         <w:sdt>
           <w:sdtPr>
             <w:rPr>
@@ -887,7 +878,7 @@
             <w:tag w:val="#Nav: Job_Task_Quote/1017"/>
             <w:id w:val="-481852241"/>
             <w:placeholder>
-              <w:docPart w:val="C4394D8E8E2A44AE9E40C9759AFC7AEB"/>
+              <w:docPart w:val="DefaultPlaceholder_-1854013440"/>
             </w:placeholder>
             <w:dataBinding w:prefixMappings="xmlns:ns0='urn:microsoft-dynamics-nav/reports/Job_Task_Quote/1017/'" w:xpath="/ns0:NavWordReportXmlPart[1]/ns0:Job_Task[1]/ns0:JobTaskNoCapt[1]" w:storeItemID="{1ED13A7C-9FCA-4AEC-BEFF-7225676F0953}"/>
             <w:text/>
@@ -895,7 +886,7 @@
           <w:sdtContent>
             <w:tc>
               <w:tcPr>
-                <w:tcW w:w="1023" w:type="dxa"/>
+                <w:tcW w:w="1290" w:type="dxa"/>
               </w:tcPr>
               <w:p>
                 <w:pPr>
@@ -936,7 +927,7 @@
             <w:tag w:val="#Nav: Job_Task_Quote/1017"/>
             <w:id w:val="-953860202"/>
             <w:placeholder>
-              <w:docPart w:val="C4394D8E8E2A44AE9E40C9759AFC7AEB"/>
+              <w:docPart w:val="DefaultPlaceholder_-1854013440"/>
             </w:placeholder>
             <w:dataBinding w:prefixMappings="xmlns:ns0='urn:microsoft-dynamics-nav/reports/Job_Task_Quote/1017/'" w:xpath="/ns0:NavWordReportXmlPart[1]/ns0:Job_Task[1]/ns0:DescriptionCaption[1]" w:storeItemID="{1ED13A7C-9FCA-4AEC-BEFF-7225676F0953}"/>
             <w:text/>
@@ -944,7 +935,7 @@
           <w:sdtContent>
             <w:tc>
               <w:tcPr>
-                <w:tcW w:w="1672" w:type="dxa"/>
+                <w:tcW w:w="3030" w:type="dxa"/>
               </w:tcPr>
               <w:p>
                 <w:pPr>
@@ -985,7 +976,7 @@
             <w:tag w:val="#Nav: Job_Task_Quote/1017"/>
             <w:id w:val="-1384163641"/>
             <w:placeholder>
-              <w:docPart w:val="C4394D8E8E2A44AE9E40C9759AFC7AEB"/>
+              <w:docPart w:val="DefaultPlaceholder_-1854013440"/>
             </w:placeholder>
             <w:dataBinding w:prefixMappings="xmlns:ns0='urn:microsoft-dynamics-nav/reports/Job_Task_Quote/1017/'" w:xpath="/ns0:NavWordReportXmlPart[1]/ns0:Job_Task[1]/ns0:JobTaskTypeCaption[1]" w:storeItemID="{1ED13A7C-9FCA-4AEC-BEFF-7225676F0953}"/>
             <w:text/>
@@ -993,7 +984,7 @@
           <w:sdtContent>
             <w:tc>
               <w:tcPr>
-                <w:tcW w:w="1080" w:type="dxa"/>
+                <w:tcW w:w="1260" w:type="dxa"/>
               </w:tcPr>
               <w:p>
                 <w:pPr>
@@ -1034,7 +1025,7 @@
             <w:tag w:val="#Nav: Job_Task_Quote/1017"/>
             <w:id w:val="-1669403890"/>
             <w:placeholder>
-              <w:docPart w:val="C4394D8E8E2A44AE9E40C9759AFC7AEB"/>
+              <w:docPart w:val="DefaultPlaceholder_-1854013440"/>
             </w:placeholder>
             <w:dataBinding w:prefixMappings="xmlns:ns0='urn:microsoft-dynamics-nav/reports/Job_Task_Quote/1017/'" w:xpath="/ns0:NavWordReportXmlPart[1]/ns0:Job_Task[1]/ns0:NoCaption[1]" w:storeItemID="{1ED13A7C-9FCA-4AEC-BEFF-7225676F0953}"/>
             <w:text/>
@@ -1042,7 +1033,7 @@
           <w:sdtContent>
             <w:tc>
               <w:tcPr>
-                <w:tcW w:w="1080" w:type="dxa"/>
+                <w:tcW w:w="810" w:type="dxa"/>
               </w:tcPr>
               <w:p>
                 <w:pPr>
@@ -1083,7 +1074,7 @@
             <w:tag w:val="#Nav: Job_Task_Quote/1017"/>
             <w:id w:val="-2147119923"/>
             <w:placeholder>
-              <w:docPart w:val="C4394D8E8E2A44AE9E40C9759AFC7AEB"/>
+              <w:docPart w:val="DefaultPlaceholder_-1854013440"/>
             </w:placeholder>
             <w:dataBinding w:prefixMappings="xmlns:ns0='urn:microsoft-dynamics-nav/reports/Job_Task_Quote/1017/'" w:xpath="/ns0:NavWordReportXmlPart[1]/ns0:Job_Task[1]/ns0:QuantityCaption[1]" w:storeItemID="{1ED13A7C-9FCA-4AEC-BEFF-7225676F0953}"/>
             <w:text/>
@@ -1091,7 +1082,7 @@
           <w:sdtContent>
             <w:tc>
               <w:tcPr>
-                <w:tcW w:w="905" w:type="dxa"/>
+                <w:tcW w:w="900" w:type="dxa"/>
               </w:tcPr>
               <w:p>
                 <w:pPr>
@@ -1132,7 +1123,7 @@
             <w:tag w:val="#Nav: Job_Task_Quote/1017"/>
             <w:id w:val="1027224614"/>
             <w:placeholder>
-              <w:docPart w:val="C4394D8E8E2A44AE9E40C9759AFC7AEB"/>
+              <w:docPart w:val="DefaultPlaceholder_-1854013440"/>
             </w:placeholder>
             <w:dataBinding w:prefixMappings="xmlns:ns0='urn:microsoft-dynamics-nav/reports/Job_Task_Quote/1017/'" w:xpath="/ns0:NavWordReportXmlPart[1]/ns0:Job_Task[1]/ns0:UnitPriceCaption[1]" w:storeItemID="{1ED13A7C-9FCA-4AEC-BEFF-7225676F0953}"/>
             <w:text/>
@@ -1140,11 +1131,10 @@
           <w:sdtContent>
             <w:tc>
               <w:tcPr>
-                <w:tcW w:w="900" w:type="dxa"/>
+                <w:tcW w:w="1080" w:type="dxa"/>
               </w:tcPr>
               <w:p>
                 <w:pPr>
-                  <w:jc w:val="right"/>
                   <w:rPr>
                     <w:rFonts w:ascii="Segoe UI" w:hAnsi="Segoe UI" w:cs="Segoe UI"/>
                     <w:b/>
@@ -1163,106 +1153,6 @@
                     <w:szCs w:val="16"/>
                   </w:rPr>
                   <w:t>UnitPriceCaption</w:t>
-                </w:r>
-                <w:proofErr w:type="spellEnd"/>
-              </w:p>
-            </w:tc>
-          </w:sdtContent>
-        </w:sdt>
-        <w:sdt>
-          <w:sdtPr>
-            <w:rPr>
-              <w:rFonts w:ascii="Segoe UI" w:hAnsi="Segoe UI" w:cs="Segoe UI"/>
-              <w:b/>
-              <w:bCs/>
-              <w:sz w:val="16"/>
-              <w:szCs w:val="16"/>
-            </w:rPr>
-            <w:id w:val="-1767532915"/>
-            <w:placeholder>
-              <w:docPart w:val="DefaultPlaceholder_-1854013440"/>
-            </w:placeholder>
-            <w:dataBinding w:prefixMappings="xmlns:ns0='urn:microsoft-dynamics-nav/reports/Job_Task_Quote/1017/' " w:xpath="/ns0:NavWordReportXmlPart[1]/ns0:Job_Task[1]/ns0:LineDiscountPctCaption[1]" w:storeItemID="{1ED13A7C-9FCA-4AEC-BEFF-7225676F0953}"/>
-            <w:text/>
-            <w:alias w:val="#Nav: /Job_Task/LineDiscountPctCaption"/>
-            <w:tag w:val="#Nav: Job_Task_Quote/1017"/>
-          </w:sdtPr>
-          <w:sdtContent>
-            <w:tc>
-              <w:tcPr>
-                <w:tcW w:w="990" w:type="dxa"/>
-              </w:tcPr>
-              <w:p>
-                <w:pPr>
-                  <w:jc w:val="right"/>
-                  <w:rPr>
-                    <w:rFonts w:ascii="Segoe UI" w:hAnsi="Segoe UI" w:cs="Segoe UI"/>
-                    <w:b/>
-                    <w:bCs/>
-                    <w:sz w:val="16"/>
-                    <w:szCs w:val="16"/>
-                  </w:rPr>
-                </w:pPr>
-                <w:proofErr w:type="spellStart"/>
-                <w:r>
-                  <w:rPr>
-                    <w:rFonts w:ascii="Segoe UI" w:hAnsi="Segoe UI" w:cs="Segoe UI"/>
-                    <w:b/>
-                    <w:bCs/>
-                    <w:sz w:val="16"/>
-                    <w:szCs w:val="16"/>
-                  </w:rPr>
-                  <w:t>LineDiscountPctCaption</w:t>
-                </w:r>
-                <w:proofErr w:type="spellEnd"/>
-              </w:p>
-            </w:tc>
-          </w:sdtContent>
-        </w:sdt>
-        <w:sdt>
-          <w:sdtPr>
-            <w:rPr>
-              <w:rFonts w:ascii="Segoe UI" w:hAnsi="Segoe UI" w:cs="Segoe UI"/>
-              <w:b/>
-              <w:bCs/>
-              <w:sz w:val="16"/>
-              <w:szCs w:val="16"/>
-            </w:rPr>
-            <w:id w:val="7341425"/>
-            <w:placeholder>
-              <w:docPart w:val="DefaultPlaceholder_-1854013440"/>
-            </w:placeholder>
-            <w:dataBinding w:prefixMappings="xmlns:ns0='urn:microsoft-dynamics-nav/reports/Job_Task_Quote/1017/' " w:xpath="/ns0:NavWordReportXmlPart[1]/ns0:Job_Task[1]/ns0:LineDiscountAmountCaption[1]" w:storeItemID="{1ED13A7C-9FCA-4AEC-BEFF-7225676F0953}"/>
-            <w:text/>
-            <w:alias w:val="#Nav: /Job_Task/LineDiscountAmountCaption"/>
-            <w:tag w:val="#Nav: Job_Task_Quote/1017"/>
-          </w:sdtPr>
-          <w:sdtContent>
-            <w:tc>
-              <w:tcPr>
-                <w:tcW w:w="990" w:type="dxa"/>
-              </w:tcPr>
-              <w:p>
-                <w:pPr>
-                  <w:jc w:val="right"/>
-                  <w:rPr>
-                    <w:rFonts w:ascii="Segoe UI" w:hAnsi="Segoe UI" w:cs="Segoe UI"/>
-                    <w:b/>
-                    <w:bCs/>
-                    <w:sz w:val="16"/>
-                    <w:szCs w:val="16"/>
-                  </w:rPr>
-                </w:pPr>
-                <w:proofErr w:type="spellStart"/>
-                <w:r>
-                  <w:rPr>
-                    <w:rFonts w:ascii="Segoe UI" w:hAnsi="Segoe UI" w:cs="Segoe UI"/>
-                    <w:b/>
-                    <w:bCs/>
-                    <w:sz w:val="16"/>
-                    <w:szCs w:val="16"/>
-                  </w:rPr>
-                  <w:t>LineDiscountAmountCaption</w:t>
                 </w:r>
                 <w:proofErr w:type="spellEnd"/>
               </w:p>
@@ -1282,7 +1172,7 @@
             <w:tag w:val="#Nav: Job_Task_Quote/1017"/>
             <w:id w:val="1381674516"/>
             <w:placeholder>
-              <w:docPart w:val="C4394D8E8E2A44AE9E40C9759AFC7AEB"/>
+              <w:docPart w:val="DefaultPlaceholder_-1854013440"/>
             </w:placeholder>
             <w:dataBinding w:prefixMappings="xmlns:ns0='urn:microsoft-dynamics-nav/reports/Job_Task_Quote/1017/'" w:xpath="/ns0:NavWordReportXmlPart[1]/ns0:Job_Task[1]/ns0:TotalPriceCaption[1]" w:storeItemID="{1ED13A7C-9FCA-4AEC-BEFF-7225676F0953}"/>
             <w:text/>
@@ -1290,11 +1180,10 @@
           <w:sdtContent>
             <w:tc>
               <w:tcPr>
-                <w:tcW w:w="985" w:type="dxa"/>
+                <w:tcW w:w="1268" w:type="dxa"/>
               </w:tcPr>
               <w:p>
                 <w:pPr>
-                  <w:jc w:val="right"/>
                   <w:rPr>
                     <w:rFonts w:ascii="Segoe UI" w:hAnsi="Segoe UI" w:cs="Segoe UI"/>
                     <w:b/>
@@ -1330,7 +1219,7 @@
           <w:alias w:val="#Nav: /Job_Task/Job_Planning_Line"/>
           <w:tag w:val="#Nav: Job_Task_Quote/1017"/>
           <w:id w:val="-1694839707"/>
-          <w15:dataBinding w:prefixMappings="xmlns:ns0='urn:microsoft-dynamics-nav/reports/Job_Task_Quote/1017/' " w:xpath="/ns0:NavWordReportXmlPart[1]/ns0:Job_Task[1]/ns0:Job_Planning_Line" w:storeItemID="{1ED13A7C-9FCA-4AEC-BEFF-7225676F0953}"/>
+          <w15:dataBinding w:prefixMappings="xmlns:ns0='urn:microsoft-dynamics-nav/reports/Job_Task_Quote/1017/'" w:xpath="/ns0:NavWordReportXmlPart[1]/ns0:Job_Task[1]/ns0:Job_Planning_Line" w:storeItemID="{1ED13A7C-9FCA-4AEC-BEFF-7225676F0953}"/>
           <w15:repeatingSection/>
         </w:sdtPr>
         <w:sdtContent>
@@ -1343,15 +1232,12 @@
               </w:rPr>
               <w:id w:val="228121159"/>
               <w:placeholder>
-                <w:docPart w:val="4AF1203B943C4C89AC3392D9FB8E15AA"/>
+                <w:docPart w:val="DefaultPlaceholder_-1854013435"/>
               </w:placeholder>
               <w15:repeatingSectionItem/>
             </w:sdtPr>
             <w:sdtContent>
               <w:tr>
-                <w:trPr>
-                  <w:trHeight w:val="407"/>
-                </w:trPr>
                 <w:sdt>
                   <w:sdtPr>
                     <w:rPr>
@@ -1363,15 +1249,16 @@
                     <w:tag w:val="#Nav: Job_Task_Quote/1017"/>
                     <w:id w:val="1519348100"/>
                     <w:placeholder>
-                      <w:docPart w:val="C4394D8E8E2A44AE9E40C9759AFC7AEB"/>
+                      <w:docPart w:val="DefaultPlaceholder_-1854013440"/>
                     </w:placeholder>
                     <w:dataBinding w:prefixMappings="xmlns:ns0='urn:microsoft-dynamics-nav/reports/Job_Task_Quote/1017/'" w:xpath="/ns0:NavWordReportXmlPart[1]/ns0:Job_Task[1]/ns0:Job_Planning_Line[1]/ns0:JobPlanningLine_JobTaskNo[1]" w:storeItemID="{1ED13A7C-9FCA-4AEC-BEFF-7225676F0953}"/>
                     <w:text/>
                   </w:sdtPr>
+                  <w:sdtEndPr/>
                   <w:sdtContent>
                     <w:tc>
                       <w:tcPr>
-                        <w:tcW w:w="1023" w:type="dxa"/>
+                        <w:tcW w:w="1290" w:type="dxa"/>
                       </w:tcPr>
                       <w:p>
                         <w:pPr>
@@ -1406,7 +1293,7 @@
                     <w:tag w:val="#Nav: Job_Task_Quote/1017"/>
                     <w:id w:val="494227729"/>
                     <w:placeholder>
-                      <w:docPart w:val="C4394D8E8E2A44AE9E40C9759AFC7AEB"/>
+                      <w:docPart w:val="DefaultPlaceholder_-1854013440"/>
                     </w:placeholder>
                     <w:dataBinding w:prefixMappings="xmlns:ns0='urn:microsoft-dynamics-nav/reports/Job_Task_Quote/1017/'" w:xpath="/ns0:NavWordReportXmlPart[1]/ns0:Job_Task[1]/ns0:Job_Planning_Line[1]/ns0:Indentation_JobTask[1]" w:storeItemID="{1ED13A7C-9FCA-4AEC-BEFF-7225676F0953}"/>
                     <w:text/>
@@ -1414,7 +1301,7 @@
                   <w:sdtContent>
                     <w:tc>
                       <w:tcPr>
-                        <w:tcW w:w="1672" w:type="dxa"/>
+                        <w:tcW w:w="3030" w:type="dxa"/>
                       </w:tcPr>
                       <w:p>
                         <w:pPr>
@@ -1449,7 +1336,7 @@
                     <w:tag w:val="#Nav: Job_Task_Quote/1017"/>
                     <w:id w:val="-464591156"/>
                     <w:placeholder>
-                      <w:docPart w:val="C4394D8E8E2A44AE9E40C9759AFC7AEB"/>
+                      <w:docPart w:val="DefaultPlaceholder_-1854013440"/>
                     </w:placeholder>
                     <w:dataBinding w:prefixMappings="xmlns:ns0='urn:microsoft-dynamics-nav/reports/Job_Task_Quote/1017/'" w:xpath="/ns0:NavWordReportXmlPart[1]/ns0:Job_Task[1]/ns0:Job_Planning_Line[1]/ns0:Type[1]" w:storeItemID="{1ED13A7C-9FCA-4AEC-BEFF-7225676F0953}"/>
                     <w:text/>
@@ -1457,7 +1344,7 @@
                   <w:sdtContent>
                     <w:tc>
                       <w:tcPr>
-                        <w:tcW w:w="1080" w:type="dxa"/>
+                        <w:tcW w:w="1260" w:type="dxa"/>
                       </w:tcPr>
                       <w:p>
                         <w:pPr>
@@ -1490,7 +1377,7 @@
                     <w:tag w:val="#Nav: Job_Task_Quote/1017"/>
                     <w:id w:val="-1626454812"/>
                     <w:placeholder>
-                      <w:docPart w:val="C4394D8E8E2A44AE9E40C9759AFC7AEB"/>
+                      <w:docPart w:val="DefaultPlaceholder_-1854013440"/>
                     </w:placeholder>
                     <w:dataBinding w:prefixMappings="xmlns:ns0='urn:microsoft-dynamics-nav/reports/Job_Task_Quote/1017/'" w:xpath="/ns0:NavWordReportXmlPart[1]/ns0:Job_Task[1]/ns0:Job_Planning_Line[1]/ns0:Number[1]" w:storeItemID="{1ED13A7C-9FCA-4AEC-BEFF-7225676F0953}"/>
                     <w:text/>
@@ -1498,7 +1385,7 @@
                   <w:sdtContent>
                     <w:tc>
                       <w:tcPr>
-                        <w:tcW w:w="1080" w:type="dxa"/>
+                        <w:tcW w:w="810" w:type="dxa"/>
                       </w:tcPr>
                       <w:p>
                         <w:pPr>
@@ -1531,7 +1418,7 @@
                     <w:tag w:val="#Nav: Job_Task_Quote/1017"/>
                     <w:id w:val="-2029628861"/>
                     <w:placeholder>
-                      <w:docPart w:val="C4394D8E8E2A44AE9E40C9759AFC7AEB"/>
+                      <w:docPart w:val="DefaultPlaceholder_-1854013440"/>
                     </w:placeholder>
                     <w:dataBinding w:prefixMappings="xmlns:ns0='urn:microsoft-dynamics-nav/reports/Job_Task_Quote/1017/'" w:xpath="/ns0:NavWordReportXmlPart[1]/ns0:Job_Task[1]/ns0:Job_Planning_Line[1]/ns0:Quantity[1]" w:storeItemID="{1ED13A7C-9FCA-4AEC-BEFF-7225676F0953}"/>
                     <w:text/>
@@ -1539,7 +1426,7 @@
                   <w:sdtContent>
                     <w:tc>
                       <w:tcPr>
-                        <w:tcW w:w="905" w:type="dxa"/>
+                        <w:tcW w:w="900" w:type="dxa"/>
                       </w:tcPr>
                       <w:p>
                         <w:pPr>
@@ -1573,7 +1460,7 @@
                     <w:tag w:val="#Nav: Job_Task_Quote/1017"/>
                     <w:id w:val="375437757"/>
                     <w:placeholder>
-                      <w:docPart w:val="C4394D8E8E2A44AE9E40C9759AFC7AEB"/>
+                      <w:docPart w:val="DefaultPlaceholder_-1854013440"/>
                     </w:placeholder>
                     <w:dataBinding w:prefixMappings="xmlns:ns0='urn:microsoft-dynamics-nav/reports/Job_Task_Quote/1017/'" w:xpath="/ns0:NavWordReportXmlPart[1]/ns0:Job_Task[1]/ns0:Job_Planning_Line[1]/ns0:UnitPriceLCY[1]" w:storeItemID="{1ED13A7C-9FCA-4AEC-BEFF-7225676F0953}"/>
                     <w:text/>
@@ -1581,7 +1468,7 @@
                   <w:sdtContent>
                     <w:tc>
                       <w:tcPr>
-                        <w:tcW w:w="900" w:type="dxa"/>
+                        <w:tcW w:w="1080" w:type="dxa"/>
                       </w:tcPr>
                       <w:p>
                         <w:pPr>
@@ -1613,99 +1500,11 @@
                       <w:sz w:val="16"/>
                       <w:szCs w:val="16"/>
                     </w:rPr>
-                    <w:id w:val="-337858422"/>
-                    <w:placeholder>
-                      <w:docPart w:val="DefaultPlaceholder_-1854013440"/>
-                    </w:placeholder>
-                    <w:dataBinding w:prefixMappings="xmlns:ns0='urn:microsoft-dynamics-nav/reports/Job_Task_Quote/1017/' " w:xpath="/ns0:NavWordReportXmlPart[1]/ns0:Job_Task[1]/ns0:Job_Planning_Line[1]/ns0:LineDiscountPct[1]" w:storeItemID="{1ED13A7C-9FCA-4AEC-BEFF-7225676F0953}"/>
-                    <w:text/>
-                    <w:alias w:val="#Nav: /Job_Task/Job_Planning_Line/LineDiscountPct"/>
-                    <w:tag w:val="#Nav: Job_Task_Quote/1017"/>
-                  </w:sdtPr>
-                  <w:sdtContent>
-                    <w:tc>
-                      <w:tcPr>
-                        <w:tcW w:w="990" w:type="dxa"/>
-                      </w:tcPr>
-                      <w:p>
-                        <w:pPr>
-                          <w:jc w:val="right"/>
-                          <w:rPr>
-                            <w:rFonts w:ascii="Segoe UI" w:hAnsi="Segoe UI" w:cs="Segoe UI"/>
-                            <w:sz w:val="16"/>
-                            <w:szCs w:val="16"/>
-                          </w:rPr>
-                        </w:pPr>
-                        <w:proofErr w:type="spellStart"/>
-                        <w:r>
-                          <w:rPr>
-                            <w:rFonts w:ascii="Segoe UI" w:hAnsi="Segoe UI" w:cs="Segoe UI"/>
-                            <w:sz w:val="16"/>
-                            <w:szCs w:val="16"/>
-                          </w:rPr>
-                          <w:t>LineDiscountPct</w:t>
-                        </w:r>
-                        <w:proofErr w:type="spellEnd"/>
-                      </w:p>
-                    </w:tc>
-                  </w:sdtContent>
-                </w:sdt>
-                <w:sdt>
-                  <w:sdtPr>
-                    <w:rPr>
-                      <w:rFonts w:ascii="Segoe UI" w:hAnsi="Segoe UI" w:cs="Segoe UI"/>
-                      <w:sz w:val="16"/>
-                      <w:szCs w:val="16"/>
-                    </w:rPr>
-                    <w:id w:val="426395290"/>
-                    <w:placeholder>
-                      <w:docPart w:val="DefaultPlaceholder_-1854013440"/>
-                    </w:placeholder>
-                    <w:dataBinding w:prefixMappings="xmlns:ns0='urn:microsoft-dynamics-nav/reports/Job_Task_Quote/1017/' " w:xpath="/ns0:NavWordReportXmlPart[1]/ns0:Job_Task[1]/ns0:Job_Planning_Line[1]/ns0:LineDiscountAmount[1]" w:storeItemID="{1ED13A7C-9FCA-4AEC-BEFF-7225676F0953}"/>
-                    <w:text/>
-                    <w:alias w:val="#Nav: /Job_Task/Job_Planning_Line/LineDiscountAmount"/>
-                    <w:tag w:val="#Nav: Job_Task_Quote/1017"/>
-                  </w:sdtPr>
-                  <w:sdtContent>
-                    <w:tc>
-                      <w:tcPr>
-                        <w:tcW w:w="990" w:type="dxa"/>
-                      </w:tcPr>
-                      <w:p>
-                        <w:pPr>
-                          <w:jc w:val="right"/>
-                          <w:rPr>
-                            <w:rFonts w:ascii="Segoe UI" w:hAnsi="Segoe UI" w:cs="Segoe UI"/>
-                            <w:sz w:val="16"/>
-                            <w:szCs w:val="16"/>
-                          </w:rPr>
-                        </w:pPr>
-                        <w:proofErr w:type="spellStart"/>
-                        <w:r>
-                          <w:rPr>
-                            <w:rFonts w:ascii="Segoe UI" w:hAnsi="Segoe UI" w:cs="Segoe UI"/>
-                            <w:sz w:val="16"/>
-                            <w:szCs w:val="16"/>
-                          </w:rPr>
-                          <w:t>LineDiscountAmount</w:t>
-                        </w:r>
-                        <w:proofErr w:type="spellEnd"/>
-                      </w:p>
-                    </w:tc>
-                  </w:sdtContent>
-                </w:sdt>
-                <w:sdt>
-                  <w:sdtPr>
-                    <w:rPr>
-                      <w:rFonts w:ascii="Segoe UI" w:hAnsi="Segoe UI" w:cs="Segoe UI"/>
-                      <w:sz w:val="16"/>
-                      <w:szCs w:val="16"/>
-                    </w:rPr>
                     <w:alias w:val="#Nav: /Job_Task/Job_Planning_Line/TotalPriceLCY"/>
                     <w:tag w:val="#Nav: Job_Task_Quote/1017"/>
                     <w:id w:val="466470492"/>
                     <w:placeholder>
-                      <w:docPart w:val="C4394D8E8E2A44AE9E40C9759AFC7AEB"/>
+                      <w:docPart w:val="DefaultPlaceholder_-1854013440"/>
                     </w:placeholder>
                     <w:dataBinding w:prefixMappings="xmlns:ns0='urn:microsoft-dynamics-nav/reports/Job_Task_Quote/1017/'" w:xpath="/ns0:NavWordReportXmlPart[1]/ns0:Job_Task[1]/ns0:Job_Planning_Line[1]/ns0:TotalPriceLCY[1]" w:storeItemID="{1ED13A7C-9FCA-4AEC-BEFF-7225676F0953}"/>
                     <w:text/>
@@ -1713,7 +1512,7 @@
                   <w:sdtContent>
                     <w:tc>
                       <w:tcPr>
-                        <w:tcW w:w="985" w:type="dxa"/>
+                        <w:tcW w:w="1268" w:type="dxa"/>
                       </w:tcPr>
                       <w:p>
                         <w:pPr>
@@ -1744,36 +1543,27 @@
         </w:sdtContent>
       </w:sdt>
       <w:tr>
-        <w:trPr>
-          <w:trHeight w:val="277"/>
-        </w:trPr>
         <w:tc>
           <w:tcPr>
-            <w:tcW w:w="1023" w:type="dxa"/>
+            <w:tcW w:w="1290" w:type="dxa"/>
           </w:tcPr>
           <w:p/>
         </w:tc>
         <w:tc>
           <w:tcPr>
-            <w:tcW w:w="1672" w:type="dxa"/>
+            <w:tcW w:w="3030" w:type="dxa"/>
           </w:tcPr>
           <w:p/>
         </w:tc>
         <w:tc>
           <w:tcPr>
-            <w:tcW w:w="1080" w:type="dxa"/>
+            <w:tcW w:w="1260" w:type="dxa"/>
           </w:tcPr>
           <w:p/>
         </w:tc>
         <w:tc>
           <w:tcPr>
-            <w:tcW w:w="1080" w:type="dxa"/>
-          </w:tcPr>
-          <w:p/>
-        </w:tc>
-        <w:tc>
-          <w:tcPr>
-            <w:tcW w:w="905" w:type="dxa"/>
+            <w:tcW w:w="810" w:type="dxa"/>
           </w:tcPr>
           <w:p/>
         </w:tc>
@@ -1785,37 +1575,9 @@
         </w:tc>
         <w:tc>
           <w:tcPr>
-            <w:tcW w:w="990" w:type="dxa"/>
+            <w:tcW w:w="1080" w:type="dxa"/>
           </w:tcPr>
-          <w:p>
-            <w:pPr>
-              <w:jc w:val="right"/>
-              <w:rPr>
-                <w:rFonts w:ascii="Segoe UI" w:hAnsi="Segoe UI" w:cs="Segoe UI"/>
-                <w:b/>
-                <w:bCs/>
-                <w:sz w:val="16"/>
-                <w:szCs w:val="16"/>
-              </w:rPr>
-            </w:pPr>
-          </w:p>
-        </w:tc>
-        <w:tc>
-          <w:tcPr>
-            <w:tcW w:w="990" w:type="dxa"/>
-          </w:tcPr>
-          <w:p>
-            <w:pPr>
-              <w:jc w:val="right"/>
-              <w:rPr>
-                <w:rFonts w:ascii="Segoe UI" w:hAnsi="Segoe UI" w:cs="Segoe UI"/>
-                <w:b/>
-                <w:bCs/>
-                <w:sz w:val="16"/>
-                <w:szCs w:val="16"/>
-              </w:rPr>
-            </w:pPr>
-          </w:p>
+          <w:p/>
         </w:tc>
         <w:sdt>
           <w:sdtPr>
@@ -1830,7 +1592,7 @@
             <w:tag w:val="#Nav: Job_Task_Quote/1017"/>
             <w:id w:val="1351068271"/>
             <w:placeholder>
-              <w:docPart w:val="C4394D8E8E2A44AE9E40C9759AFC7AEB"/>
+              <w:docPart w:val="DefaultPlaceholder_-1854013440"/>
             </w:placeholder>
             <w:dataBinding w:prefixMappings="xmlns:ns0='urn:microsoft-dynamics-nav/reports/Job_Task_Quote/1017/'" w:xpath="/ns0:NavWordReportXmlPart[1]/ns0:Job_Task[1]/ns0:Totals[1]/ns0:JobTotalValue[1]" w:storeItemID="{1ED13A7C-9FCA-4AEC-BEFF-7225676F0953}"/>
             <w:text/>
@@ -1838,7 +1600,7 @@
           <w:sdtContent>
             <w:tc>
               <w:tcPr>
-                <w:tcW w:w="985" w:type="dxa"/>
+                <w:tcW w:w="1268" w:type="dxa"/>
               </w:tcPr>
               <w:p>
                 <w:pPr>
@@ -1875,7 +1637,7 @@
 </file>
 
 <file path=word/endnotes.xml><?xml version="1.0" encoding="utf-8"?>
-<w:endnotes xmlns:wpc="http://schemas.microsoft.com/office/word/2010/wordprocessingCanvas" xmlns:cx="http://schemas.microsoft.com/office/drawing/2014/chartex" xmlns:cx1="http://schemas.microsoft.com/office/drawing/2015/9/8/chartex" xmlns:cx2="http://schemas.microsoft.com/office/drawing/2015/10/21/chartex" xmlns:cx3="http://schemas.microsoft.com/office/drawing/2016/5/9/chartex" xmlns:cx4="http://schemas.microsoft.com/office/drawing/2016/5/10/chartex" xmlns:cx5="http://schemas.microsoft.com/office/drawing/2016/5/11/chartex" xmlns:cx6="http://schemas.microsoft.com/office/drawing/2016/5/12/chartex" xmlns:cx7="http://schemas.microsoft.com/office/drawing/2016/5/13/chartex" xmlns:cx8="http://schemas.microsoft.com/office/drawing/2016/5/14/chartex" xmlns:mc="http://schemas.openxmlformats.org/markup-compatibility/2006" xmlns:aink="http://schemas.microsoft.com/office/drawing/2016/ink" xmlns:am3d="http://schemas.microsoft.com/office/drawing/2017/model3d" xmlns:o="urn:schemas-microsoft-com:office:office" xmlns:oel="http://schemas.microsoft.com/office/2019/extlst" xmlns:r="http://schemas.openxmlformats.org/officeDocument/2006/relationships" xmlns:m="http://schemas.openxmlformats.org/officeDocument/2006/math" xmlns:v="urn:schemas-microsoft-com:vml" xmlns:wp14="http://schemas.microsoft.com/office/word/2010/wordprocessingDrawing" xmlns:wp="http://schemas.openxmlformats.org/drawingml/2006/wordprocessingDrawing" xmlns:w10="urn:schemas-microsoft-com:office:word" xmlns:w="http://schemas.openxmlformats.org/wordprocessingml/2006/main" xmlns:w14="http://schemas.microsoft.com/office/word/2010/wordml" xmlns:w15="http://schemas.microsoft.com/office/word/2012/wordml" xmlns:w16cex="http://schemas.microsoft.com/office/word/2018/wordml/cex" xmlns:w16cid="http://schemas.microsoft.com/office/word/2016/wordml/cid" xmlns:w16="http://schemas.microsoft.com/office/word/2018/wordml" xmlns:w16du="http://schemas.microsoft.com/office/word/2023/wordml/word16du" xmlns:w16sdtdh="http://schemas.microsoft.com/office/word/2020/wordml/sdtdatahash" xmlns:w16sdtfl="http://schemas.microsoft.com/office/word/2024/wordml/sdtformatlock" xmlns:w16se="http://schemas.microsoft.com/office/word/2015/wordml/symex" xmlns:wpg="http://schemas.microsoft.com/office/word/2010/wordprocessingGroup" xmlns:wpi="http://schemas.microsoft.com/office/word/2010/wordprocessingInk" xmlns:wne="http://schemas.microsoft.com/office/word/2006/wordml" xmlns:wps="http://schemas.microsoft.com/office/word/2010/wordprocessingShape" mc:Ignorable="w14 w15 w16se w16cid w16 w16cex w16sdtdh w16sdtfl w16du wp14">
+<w:endnotes xmlns:wpc="http://schemas.microsoft.com/office/word/2010/wordprocessingCanvas" xmlns:cx="http://schemas.microsoft.com/office/drawing/2014/chartex" xmlns:cx1="http://schemas.microsoft.com/office/drawing/2015/9/8/chartex" xmlns:cx2="http://schemas.microsoft.com/office/drawing/2015/10/21/chartex" xmlns:cx3="http://schemas.microsoft.com/office/drawing/2016/5/9/chartex" xmlns:cx4="http://schemas.microsoft.com/office/drawing/2016/5/10/chartex" xmlns:cx5="http://schemas.microsoft.com/office/drawing/2016/5/11/chartex" xmlns:cx6="http://schemas.microsoft.com/office/drawing/2016/5/12/chartex" xmlns:cx7="http://schemas.microsoft.com/office/drawing/2016/5/13/chartex" xmlns:cx8="http://schemas.microsoft.com/office/drawing/2016/5/14/chartex" xmlns:mc="http://schemas.openxmlformats.org/markup-compatibility/2006" xmlns:aink="http://schemas.microsoft.com/office/drawing/2016/ink" xmlns:am3d="http://schemas.microsoft.com/office/drawing/2017/model3d" xmlns:o="urn:schemas-microsoft-com:office:office" xmlns:oel="http://schemas.microsoft.com/office/2019/extlst" xmlns:r="http://schemas.openxmlformats.org/officeDocument/2006/relationships" xmlns:m="http://schemas.openxmlformats.org/officeDocument/2006/math" xmlns:v="urn:schemas-microsoft-com:vml" xmlns:wp14="http://schemas.microsoft.com/office/word/2010/wordprocessingDrawing" xmlns:wp="http://schemas.openxmlformats.org/drawingml/2006/wordprocessingDrawing" xmlns:w10="urn:schemas-microsoft-com:office:word" xmlns:w="http://schemas.openxmlformats.org/wordprocessingml/2006/main" xmlns:w14="http://schemas.microsoft.com/office/word/2010/wordml" xmlns:w15="http://schemas.microsoft.com/office/word/2012/wordml" xmlns:w16cex="http://schemas.microsoft.com/office/word/2018/wordml/cex" xmlns:w16cid="http://schemas.microsoft.com/office/word/2016/wordml/cid" xmlns:w16="http://schemas.microsoft.com/office/word/2018/wordml" xmlns:w16du="http://schemas.microsoft.com/office/word/2023/wordml/word16du" xmlns:w16sdtdh="http://schemas.microsoft.com/office/word/2020/wordml/sdtdatahash" xmlns:w16se="http://schemas.microsoft.com/office/word/2015/wordml/symex" xmlns:wpg="http://schemas.microsoft.com/office/word/2010/wordprocessingGroup" xmlns:wpi="http://schemas.microsoft.com/office/word/2010/wordprocessingInk" xmlns:wne="http://schemas.microsoft.com/office/word/2006/wordml" xmlns:wps="http://schemas.microsoft.com/office/word/2010/wordprocessingShape" mc:Ignorable="w14 w15 w16se w16cid w16 w16cex w16sdtdh w16du wp14">
   <w:endnote w:type="separator" w:id="-1">
     <w:p>
       <w:pPr>
@@ -1900,7 +1662,7 @@
 </file>
 
 <file path=word/footnotes.xml><?xml version="1.0" encoding="utf-8"?>
-<w:footnotes xmlns:wpc="http://schemas.microsoft.com/office/word/2010/wordprocessingCanvas" xmlns:cx="http://schemas.microsoft.com/office/drawing/2014/chartex" xmlns:cx1="http://schemas.microsoft.com/office/drawing/2015/9/8/chartex" xmlns:cx2="http://schemas.microsoft.com/office/drawing/2015/10/21/chartex" xmlns:cx3="http://schemas.microsoft.com/office/drawing/2016/5/9/chartex" xmlns:cx4="http://schemas.microsoft.com/office/drawing/2016/5/10/chartex" xmlns:cx5="http://schemas.microsoft.com/office/drawing/2016/5/11/chartex" xmlns:cx6="http://schemas.microsoft.com/office/drawing/2016/5/12/chartex" xmlns:cx7="http://schemas.microsoft.com/office/drawing/2016/5/13/chartex" xmlns:cx8="http://schemas.microsoft.com/office/drawing/2016/5/14/chartex" xmlns:mc="http://schemas.openxmlformats.org/markup-compatibility/2006" xmlns:aink="http://schemas.microsoft.com/office/drawing/2016/ink" xmlns:am3d="http://schemas.microsoft.com/office/drawing/2017/model3d" xmlns:o="urn:schemas-microsoft-com:office:office" xmlns:oel="http://schemas.microsoft.com/office/2019/extlst" xmlns:r="http://schemas.openxmlformats.org/officeDocument/2006/relationships" xmlns:m="http://schemas.openxmlformats.org/officeDocument/2006/math" xmlns:v="urn:schemas-microsoft-com:vml" xmlns:wp14="http://schemas.microsoft.com/office/word/2010/wordprocessingDrawing" xmlns:wp="http://schemas.openxmlformats.org/drawingml/2006/wordprocessingDrawing" xmlns:w10="urn:schemas-microsoft-com:office:word" xmlns:w="http://schemas.openxmlformats.org/wordprocessingml/2006/main" xmlns:w14="http://schemas.microsoft.com/office/word/2010/wordml" xmlns:w15="http://schemas.microsoft.com/office/word/2012/wordml" xmlns:w16cex="http://schemas.microsoft.com/office/word/2018/wordml/cex" xmlns:w16cid="http://schemas.microsoft.com/office/word/2016/wordml/cid" xmlns:w16="http://schemas.microsoft.com/office/word/2018/wordml" xmlns:w16du="http://schemas.microsoft.com/office/word/2023/wordml/word16du" xmlns:w16sdtdh="http://schemas.microsoft.com/office/word/2020/wordml/sdtdatahash" xmlns:w16sdtfl="http://schemas.microsoft.com/office/word/2024/wordml/sdtformatlock" xmlns:w16se="http://schemas.microsoft.com/office/word/2015/wordml/symex" xmlns:wpg="http://schemas.microsoft.com/office/word/2010/wordprocessingGroup" xmlns:wpi="http://schemas.microsoft.com/office/word/2010/wordprocessingInk" xmlns:wne="http://schemas.microsoft.com/office/word/2006/wordml" xmlns:wps="http://schemas.microsoft.com/office/word/2010/wordprocessingShape" mc:Ignorable="w14 w15 w16se w16cid w16 w16cex w16sdtdh w16sdtfl w16du wp14">
+<w:footnotes xmlns:wpc="http://schemas.microsoft.com/office/word/2010/wordprocessingCanvas" xmlns:cx="http://schemas.microsoft.com/office/drawing/2014/chartex" xmlns:cx1="http://schemas.microsoft.com/office/drawing/2015/9/8/chartex" xmlns:cx2="http://schemas.microsoft.com/office/drawing/2015/10/21/chartex" xmlns:cx3="http://schemas.microsoft.com/office/drawing/2016/5/9/chartex" xmlns:cx4="http://schemas.microsoft.com/office/drawing/2016/5/10/chartex" xmlns:cx5="http://schemas.microsoft.com/office/drawing/2016/5/11/chartex" xmlns:cx6="http://schemas.microsoft.com/office/drawing/2016/5/12/chartex" xmlns:cx7="http://schemas.microsoft.com/office/drawing/2016/5/13/chartex" xmlns:cx8="http://schemas.microsoft.com/office/drawing/2016/5/14/chartex" xmlns:mc="http://schemas.openxmlformats.org/markup-compatibility/2006" xmlns:aink="http://schemas.microsoft.com/office/drawing/2016/ink" xmlns:am3d="http://schemas.microsoft.com/office/drawing/2017/model3d" xmlns:o="urn:schemas-microsoft-com:office:office" xmlns:oel="http://schemas.microsoft.com/office/2019/extlst" xmlns:r="http://schemas.openxmlformats.org/officeDocument/2006/relationships" xmlns:m="http://schemas.openxmlformats.org/officeDocument/2006/math" xmlns:v="urn:schemas-microsoft-com:vml" xmlns:wp14="http://schemas.microsoft.com/office/word/2010/wordprocessingDrawing" xmlns:wp="http://schemas.openxmlformats.org/drawingml/2006/wordprocessingDrawing" xmlns:w10="urn:schemas-microsoft-com:office:word" xmlns:w="http://schemas.openxmlformats.org/wordprocessingml/2006/main" xmlns:w14="http://schemas.microsoft.com/office/word/2010/wordml" xmlns:w15="http://schemas.microsoft.com/office/word/2012/wordml" xmlns:w16cex="http://schemas.microsoft.com/office/word/2018/wordml/cex" xmlns:w16cid="http://schemas.microsoft.com/office/word/2016/wordml/cid" xmlns:w16="http://schemas.microsoft.com/office/word/2018/wordml" xmlns:w16du="http://schemas.microsoft.com/office/word/2023/wordml/word16du" xmlns:w16sdtdh="http://schemas.microsoft.com/office/word/2020/wordml/sdtdatahash" xmlns:w16se="http://schemas.microsoft.com/office/word/2015/wordml/symex" xmlns:wpg="http://schemas.microsoft.com/office/word/2010/wordprocessingGroup" xmlns:wpi="http://schemas.microsoft.com/office/word/2010/wordprocessingInk" xmlns:wne="http://schemas.microsoft.com/office/word/2006/wordml" xmlns:wps="http://schemas.microsoft.com/office/word/2010/wordprocessingShape" mc:Ignorable="w14 w15 w16se w16cid w16 w16cex w16sdtdh w16du wp14">
   <w:footnote w:type="separator" w:id="-1">
     <w:p>
       <w:pPr>
@@ -1925,7 +1687,7 @@
 </file>
 
 <file path=word/header1.xml><?xml version="1.0" encoding="utf-8"?>
-<w:hdr xmlns:wpc="http://schemas.microsoft.com/office/word/2010/wordprocessingCanvas" xmlns:cx="http://schemas.microsoft.com/office/drawing/2014/chartex" xmlns:cx1="http://schemas.microsoft.com/office/drawing/2015/9/8/chartex" xmlns:cx2="http://schemas.microsoft.com/office/drawing/2015/10/21/chartex" xmlns:cx3="http://schemas.microsoft.com/office/drawing/2016/5/9/chartex" xmlns:cx4="http://schemas.microsoft.com/office/drawing/2016/5/10/chartex" xmlns:cx5="http://schemas.microsoft.com/office/drawing/2016/5/11/chartex" xmlns:cx6="http://schemas.microsoft.com/office/drawing/2016/5/12/chartex" xmlns:cx7="http://schemas.microsoft.com/office/drawing/2016/5/13/chartex" xmlns:cx8="http://schemas.microsoft.com/office/drawing/2016/5/14/chartex" xmlns:mc="http://schemas.openxmlformats.org/markup-compatibility/2006" xmlns:aink="http://schemas.microsoft.com/office/drawing/2016/ink" xmlns:am3d="http://schemas.microsoft.com/office/drawing/2017/model3d" xmlns:o="urn:schemas-microsoft-com:office:office" xmlns:oel="http://schemas.microsoft.com/office/2019/extlst" xmlns:r="http://schemas.openxmlformats.org/officeDocument/2006/relationships" xmlns:m="http://schemas.openxmlformats.org/officeDocument/2006/math" xmlns:v="urn:schemas-microsoft-com:vml" xmlns:wp14="http://schemas.microsoft.com/office/word/2010/wordprocessingDrawing" xmlns:wp="http://schemas.openxmlformats.org/drawingml/2006/wordprocessingDrawing" xmlns:w10="urn:schemas-microsoft-com:office:word" xmlns:w="http://schemas.openxmlformats.org/wordprocessingml/2006/main" xmlns:w14="http://schemas.microsoft.com/office/word/2010/wordml" xmlns:w15="http://schemas.microsoft.com/office/word/2012/wordml" xmlns:w16cex="http://schemas.microsoft.com/office/word/2018/wordml/cex" xmlns:w16cid="http://schemas.microsoft.com/office/word/2016/wordml/cid" xmlns:w16="http://schemas.microsoft.com/office/word/2018/wordml" xmlns:w16du="http://schemas.microsoft.com/office/word/2023/wordml/word16du" xmlns:w16sdtdh="http://schemas.microsoft.com/office/word/2020/wordml/sdtdatahash" xmlns:w16sdtfl="http://schemas.microsoft.com/office/word/2024/wordml/sdtformatlock" xmlns:w16se="http://schemas.microsoft.com/office/word/2015/wordml/symex" xmlns:wpg="http://schemas.microsoft.com/office/word/2010/wordprocessingGroup" xmlns:wpi="http://schemas.microsoft.com/office/word/2010/wordprocessingInk" xmlns:wne="http://schemas.microsoft.com/office/word/2006/wordml" xmlns:wps="http://schemas.microsoft.com/office/word/2010/wordprocessingShape" mc:Ignorable="w14 w15 w16se w16cid w16 w16cex w16sdtdh w16sdtfl w16du wp14">
+<w:hdr xmlns:wpc="http://schemas.microsoft.com/office/word/2010/wordprocessingCanvas" xmlns:cx="http://schemas.microsoft.com/office/drawing/2014/chartex" xmlns:cx1="http://schemas.microsoft.com/office/drawing/2015/9/8/chartex" xmlns:cx2="http://schemas.microsoft.com/office/drawing/2015/10/21/chartex" xmlns:cx3="http://schemas.microsoft.com/office/drawing/2016/5/9/chartex" xmlns:cx4="http://schemas.microsoft.com/office/drawing/2016/5/10/chartex" xmlns:cx5="http://schemas.microsoft.com/office/drawing/2016/5/11/chartex" xmlns:cx6="http://schemas.microsoft.com/office/drawing/2016/5/12/chartex" xmlns:cx7="http://schemas.microsoft.com/office/drawing/2016/5/13/chartex" xmlns:cx8="http://schemas.microsoft.com/office/drawing/2016/5/14/chartex" xmlns:mc="http://schemas.openxmlformats.org/markup-compatibility/2006" xmlns:aink="http://schemas.microsoft.com/office/drawing/2016/ink" xmlns:am3d="http://schemas.microsoft.com/office/drawing/2017/model3d" xmlns:o="urn:schemas-microsoft-com:office:office" xmlns:oel="http://schemas.microsoft.com/office/2019/extlst" xmlns:r="http://schemas.openxmlformats.org/officeDocument/2006/relationships" xmlns:m="http://schemas.openxmlformats.org/officeDocument/2006/math" xmlns:v="urn:schemas-microsoft-com:vml" xmlns:wp14="http://schemas.microsoft.com/office/word/2010/wordprocessingDrawing" xmlns:wp="http://schemas.openxmlformats.org/drawingml/2006/wordprocessingDrawing" xmlns:w10="urn:schemas-microsoft-com:office:word" xmlns:w="http://schemas.openxmlformats.org/wordprocessingml/2006/main" xmlns:w14="http://schemas.microsoft.com/office/word/2010/wordml" xmlns:w15="http://schemas.microsoft.com/office/word/2012/wordml" xmlns:w16cex="http://schemas.microsoft.com/office/word/2018/wordml/cex" xmlns:w16cid="http://schemas.microsoft.com/office/word/2016/wordml/cid" xmlns:w16="http://schemas.microsoft.com/office/word/2018/wordml" xmlns:w16du="http://schemas.microsoft.com/office/word/2023/wordml/word16du" xmlns:w16sdtdh="http://schemas.microsoft.com/office/word/2020/wordml/sdtdatahash" xmlns:w16se="http://schemas.microsoft.com/office/word/2015/wordml/symex" xmlns:wpg="http://schemas.microsoft.com/office/word/2010/wordprocessingGroup" xmlns:wpi="http://schemas.microsoft.com/office/word/2010/wordprocessingInk" xmlns:wne="http://schemas.microsoft.com/office/word/2006/wordml" xmlns:wps="http://schemas.microsoft.com/office/word/2010/wordprocessingShape" mc:Ignorable="w14 w15 w16se w16cid w16 w16cex w16sdtdh w16du wp14">
   <w:sdt>
     <w:sdtPr>
       <w:alias w:val="#Nav: /Job_Task/TodayFormatted"/>
@@ -1954,7 +1716,7 @@
 </file>
 
 <file path=word/styles.xml><?xml version="1.0" encoding="utf-8"?>
-<w:styles xmlns:mc="http://schemas.openxmlformats.org/markup-compatibility/2006" xmlns:r="http://schemas.openxmlformats.org/officeDocument/2006/relationships" xmlns:w="http://schemas.openxmlformats.org/wordprocessingml/2006/main" xmlns:w14="http://schemas.microsoft.com/office/word/2010/wordml" xmlns:w15="http://schemas.microsoft.com/office/word/2012/wordml" xmlns:w16cex="http://schemas.microsoft.com/office/word/2018/wordml/cex" xmlns:w16cid="http://schemas.microsoft.com/office/word/2016/wordml/cid" xmlns:w16="http://schemas.microsoft.com/office/word/2018/wordml" xmlns:w16du="http://schemas.microsoft.com/office/word/2023/wordml/word16du" xmlns:w16sdtdh="http://schemas.microsoft.com/office/word/2020/wordml/sdtdatahash" xmlns:w16sdtfl="http://schemas.microsoft.com/office/word/2024/wordml/sdtformatlock" xmlns:w16se="http://schemas.microsoft.com/office/word/2015/wordml/symex" mc:Ignorable="w14 w15 w16se w16cid w16 w16cex w16sdtdh w16sdtfl w16du">
+<w:styles xmlns:mc="http://schemas.openxmlformats.org/markup-compatibility/2006" xmlns:r="http://schemas.openxmlformats.org/officeDocument/2006/relationships" xmlns:w="http://schemas.openxmlformats.org/wordprocessingml/2006/main" xmlns:w14="http://schemas.microsoft.com/office/word/2010/wordml" xmlns:w15="http://schemas.microsoft.com/office/word/2012/wordml" xmlns:w16cex="http://schemas.microsoft.com/office/word/2018/wordml/cex" xmlns:w16cid="http://schemas.microsoft.com/office/word/2016/wordml/cid" xmlns:w16="http://schemas.microsoft.com/office/word/2018/wordml" xmlns:w16du="http://schemas.microsoft.com/office/word/2023/wordml/word16du" xmlns:w16sdtdh="http://schemas.microsoft.com/office/word/2020/wordml/sdtdatahash" xmlns:w16se="http://schemas.microsoft.com/office/word/2015/wordml/symex" mc:Ignorable="w14 w15 w16se w16cid w16 w16cex w16sdtdh w16du">
   <w:docDefaults>
     <w:rPrDefault>
       <w:rPr>
@@ -2458,7 +2220,7 @@
 </file>
 
 <file path=word/glossary/document.xml><?xml version="1.0" encoding="utf-8"?>
-<w:glossaryDocument xmlns:wpc="http://schemas.microsoft.com/office/word/2010/wordprocessingCanvas" xmlns:cx="http://schemas.microsoft.com/office/drawing/2014/chartex" xmlns:cx1="http://schemas.microsoft.com/office/drawing/2015/9/8/chartex" xmlns:cx2="http://schemas.microsoft.com/office/drawing/2015/10/21/chartex" xmlns:cx3="http://schemas.microsoft.com/office/drawing/2016/5/9/chartex" xmlns:cx4="http://schemas.microsoft.com/office/drawing/2016/5/10/chartex" xmlns:cx5="http://schemas.microsoft.com/office/drawing/2016/5/11/chartex" xmlns:cx6="http://schemas.microsoft.com/office/drawing/2016/5/12/chartex" xmlns:cx7="http://schemas.microsoft.com/office/drawing/2016/5/13/chartex" xmlns:cx8="http://schemas.microsoft.com/office/drawing/2016/5/14/chartex" xmlns:mc="http://schemas.openxmlformats.org/markup-compatibility/2006" xmlns:aink="http://schemas.microsoft.com/office/drawing/2016/ink" xmlns:am3d="http://schemas.microsoft.com/office/drawing/2017/model3d" xmlns:o="urn:schemas-microsoft-com:office:office" xmlns:oel="http://schemas.microsoft.com/office/2019/extlst" xmlns:r="http://schemas.openxmlformats.org/officeDocument/2006/relationships" xmlns:m="http://schemas.openxmlformats.org/officeDocument/2006/math" xmlns:v="urn:schemas-microsoft-com:vml" xmlns:wp14="http://schemas.microsoft.com/office/word/2010/wordprocessingDrawing" xmlns:wp="http://schemas.openxmlformats.org/drawingml/2006/wordprocessingDrawing" xmlns:w10="urn:schemas-microsoft-com:office:word" xmlns:w="http://schemas.openxmlformats.org/wordprocessingml/2006/main" xmlns:w14="http://schemas.microsoft.com/office/word/2010/wordml" xmlns:w15="http://schemas.microsoft.com/office/word/2012/wordml" xmlns:w16cex="http://schemas.microsoft.com/office/word/2018/wordml/cex" xmlns:w16cid="http://schemas.microsoft.com/office/word/2016/wordml/cid" xmlns:w16="http://schemas.microsoft.com/office/word/2018/wordml" xmlns:w16du="http://schemas.microsoft.com/office/word/2023/wordml/word16du" xmlns:w16sdtdh="http://schemas.microsoft.com/office/word/2020/wordml/sdtdatahash" xmlns:w16sdtfl="http://schemas.microsoft.com/office/word/2024/wordml/sdtformatlock" xmlns:w16se="http://schemas.microsoft.com/office/word/2015/wordml/symex" xmlns:wpg="http://schemas.microsoft.com/office/word/2010/wordprocessingGroup" xmlns:wpi="http://schemas.microsoft.com/office/word/2010/wordprocessingInk" xmlns:wne="http://schemas.microsoft.com/office/word/2006/wordml" xmlns:wps="http://schemas.microsoft.com/office/word/2010/wordprocessingShape" mc:Ignorable="w14 w15 w16se w16cid w16 w16cex w16sdtdh w16sdtfl w16du wp14">
+<w:glossaryDocument xmlns:wpc="http://schemas.microsoft.com/office/word/2010/wordprocessingCanvas" xmlns:cx="http://schemas.microsoft.com/office/drawing/2014/chartex" xmlns:cx1="http://schemas.microsoft.com/office/drawing/2015/9/8/chartex" xmlns:cx2="http://schemas.microsoft.com/office/drawing/2015/10/21/chartex" xmlns:cx3="http://schemas.microsoft.com/office/drawing/2016/5/9/chartex" xmlns:cx4="http://schemas.microsoft.com/office/drawing/2016/5/10/chartex" xmlns:cx5="http://schemas.microsoft.com/office/drawing/2016/5/11/chartex" xmlns:cx6="http://schemas.microsoft.com/office/drawing/2016/5/12/chartex" xmlns:cx7="http://schemas.microsoft.com/office/drawing/2016/5/13/chartex" xmlns:cx8="http://schemas.microsoft.com/office/drawing/2016/5/14/chartex" xmlns:mc="http://schemas.openxmlformats.org/markup-compatibility/2006" xmlns:aink="http://schemas.microsoft.com/office/drawing/2016/ink" xmlns:am3d="http://schemas.microsoft.com/office/drawing/2017/model3d" xmlns:o="urn:schemas-microsoft-com:office:office" xmlns:oel="http://schemas.microsoft.com/office/2019/extlst" xmlns:r="http://schemas.openxmlformats.org/officeDocument/2006/relationships" xmlns:m="http://schemas.openxmlformats.org/officeDocument/2006/math" xmlns:v="urn:schemas-microsoft-com:vml" xmlns:wp14="http://schemas.microsoft.com/office/word/2010/wordprocessingDrawing" xmlns:wp="http://schemas.openxmlformats.org/drawingml/2006/wordprocessingDrawing" xmlns:w10="urn:schemas-microsoft-com:office:word" xmlns:w="http://schemas.openxmlformats.org/wordprocessingml/2006/main" xmlns:w14="http://schemas.microsoft.com/office/word/2010/wordml" xmlns:w15="http://schemas.microsoft.com/office/word/2012/wordml" xmlns:w16cex="http://schemas.microsoft.com/office/word/2018/wordml/cex" xmlns:w16cid="http://schemas.microsoft.com/office/word/2016/wordml/cid" xmlns:w16="http://schemas.microsoft.com/office/word/2018/wordml" xmlns:w16du="http://schemas.microsoft.com/office/word/2023/wordml/word16du" xmlns:w16sdtdh="http://schemas.microsoft.com/office/word/2020/wordml/sdtdatahash" xmlns:w16se="http://schemas.microsoft.com/office/word/2015/wordml/symex" xmlns:wpg="http://schemas.microsoft.com/office/word/2010/wordprocessingGroup" xmlns:wpi="http://schemas.microsoft.com/office/word/2010/wordprocessingInk" xmlns:wne="http://schemas.microsoft.com/office/word/2006/wordml" xmlns:wps="http://schemas.microsoft.com/office/word/2010/wordprocessingShape" mc:Ignorable="w14 w15 w16se w16cid w16 w16cex w16sdtdh w16du wp14">
   <w:docParts>
     <w:docPart>
       <w:docPartPr>
@@ -2488,7 +2250,7 @@
     </w:docPart>
     <w:docPart>
       <w:docPartPr>
-        <w:name w:val="C4394D8E8E2A44AE9E40C9759AFC7AEB"/>
+        <w:name w:val="DefaultPlaceholder_-1854013435"/>
         <w:category>
           <w:name w:val="General"/>
           <w:gallery w:val="placeholder"/>
@@ -2499,42 +2261,10 @@
         <w:behaviors>
           <w:behavior w:val="content"/>
         </w:behaviors>
-        <w:guid w:val="{83CD9056-3D83-4F03-9714-33F0549978B8}"/>
+        <w:guid w:val="{EA174DF8-9944-4B2C-A692-DD25F6C6F3A2}"/>
       </w:docPartPr>
       <w:docPartBody>
         <w:p>
-          <w:pPr>
-            <w:pStyle w:val="C4394D8E8E2A44AE9E40C9759AFC7AEB"/>
-          </w:pPr>
-          <w:r>
-            <w:rPr>
-              <w:rStyle w:val="PlaceholderText"/>
-            </w:rPr>
-            <w:t>Click or tap here to enter text.</w:t>
-          </w:r>
-        </w:p>
-      </w:docPartBody>
-    </w:docPart>
-    <w:docPart>
-      <w:docPartPr>
-        <w:name w:val="4AF1203B943C4C89AC3392D9FB8E15AA"/>
-        <w:category>
-          <w:name w:val="General"/>
-          <w:gallery w:val="placeholder"/>
-        </w:category>
-        <w:types>
-          <w:type w:val="bbPlcHdr"/>
-        </w:types>
-        <w:behaviors>
-          <w:behavior w:val="content"/>
-        </w:behaviors>
-        <w:guid w:val="{CF068AFA-0617-4979-80B0-8F531F03D967}"/>
-      </w:docPartPr>
-      <w:docPartBody>
-        <w:p>
-          <w:pPr>
-            <w:pStyle w:val="4AF1203B943C4C89AC3392D9FB8E15AA"/>
-          </w:pPr>
           <w:r>
             <w:rPr>
               <w:rStyle w:val="PlaceholderText"/>
@@ -2549,7 +2279,7 @@
 </file>
 
 <file path=word/glossary/fontTable.xml><?xml version="1.0" encoding="utf-8"?>
-<w:fonts xmlns:mc="http://schemas.openxmlformats.org/markup-compatibility/2006" xmlns:r="http://schemas.openxmlformats.org/officeDocument/2006/relationships" xmlns:w="http://schemas.openxmlformats.org/wordprocessingml/2006/main" xmlns:w14="http://schemas.microsoft.com/office/word/2010/wordml" xmlns:w15="http://schemas.microsoft.com/office/word/2012/wordml" xmlns:w16cex="http://schemas.microsoft.com/office/word/2018/wordml/cex" xmlns:w16cid="http://schemas.microsoft.com/office/word/2016/wordml/cid" xmlns:w16="http://schemas.microsoft.com/office/word/2018/wordml" xmlns:w16du="http://schemas.microsoft.com/office/word/2023/wordml/word16du" xmlns:w16sdtdh="http://schemas.microsoft.com/office/word/2020/wordml/sdtdatahash" xmlns:w16sdtfl="http://schemas.microsoft.com/office/word/2024/wordml/sdtformatlock" xmlns:w16se="http://schemas.microsoft.com/office/word/2015/wordml/symex" mc:Ignorable="w14 w15 w16se w16cid w16 w16cex w16sdtdh w16sdtfl w16du">
+<w:fonts xmlns:mc="http://schemas.openxmlformats.org/markup-compatibility/2006" xmlns:r="http://schemas.openxmlformats.org/officeDocument/2006/relationships" xmlns:w="http://schemas.openxmlformats.org/wordprocessingml/2006/main" xmlns:w14="http://schemas.microsoft.com/office/word/2010/wordml" xmlns:w15="http://schemas.microsoft.com/office/word/2012/wordml" xmlns:w16cex="http://schemas.microsoft.com/office/word/2018/wordml/cex" xmlns:w16cid="http://schemas.microsoft.com/office/word/2016/wordml/cid" xmlns:w16="http://schemas.microsoft.com/office/word/2018/wordml" xmlns:w16du="http://schemas.microsoft.com/office/word/2023/wordml/word16du" xmlns:w16sdtdh="http://schemas.microsoft.com/office/word/2020/wordml/sdtdatahash" xmlns:w16se="http://schemas.microsoft.com/office/word/2015/wordml/symex" mc:Ignorable="w14 w15 w16se w16cid w16 w16cex w16sdtdh w16du">
   <w:font w:name="Aptos">
     <w:charset w:val="00"/>
     <w:family w:val="swiss"/>
@@ -2587,7 +2317,7 @@
 </file>
 
 <file path=word/glossary/settings.xml><?xml version="1.0" encoding="utf-8"?>
-<w:settings xmlns:mc="http://schemas.openxmlformats.org/markup-compatibility/2006" xmlns:o="urn:schemas-microsoft-com:office:office" xmlns:r="http://schemas.openxmlformats.org/officeDocument/2006/relationships" xmlns:m="http://schemas.openxmlformats.org/officeDocument/2006/math" xmlns:v="urn:schemas-microsoft-com:vml" xmlns:w10="urn:schemas-microsoft-com:office:word" xmlns:w="http://schemas.openxmlformats.org/wordprocessingml/2006/main" xmlns:w14="http://schemas.microsoft.com/office/word/2010/wordml" xmlns:w15="http://schemas.microsoft.com/office/word/2012/wordml" xmlns:w16cex="http://schemas.microsoft.com/office/word/2018/wordml/cex" xmlns:w16cid="http://schemas.microsoft.com/office/word/2016/wordml/cid" xmlns:w16="http://schemas.microsoft.com/office/word/2018/wordml" xmlns:w16du="http://schemas.microsoft.com/office/word/2023/wordml/word16du" xmlns:w16sdtdh="http://schemas.microsoft.com/office/word/2020/wordml/sdtdatahash" xmlns:w16sdtfl="http://schemas.microsoft.com/office/word/2024/wordml/sdtformatlock" xmlns:w16se="http://schemas.microsoft.com/office/word/2015/wordml/symex" xmlns:sl="http://schemas.openxmlformats.org/schemaLibrary/2006/main" mc:Ignorable="w14 w15 w16se w16cid w16 w16cex w16sdtdh w16sdtfl w16du">
+<w:settings xmlns:mc="http://schemas.openxmlformats.org/markup-compatibility/2006" xmlns:o="urn:schemas-microsoft-com:office:office" xmlns:r="http://schemas.openxmlformats.org/officeDocument/2006/relationships" xmlns:m="http://schemas.openxmlformats.org/officeDocument/2006/math" xmlns:v="urn:schemas-microsoft-com:vml" xmlns:w10="urn:schemas-microsoft-com:office:word" xmlns:w="http://schemas.openxmlformats.org/wordprocessingml/2006/main" xmlns:w14="http://schemas.microsoft.com/office/word/2010/wordml" xmlns:w15="http://schemas.microsoft.com/office/word/2012/wordml" xmlns:w16cex="http://schemas.microsoft.com/office/word/2018/wordml/cex" xmlns:w16cid="http://schemas.microsoft.com/office/word/2016/wordml/cid" xmlns:w16="http://schemas.microsoft.com/office/word/2018/wordml" xmlns:w16du="http://schemas.microsoft.com/office/word/2023/wordml/word16du" xmlns:w16sdtdh="http://schemas.microsoft.com/office/word/2020/wordml/sdtdatahash" xmlns:w16se="http://schemas.microsoft.com/office/word/2015/wordml/symex" xmlns:sl="http://schemas.openxmlformats.org/schemaLibrary/2006/main" mc:Ignorable="w14 w15 w16se w16cid w16 w16cex w16sdtdh w16du">
   <w:view w:val="normal"/>
   <w:defaultTabStop w:val="720"/>
   <w:characterSpacingControl w:val="doNotCompress"/>
@@ -2603,38 +2333,24 @@
   <w:rsids>
     <w:rsidRoot w:val="000129A2"/>
     <w:rsid w:val="000129A2"/>
-    <w:rsid w:val="000C3955"/>
-    <w:rsid w:val="001239DA"/>
     <w:rsid w:val="001E1E6B"/>
     <w:rsid w:val="002074B1"/>
     <w:rsid w:val="002E60ED"/>
     <w:rsid w:val="00316BB2"/>
-    <w:rsid w:val="0049547E"/>
     <w:rsid w:val="004A23F9"/>
-    <w:rsid w:val="004E2026"/>
-    <w:rsid w:val="004E34B3"/>
     <w:rsid w:val="00514B4D"/>
     <w:rsid w:val="005F03F3"/>
     <w:rsid w:val="006152C7"/>
     <w:rsid w:val="006C1FB1"/>
-    <w:rsid w:val="006D33AB"/>
     <w:rsid w:val="00701FCB"/>
-    <w:rsid w:val="00710173"/>
     <w:rsid w:val="008749C1"/>
     <w:rsid w:val="008D5CD0"/>
-    <w:rsid w:val="009168DE"/>
-    <w:rsid w:val="00955656"/>
-    <w:rsid w:val="00A40D31"/>
     <w:rsid w:val="00A6133D"/>
-    <w:rsid w:val="00B055B5"/>
     <w:rsid w:val="00B7094F"/>
     <w:rsid w:val="00B935C0"/>
-    <w:rsid w:val="00BB1817"/>
     <w:rsid w:val="00BB3FF5"/>
     <w:rsid w:val="00BC2AE6"/>
-    <w:rsid w:val="00C54E38"/>
     <w:rsid w:val="00DF64C9"/>
-    <w:rsid w:val="00E03B69"/>
     <w:rsid w:val="00E21C3E"/>
     <w:rsid w:val="00F06436"/>
     <w:rsid w:val="00F65028"/>
@@ -2661,7 +2377,7 @@
 </file>
 
 <file path=word/glossary/styles.xml><?xml version="1.0" encoding="utf-8"?>
-<w:styles xmlns:mc="http://schemas.openxmlformats.org/markup-compatibility/2006" xmlns:r="http://schemas.openxmlformats.org/officeDocument/2006/relationships" xmlns:w="http://schemas.openxmlformats.org/wordprocessingml/2006/main" xmlns:w14="http://schemas.microsoft.com/office/word/2010/wordml" xmlns:w15="http://schemas.microsoft.com/office/word/2012/wordml" xmlns:w16cex="http://schemas.microsoft.com/office/word/2018/wordml/cex" xmlns:w16cid="http://schemas.microsoft.com/office/word/2016/wordml/cid" xmlns:w16="http://schemas.microsoft.com/office/word/2018/wordml" xmlns:w16du="http://schemas.microsoft.com/office/word/2023/wordml/word16du" xmlns:w16sdtdh="http://schemas.microsoft.com/office/word/2020/wordml/sdtdatahash" xmlns:w16sdtfl="http://schemas.microsoft.com/office/word/2024/wordml/sdtformatlock" xmlns:w16se="http://schemas.microsoft.com/office/word/2015/wordml/symex" mc:Ignorable="w14 w15 w16se w16cid w16 w16cex w16sdtdh w16sdtfl w16du">
+<w:styles xmlns:mc="http://schemas.openxmlformats.org/markup-compatibility/2006" xmlns:r="http://schemas.openxmlformats.org/officeDocument/2006/relationships" xmlns:w="http://schemas.openxmlformats.org/wordprocessingml/2006/main" xmlns:w14="http://schemas.microsoft.com/office/word/2010/wordml" xmlns:w15="http://schemas.microsoft.com/office/word/2012/wordml" xmlns:w16cex="http://schemas.microsoft.com/office/word/2018/wordml/cex" xmlns:w16cid="http://schemas.microsoft.com/office/word/2016/wordml/cid" xmlns:w16="http://schemas.microsoft.com/office/word/2018/wordml" xmlns:w16du="http://schemas.microsoft.com/office/word/2023/wordml/word16du" xmlns:w16sdtdh="http://schemas.microsoft.com/office/word/2020/wordml/sdtdatahash" xmlns:w16se="http://schemas.microsoft.com/office/word/2015/wordml/symex" mc:Ignorable="w14 w15 w16se w16cid w16 w16cex w16sdtdh w16du">
   <w:docDefaults>
     <w:rPrDefault>
       <w:rPr>
@@ -3093,24 +2809,16 @@
     <w:basedOn w:val="DefaultParagraphFont"/>
     <w:uiPriority w:val="99"/>
     <w:semiHidden/>
-    <w:rsid w:val="00B055B5"/>
+    <w:rsid w:val="00B7094F"/>
     <w:rPr>
       <w:color w:val="666666"/>
     </w:rPr>
-  </w:style>
-  <w:style w:type="paragraph" w:customStyle="1" w:styleId="C4394D8E8E2A44AE9E40C9759AFC7AEB">
-    <w:name w:val="C4394D8E8E2A44AE9E40C9759AFC7AEB"/>
-    <w:rsid w:val="00B055B5"/>
-  </w:style>
-  <w:style w:type="paragraph" w:customStyle="1" w:styleId="4AF1203B943C4C89AC3392D9FB8E15AA">
-    <w:name w:val="4AF1203B943C4C89AC3392D9FB8E15AA"/>
-    <w:rsid w:val="00B055B5"/>
   </w:style>
 </w:styles>
 </file>
 
 <file path=word/glossary/webSettings.xml><?xml version="1.0" encoding="utf-8"?>
-<w:webSettings xmlns:mc="http://schemas.openxmlformats.org/markup-compatibility/2006" xmlns:r="http://schemas.openxmlformats.org/officeDocument/2006/relationships" xmlns:w="http://schemas.openxmlformats.org/wordprocessingml/2006/main" xmlns:w14="http://schemas.microsoft.com/office/word/2010/wordml" xmlns:w15="http://schemas.microsoft.com/office/word/2012/wordml" xmlns:w16cex="http://schemas.microsoft.com/office/word/2018/wordml/cex" xmlns:w16cid="http://schemas.microsoft.com/office/word/2016/wordml/cid" xmlns:w16="http://schemas.microsoft.com/office/word/2018/wordml" xmlns:w16du="http://schemas.microsoft.com/office/word/2023/wordml/word16du" xmlns:w16sdtdh="http://schemas.microsoft.com/office/word/2020/wordml/sdtdatahash" xmlns:w16sdtfl="http://schemas.microsoft.com/office/word/2024/wordml/sdtformatlock" xmlns:w16se="http://schemas.microsoft.com/office/word/2015/wordml/symex" mc:Ignorable="w14 w15 w16se w16cid w16 w16cex w16sdtdh w16sdtfl w16du">
+<w:webSettings xmlns:mc="http://schemas.openxmlformats.org/markup-compatibility/2006" xmlns:r="http://schemas.openxmlformats.org/officeDocument/2006/relationships" xmlns:w="http://schemas.openxmlformats.org/wordprocessingml/2006/main" xmlns:w14="http://schemas.microsoft.com/office/word/2010/wordml" xmlns:w15="http://schemas.microsoft.com/office/word/2012/wordml" xmlns:w16cex="http://schemas.microsoft.com/office/word/2018/wordml/cex" xmlns:w16cid="http://schemas.microsoft.com/office/word/2016/wordml/cid" xmlns:w16="http://schemas.microsoft.com/office/word/2018/wordml" xmlns:w16du="http://schemas.microsoft.com/office/word/2023/wordml/word16du" xmlns:w16sdtdh="http://schemas.microsoft.com/office/word/2020/wordml/sdtdatahash" xmlns:w16se="http://schemas.microsoft.com/office/word/2015/wordml/symex" mc:Ignorable="w14 w15 w16se w16cid w16 w16cex w16sdtdh w16du">
   <w:optimizeForBrowser/>
   <w:allowPNG/>
 </w:webSettings>
@@ -3411,193 +3119,96 @@
 </a:theme>
 </file>
 
-<file path=customXml/item1.xml>��< ? x m l   v e r s i o n = " 1 . 0 "   e n c o d i n g = " u t f - 1 6 " ? > - 
- < N a v W o r d R e p o r t X m l P a r t   x m l n s = " u r n : m i c r o s o f t - d y n a m i c s - n a v / r e p o r t s / J o b _ T a s k _ Q u o t e / 1 0 1 7 / " > - 
-     < B C R e p o r t I n f o r m a t i o n > - 
-         < R e p o r t M e t a d a t a > - 
-             < E x t e n s i o n I d > E x t e n s i o n   I D < / E x t e n s i o n I d > - 
-             < E x t e n s i o n N a m e > E x t e n s i o n   N a m e < / E x t e n s i o n N a m e > - 
-             < E x t e n s i o n P u b l i s h e r > E x t e n s i o n   P u b l i s h e r < / E x t e n s i o n P u b l i s h e r > - 
-             < E x t e n s i o n V e r s i o n > E x t e n s i o n   V e r s i o n < / E x t e n s i o n V e r s i o n > - 
-             < R e p o r t I d > R e p o r t   I D < / R e p o r t I d > - 
-             < R e p o r t N a m e > R e p o r t   N a m e < / R e p o r t N a m e > - 
-             < A b o u t T h i s R e p o r t T i t l e > A b o u t   T h i s   R e p o r t   T i t l e < / A b o u t T h i s R e p o r t T i t l e > - 
-             < A b o u t T h i s R e p o r t T e x t > A b o u t   T h i s   R e p o r t   T e x t < / A b o u t T h i s R e p o r t T e x t > - 
-             < R e p o r t H e l p L i n k > R e p o r t   H e l p   L i n k < / R e p o r t H e l p L i n k > - 
-         < / R e p o r t M e t a d a t a > - 
-         < R e p o r t R e q u e s t > - 
-             < T e n a n t E n t r a I d > T e n a n t   E n t r a   I d < / T e n a n t E n t r a I d > - 
-             < E n v i r o n m e n t N a m e > E n v i r o n m e n t   N a m e < / E n v i r o n m e n t N a m e > - 
-             < E n v i r o n m e n t T y p e > E n v i r o n m e n t   T y p e < / E n v i r o n m e n t T y p e > - 
-             < C o m p a n y N a m e > C o m p a n y   N a m e < / C o m p a n y N a m e > - 
-             < C o m p a n y D i s p l a y N a m e > C o m p a n y   D i s p l a y   N a m e < / C o m p a n y D i s p l a y N a m e > - 
-             < C o m p a n y I d > C o m p a n y   I D < / C o m p a n y I d > - 
-             < U s e r N a m e > U s e r   N a m e < / U s e r N a m e > - 
-             < D a t e A n d T i m e > D a t e   a n d   T i m e < / D a t e A n d T i m e > - 
-             < L a n g u a g e > L a n g u a g e < / L a n g u a g e > - 
-             < F o r m a t R e g i o n > F o r m a t   R e g i o n < / F o r m a t R e g i o n > - 
-             < D a t e T i m e V a l u e s > - 
-                 < Y e a r > Y e a r < / Y e a r > - 
-                 < M o n t h N u m b e r > M o n t h   N u m b e r < / M o n t h N u m b e r > - 
-                 < D a y N u m b e r > D a y   N u m b e r < / D a y N u m b e r > - 
-                 < H o u r > H o u r < / H o u r > - 
-                 < M i n u t e > M i n u t e < / M i n u t e > - 
-             < / D a t e T i m e V a l u e s > - 
-         < / R e p o r t R e q u e s t > - 
-     < / B C R e p o r t I n f o r m a t i o n > - 
-     < L a b e l s > - 
-         < J o b D e s c r i p t i o n L b l > J o b D e s c r i p t i o n L b l < / J o b D e s c r i p t i o n L b l > - 
-         < J o b N o L b l > J o b N o L b l < / J o b N o L b l > - 
-     < / L a b e l s > - 
-     < J o b _ T a s k > - 
-         < B i l l T o A d d r e s s 1 > B i l l T o A d d r e s s 1 < / B i l l T o A d d r e s s 1 > - 
-         < B i l l T o A d d r e s s 2 > B i l l T o A d d r e s s 2 < / B i l l T o A d d r e s s 2 > - 
-         < B i l l T o A d d r e s s 3 > B i l l T o A d d r e s s 3 < / B i l l T o A d d r e s s 3 > - 
-         < B i l l T o A d d r e s s 4 > B i l l T o A d d r e s s 4 < / B i l l T o A d d r e s s 4 > - 
-         < B i l l T o A d d r e s s 5 > B i l l T o A d d r e s s 5 < / B i l l T o A d d r e s s 5 > - 
-         < B i l l T o A d d r e s s 6 > B i l l T o A d d r e s s 6 < / B i l l T o A d d r e s s 6 > - 
-         < C o m p a n y A d d r e s s 1 > C o m p a n y A d d r e s s 1 < / C o m p a n y A d d r e s s 1 > - 
-         < C o m p a n y A d d r e s s 2 > C o m p a n y A d d r e s s 2 < / C o m p a n y A d d r e s s 2 > - 
-         < C o m p a n y A d d r e s s 3 > C o m p a n y A d d r e s s 3 < / C o m p a n y A d d r e s s 3 > - 
-         < C o m p a n y A d d r e s s 4 > C o m p a n y A d d r e s s 4 < / C o m p a n y A d d r e s s 4 > - 
-         < C o m p a n y A d d r e s s 5 > C o m p a n y A d d r e s s 5 < / C o m p a n y A d d r e s s 5 > - 
-         < C o m p a n y A d d r e s s 6 > C o m p a n y A d d r e s s 6 < / C o m p a n y A d d r e s s 6 > - 
-         < C o m p a n y A d d r e s s 7 > C o m p a n y A d d r e s s 7 < / C o m p a n y A d d r e s s 7 > - 
-         < C o m p a n y A d d r e s s 8 > C o m p a n y A d d r e s s 8 < / C o m p a n y A d d r e s s 8 > - 
-         < C o m p a n y L o g o P o s i t i o n > C o m p a n y L o g o P o s i t i o n < / C o m p a n y L o g o P o s i t i o n > - 
-         < C o m p a n y N a m e > C o m p a n y N a m e < / C o m p a n y N a m e > - 
-         < C o m p a n y P i c t u r e   / > - 
-         < C u r r R e p o r t P a g e N o C a p t i o n > C u r r R e p o r t P a g e N o C a p t i o n < / C u r r R e p o r t P a g e N o C a p t i o n > - 
-         < D e s c r i p t i o n C a p t i o n > D e s c r i p t i o n C a p t i o n < / D e s c r i p t i o n C a p t i o n > - 
-         < D e s c r i p t i o n _ J o b > D e s c r i p t i o n _ J o b < / D e s c r i p t i o n _ J o b > - 
-         < J o b T a s k F i l t e r > J o b T a s k F i l t e r < / J o b T a s k F i l t e r > - 
-         < J o b T a s k N o C a p t > J o b T a s k N o C a p t < / J o b T a s k N o C a p t > - 
-         < J o b T a s k Q u o t e C a p t L b l > J o b T a s k Q u o t e C a p t L b l < / J o b T a s k Q u o t e C a p t L b l > - 
-         < J o b T a s k t a b l e C a p t F i l t e r > J o b T a s k t a b l e C a p t F i l t e r < / J o b T a s k t a b l e C a p t F i l t e r > - 
-         < J o b T a s k T y p e C a p t i o n > J o b T a s k T y p e C a p t i o n < / J o b T a s k T y p e C a p t i o n > - 
-         < L i n e D i s c o u n t A m o u n t C a p t i o n > L i n e D i s c o u n t A m o u n t C a p t i o n < / L i n e D i s c o u n t A m o u n t C a p t i o n > - 
-         < L i n e D i s c o u n t P c t C a p t i o n > L i n e D i s c o u n t P c t C a p t i o n < / L i n e D i s c o u n t P c t C a p t i o n > - 
-         < N o C a p t i o n > N o C a p t i o n < / N o C a p t i o n > - 
-         < N o _ J o b > N o _ J o b < / N o _ J o b > - 
-         < Q u a n t i t y C a p t i o n > Q u a n t i t y C a p t i o n < / Q u a n t i t y C a p t i o n > - 
-         < T a s k _ N o _ J o b > T a s k _ N o _ J o b < / T a s k _ N o _ J o b > - 
-         < T o d a y F o r m a t t e d > T o d a y F o r m a t t e d < / T o d a y F o r m a t t e d > - 
-         < T o t a l P r i c e C a p t i o n > T o t a l P r i c e C a p t i o n < / T o t a l P r i c e C a p t i o n > - 
-         < U n i t P r i c e C a p t i o n > U n i t P r i c e C a p t i o n < / U n i t P r i c e C a p t i o n > - 
-         < J o b _ P l a n n i n g _ L i n e > - 
-             < I n d e n t a t i o n _ J o b T a s k > I n d e n t a t i o n _ J o b T a s k < / I n d e n t a t i o n _ J o b T a s k > - 
-             < J o b P l a n n i n g L i n e _ J o b T a s k N o > J o b P l a n n i n g L i n e _ J o b T a s k N o < / J o b P l a n n i n g L i n e _ J o b T a s k N o > - 
-             < J o b P l a n n i n g L i n e _ L i n e T y p e > J o b P l a n n i n g L i n e _ L i n e T y p e < / J o b P l a n n i n g L i n e _ L i n e T y p e > - 
-             < J o b P l a n n i n g L i n e _ T y p e > J o b P l a n n i n g L i n e _ T y p e < / J o b P l a n n i n g L i n e _ T y p e > - 
-             < L i n e D i s c o u n t A m o u n t > L i n e D i s c o u n t A m o u n t < / L i n e D i s c o u n t A m o u n t > - 
-             < L i n e D i s c o u n t P c t > L i n e D i s c o u n t P c t < / L i n e D i s c o u n t P c t > - 
-             < N u m b e r > N u m b e r < / N u m b e r > - 
-             < Q u a n t i t y > Q u a n t i t y < / Q u a n t i t y > - 
-             < S h o w I n t B o d y 3 > S h o w I n t B o d y 3 < / S h o w I n t B o d y 3 > - 
-             < T o t a l P r i c e > T o t a l P r i c e < / T o t a l P r i c e > - 
-             < T o t a l P r i c e L C Y > T o t a l P r i c e L C Y < / T o t a l P r i c e L C Y > - 
-             < T y p e > T y p e < / T y p e > - 
-             < U n i t P r i c e > U n i t P r i c e < / U n i t P r i c e > - 
-             < U n i t P r i c e L C Y > U n i t P r i c e L C Y < / U n i t P r i c e L C Y > - 
-         < / J o b _ P l a n n i n g _ L i n e > - 
-         < T o t a l s > - 
-             < J o b T o t a l V a l u e > J o b T o t a l V a l u e < / J o b T o t a l V a l u e > - 
-         < / T o t a l s > - 
-     < / J o b _ T a s k > - 
- < / N a v W o r d R e p o r t X m l P a r t > 
+<file path=customXml/item1.xml><?xml version="1.0" encoding="utf-8"?>
+<NavWordReportXmlPart xmlns="urn:microsoft-dynamics-nav/reports/Job_Task_Quote/1017/">
+  <BCReportInformation>
+    <ReportMetadata>
+      <ExtensionId>Extension ID</ExtensionId>
+      <ExtensionName>Extension Name</ExtensionName>
+      <ExtensionPublisher>Extension Publisher</ExtensionPublisher>
+      <ExtensionVersion>Extension Version</ExtensionVersion>
+      <ReportId>Report ID</ReportId>
+      <ReportName>Report Name</ReportName>
+      <AboutThisReportTitle>About This Report Title</AboutThisReportTitle>
+      <AboutThisReportText>About This Report Text</AboutThisReportText>
+      <ReportHelpLink>Report Help Link</ReportHelpLink>
+    </ReportMetadata>
+    <ReportRequest>
+      <TenantEntraId>Tenant Entra Id</TenantEntraId>
+      <EnvironmentName>Environment Name</EnvironmentName>
+      <EnvironmentType>Environment Type</EnvironmentType>
+      <CompanyName>Company Name</CompanyName>
+      <CompanyDisplayName>Company Display Name</CompanyDisplayName>
+      <CompanyId>Company ID</CompanyId>
+      <UserName>User Name</UserName>
+      <DateAndTime>Date and Time</DateAndTime>
+      <Language>Language</Language>
+      <FormatRegion>Format Region</FormatRegion>
+      <DateTimeValues>
+        <Year>Year</Year>
+        <MonthNumber>Month Number</MonthNumber>
+        <DayNumber>Day Number</DayNumber>
+        <Hour>Hour</Hour>
+        <Minute>Minute</Minute>
+      </DateTimeValues>
+    </ReportRequest>
+  </BCReportInformation>
+  <Labels>
+    <JobDescriptionLbl>JobDescriptionLbl</JobDescriptionLbl>
+    <JobNoLbl>JobNoLbl</JobNoLbl>
+  </Labels>
+  <Job_Task>
+    <BillToAddress1>BillToAddress1</BillToAddress1>
+    <BillToAddress2>BillToAddress2</BillToAddress2>
+    <BillToAddress3>BillToAddress3</BillToAddress3>
+    <BillToAddress4>BillToAddress4</BillToAddress4>
+    <BillToAddress5>BillToAddress5</BillToAddress5>
+    <BillToAddress6>BillToAddress6</BillToAddress6>
+    <CompanyAddress1>CompanyAddress1</CompanyAddress1>
+    <CompanyAddress2>CompanyAddress2</CompanyAddress2>
+    <CompanyAddress3>CompanyAddress3</CompanyAddress3>
+    <CompanyAddress4>CompanyAddress4</CompanyAddress4>
+    <CompanyAddress5>CompanyAddress5</CompanyAddress5>
+    <CompanyAddress6>CompanyAddress6</CompanyAddress6>
+    <CompanyAddress7>CompanyAddress7</CompanyAddress7>
+    <CompanyAddress8>CompanyAddress8</CompanyAddress8>
+    <CompanyLogoPosition>CompanyLogoPosition</CompanyLogoPosition>
+    <CompanyName>CompanyName</CompanyName>
+    <CompanyPicture/>
+    <CurrReportPageNoCaption>CurrReportPageNoCaption</CurrReportPageNoCaption>
+    <DescriptionCaption>DescriptionCaption</DescriptionCaption>
+    <Description_Job>Description_Job</Description_Job>
+    <JobTaskFilter>JobTaskFilter</JobTaskFilter>
+    <JobTaskNoCapt>JobTaskNoCapt</JobTaskNoCapt>
+    <JobTaskQuoteCaptLbl>JobTaskQuoteCaptLbl</JobTaskQuoteCaptLbl>
+    <JobTasktableCaptFilter>JobTasktableCaptFilter</JobTasktableCaptFilter>
+    <JobTaskTypeCaption>JobTaskTypeCaption</JobTaskTypeCaption>
+    <NoCaption>NoCaption</NoCaption>
+    <No_Job>No_Job</No_Job>
+    <QuantityCaption>QuantityCaption</QuantityCaption>
+    <Task_No_Job>Task_No_Job</Task_No_Job>
+    <TodayFormatted>TodayFormatted</TodayFormatted>
+    <TotalPriceCaption>TotalPriceCaption</TotalPriceCaption>
+    <UnitPriceCaption>UnitPriceCaption</UnitPriceCaption>
+    <Job_Planning_Line>
+      <Indentation_JobTask>Indentation_JobTask</Indentation_JobTask>
+      <JobPlanningLine_JobTaskNo>JobPlanningLine_JobTaskNo</JobPlanningLine_JobTaskNo>
+      <JobPlanningLine_LineType>JobPlanningLine_LineType</JobPlanningLine_LineType>
+      <JobPlanningLine_Type>JobPlanningLine_Type</JobPlanningLine_Type>
+      <Number>Number</Number>
+      <Quantity>Quantity</Quantity>
+      <ShowIntBody3>ShowIntBody3</ShowIntBody3>
+      <TotalPrice>TotalPrice</TotalPrice>
+      <TotalPriceLCY>TotalPriceLCY</TotalPriceLCY>
+      <Type>Type</Type>
+      <UnitPrice>UnitPrice</UnitPrice>
+      <UnitPriceLCY>UnitPriceLCY</UnitPriceLCY>
+    </Job_Planning_Line>
+    <Totals>
+      <JobTotalValue>JobTotalValue</JobTotalValue>
+    </Totals>
+  </Job_Task>
+</NavWordReportXmlPart>
 </file>
 
 <file path=customXml/itemProps1.xml><?xml version="1.0" encoding="utf-8"?>

--- a/Base Application/Projects/Project/JobTaskQuote.docx
+++ b/Base Application/Projects/Project/JobTaskQuote.docx
@@ -1,6 +1,6 @@
 
 <file path=word/document.xml><?xml version="1.0" encoding="utf-8"?>
-<w:document xmlns:a="http://schemas.openxmlformats.org/drawingml/2006/main" xmlns:pic="http://schemas.openxmlformats.org/drawingml/2006/picture" xmlns:wpc="http://schemas.microsoft.com/office/word/2010/wordprocessingCanvas" xmlns:cx="http://schemas.microsoft.com/office/drawing/2014/chartex" xmlns:cx1="http://schemas.microsoft.com/office/drawing/2015/9/8/chartex" xmlns:cx2="http://schemas.microsoft.com/office/drawing/2015/10/21/chartex" xmlns:cx3="http://schemas.microsoft.com/office/drawing/2016/5/9/chartex" xmlns:cx4="http://schemas.microsoft.com/office/drawing/2016/5/10/chartex" xmlns:cx5="http://schemas.microsoft.com/office/drawing/2016/5/11/chartex" xmlns:cx6="http://schemas.microsoft.com/office/drawing/2016/5/12/chartex" xmlns:cx7="http://schemas.microsoft.com/office/drawing/2016/5/13/chartex" xmlns:cx8="http://schemas.microsoft.com/office/drawing/2016/5/14/chartex" xmlns:mc="http://schemas.openxmlformats.org/markup-compatibility/2006" xmlns:aink="http://schemas.microsoft.com/office/drawing/2016/ink" xmlns:am3d="http://schemas.microsoft.com/office/drawing/2017/model3d" xmlns:o="urn:schemas-microsoft-com:office:office" xmlns:oel="http://schemas.microsoft.com/office/2019/extlst" xmlns:r="http://schemas.openxmlformats.org/officeDocument/2006/relationships" xmlns:m="http://schemas.openxmlformats.org/officeDocument/2006/math" xmlns:v="urn:schemas-microsoft-com:vml" xmlns:wp14="http://schemas.microsoft.com/office/word/2010/wordprocessingDrawing" xmlns:wp="http://schemas.openxmlformats.org/drawingml/2006/wordprocessingDrawing" xmlns:w10="urn:schemas-microsoft-com:office:word" xmlns:w="http://schemas.openxmlformats.org/wordprocessingml/2006/main" xmlns:w14="http://schemas.microsoft.com/office/word/2010/wordml" xmlns:w15="http://schemas.microsoft.com/office/word/2012/wordml" xmlns:w16cex="http://schemas.microsoft.com/office/word/2018/wordml/cex" xmlns:w16cid="http://schemas.microsoft.com/office/word/2016/wordml/cid" xmlns:w16="http://schemas.microsoft.com/office/word/2018/wordml" xmlns:w16du="http://schemas.microsoft.com/office/word/2023/wordml/word16du" xmlns:w16sdtdh="http://schemas.microsoft.com/office/word/2020/wordml/sdtdatahash" xmlns:w16se="http://schemas.microsoft.com/office/word/2015/wordml/symex" xmlns:wpg="http://schemas.microsoft.com/office/word/2010/wordprocessingGroup" xmlns:wpi="http://schemas.microsoft.com/office/word/2010/wordprocessingInk" xmlns:wne="http://schemas.microsoft.com/office/word/2006/wordml" xmlns:wps="http://schemas.microsoft.com/office/word/2010/wordprocessingShape" mc:Ignorable="w14 w15 w16se w16cid w16 w16cex w16sdtdh w16du wp14">
+<w:document xmlns:a="http://schemas.openxmlformats.org/drawingml/2006/main" xmlns:pic="http://schemas.openxmlformats.org/drawingml/2006/picture" xmlns:wpc="http://schemas.microsoft.com/office/word/2010/wordprocessingCanvas" xmlns:cx="http://schemas.microsoft.com/office/drawing/2014/chartex" xmlns:cx1="http://schemas.microsoft.com/office/drawing/2015/9/8/chartex" xmlns:cx2="http://schemas.microsoft.com/office/drawing/2015/10/21/chartex" xmlns:cx3="http://schemas.microsoft.com/office/drawing/2016/5/9/chartex" xmlns:cx4="http://schemas.microsoft.com/office/drawing/2016/5/10/chartex" xmlns:cx5="http://schemas.microsoft.com/office/drawing/2016/5/11/chartex" xmlns:cx6="http://schemas.microsoft.com/office/drawing/2016/5/12/chartex" xmlns:cx7="http://schemas.microsoft.com/office/drawing/2016/5/13/chartex" xmlns:cx8="http://schemas.microsoft.com/office/drawing/2016/5/14/chartex" xmlns:mc="http://schemas.openxmlformats.org/markup-compatibility/2006" xmlns:aink="http://schemas.microsoft.com/office/drawing/2016/ink" xmlns:am3d="http://schemas.microsoft.com/office/drawing/2017/model3d" xmlns:o="urn:schemas-microsoft-com:office:office" xmlns:oel="http://schemas.microsoft.com/office/2019/extlst" xmlns:r="http://schemas.openxmlformats.org/officeDocument/2006/relationships" xmlns:m="http://schemas.openxmlformats.org/officeDocument/2006/math" xmlns:v="urn:schemas-microsoft-com:vml" xmlns:wp14="http://schemas.microsoft.com/office/word/2010/wordprocessingDrawing" xmlns:wp="http://schemas.openxmlformats.org/drawingml/2006/wordprocessingDrawing" xmlns:w10="urn:schemas-microsoft-com:office:word" xmlns:w="http://schemas.openxmlformats.org/wordprocessingml/2006/main" xmlns:w14="http://schemas.microsoft.com/office/word/2010/wordml" xmlns:w15="http://schemas.microsoft.com/office/word/2012/wordml" xmlns:w16cex="http://schemas.microsoft.com/office/word/2018/wordml/cex" xmlns:w16cid="http://schemas.microsoft.com/office/word/2016/wordml/cid" xmlns:w16="http://schemas.microsoft.com/office/word/2018/wordml" xmlns:w16du="http://schemas.microsoft.com/office/word/2023/wordml/word16du" xmlns:w16sdtdh="http://schemas.microsoft.com/office/word/2020/wordml/sdtdatahash" xmlns:w16sdtfl="http://schemas.microsoft.com/office/word/2024/wordml/sdtformatlock" xmlns:w16se="http://schemas.microsoft.com/office/word/2015/wordml/symex" xmlns:wpg="http://schemas.microsoft.com/office/word/2010/wordprocessingGroup" xmlns:wpi="http://schemas.microsoft.com/office/word/2010/wordprocessingInk" xmlns:wne="http://schemas.microsoft.com/office/word/2006/wordml" xmlns:wps="http://schemas.microsoft.com/office/word/2010/wordprocessingShape" mc:Ignorable="w14 w15 w16se w16cid w16 w16cex w16sdtdh w16sdtfl w16du wp14">
   <w:body>
     <w:sdt>
       <w:sdtPr>
@@ -629,7 +629,11 @@
         </w:sdt>
       </w:tr>
     </w:tbl>
-    <w:p/>
+    <w:p>
+      <w:pPr>
+        <w:ind w:right="188"/>
+      </w:pPr>
+    </w:p>
     <w:tbl>
       <w:tblPr>
         <w:tblStyle w:val="TableGrid"/>
@@ -843,7 +847,7 @@
     <w:tbl>
       <w:tblPr>
         <w:tblStyle w:val="TableGrid"/>
-        <w:tblW w:w="0" w:type="auto"/>
+        <w:tblW w:w="9625" w:type="dxa"/>
         <w:tblBorders>
           <w:top w:val="none" w:color="auto" w:sz="0" w:space="0"/>
           <w:left w:val="none" w:color="auto" w:sz="0" w:space="0"/>
@@ -856,15 +860,20 @@
         <w:tblLook w:val="04A0" w:firstRow="1" w:lastRow="0" w:firstColumn="1" w:lastColumn="0" w:noHBand="0" w:noVBand="1"/>
       </w:tblPr>
       <w:tblGrid>
-        <w:gridCol w:w="1290"/>
-        <w:gridCol w:w="3030"/>
-        <w:gridCol w:w="1260"/>
-        <w:gridCol w:w="810"/>
+        <w:gridCol w:w="1023"/>
+        <w:gridCol w:w="1672"/>
+        <w:gridCol w:w="1080"/>
+        <w:gridCol w:w="1080"/>
+        <w:gridCol w:w="905"/>
         <w:gridCol w:w="900"/>
-        <w:gridCol w:w="1080"/>
-        <w:gridCol w:w="1268"/>
+        <w:gridCol w:w="990"/>
+        <w:gridCol w:w="990"/>
+        <w:gridCol w:w="985"/>
       </w:tblGrid>
       <w:tr>
+        <w:trPr>
+          <w:trHeight w:val="407"/>
+        </w:trPr>
         <w:sdt>
           <w:sdtPr>
             <w:rPr>
@@ -878,7 +887,7 @@
             <w:tag w:val="#Nav: Job_Task_Quote/1017"/>
             <w:id w:val="-481852241"/>
             <w:placeholder>
-              <w:docPart w:val="DefaultPlaceholder_-1854013440"/>
+              <w:docPart w:val="C4394D8E8E2A44AE9E40C9759AFC7AEB"/>
             </w:placeholder>
             <w:dataBinding w:prefixMappings="xmlns:ns0='urn:microsoft-dynamics-nav/reports/Job_Task_Quote/1017/'" w:xpath="/ns0:NavWordReportXmlPart[1]/ns0:Job_Task[1]/ns0:JobTaskNoCapt[1]" w:storeItemID="{1ED13A7C-9FCA-4AEC-BEFF-7225676F0953}"/>
             <w:text/>
@@ -886,7 +895,7 @@
           <w:sdtContent>
             <w:tc>
               <w:tcPr>
-                <w:tcW w:w="1290" w:type="dxa"/>
+                <w:tcW w:w="1023" w:type="dxa"/>
               </w:tcPr>
               <w:p>
                 <w:pPr>
@@ -927,7 +936,7 @@
             <w:tag w:val="#Nav: Job_Task_Quote/1017"/>
             <w:id w:val="-953860202"/>
             <w:placeholder>
-              <w:docPart w:val="DefaultPlaceholder_-1854013440"/>
+              <w:docPart w:val="C4394D8E8E2A44AE9E40C9759AFC7AEB"/>
             </w:placeholder>
             <w:dataBinding w:prefixMappings="xmlns:ns0='urn:microsoft-dynamics-nav/reports/Job_Task_Quote/1017/'" w:xpath="/ns0:NavWordReportXmlPart[1]/ns0:Job_Task[1]/ns0:DescriptionCaption[1]" w:storeItemID="{1ED13A7C-9FCA-4AEC-BEFF-7225676F0953}"/>
             <w:text/>
@@ -935,7 +944,7 @@
           <w:sdtContent>
             <w:tc>
               <w:tcPr>
-                <w:tcW w:w="3030" w:type="dxa"/>
+                <w:tcW w:w="1672" w:type="dxa"/>
               </w:tcPr>
               <w:p>
                 <w:pPr>
@@ -976,7 +985,7 @@
             <w:tag w:val="#Nav: Job_Task_Quote/1017"/>
             <w:id w:val="-1384163641"/>
             <w:placeholder>
-              <w:docPart w:val="DefaultPlaceholder_-1854013440"/>
+              <w:docPart w:val="C4394D8E8E2A44AE9E40C9759AFC7AEB"/>
             </w:placeholder>
             <w:dataBinding w:prefixMappings="xmlns:ns0='urn:microsoft-dynamics-nav/reports/Job_Task_Quote/1017/'" w:xpath="/ns0:NavWordReportXmlPart[1]/ns0:Job_Task[1]/ns0:JobTaskTypeCaption[1]" w:storeItemID="{1ED13A7C-9FCA-4AEC-BEFF-7225676F0953}"/>
             <w:text/>
@@ -984,7 +993,7 @@
           <w:sdtContent>
             <w:tc>
               <w:tcPr>
-                <w:tcW w:w="1260" w:type="dxa"/>
+                <w:tcW w:w="1080" w:type="dxa"/>
               </w:tcPr>
               <w:p>
                 <w:pPr>
@@ -1025,7 +1034,7 @@
             <w:tag w:val="#Nav: Job_Task_Quote/1017"/>
             <w:id w:val="-1669403890"/>
             <w:placeholder>
-              <w:docPart w:val="DefaultPlaceholder_-1854013440"/>
+              <w:docPart w:val="C4394D8E8E2A44AE9E40C9759AFC7AEB"/>
             </w:placeholder>
             <w:dataBinding w:prefixMappings="xmlns:ns0='urn:microsoft-dynamics-nav/reports/Job_Task_Quote/1017/'" w:xpath="/ns0:NavWordReportXmlPart[1]/ns0:Job_Task[1]/ns0:NoCaption[1]" w:storeItemID="{1ED13A7C-9FCA-4AEC-BEFF-7225676F0953}"/>
             <w:text/>
@@ -1033,7 +1042,7 @@
           <w:sdtContent>
             <w:tc>
               <w:tcPr>
-                <w:tcW w:w="810" w:type="dxa"/>
+                <w:tcW w:w="1080" w:type="dxa"/>
               </w:tcPr>
               <w:p>
                 <w:pPr>
@@ -1074,7 +1083,7 @@
             <w:tag w:val="#Nav: Job_Task_Quote/1017"/>
             <w:id w:val="-2147119923"/>
             <w:placeholder>
-              <w:docPart w:val="DefaultPlaceholder_-1854013440"/>
+              <w:docPart w:val="C4394D8E8E2A44AE9E40C9759AFC7AEB"/>
             </w:placeholder>
             <w:dataBinding w:prefixMappings="xmlns:ns0='urn:microsoft-dynamics-nav/reports/Job_Task_Quote/1017/'" w:xpath="/ns0:NavWordReportXmlPart[1]/ns0:Job_Task[1]/ns0:QuantityCaption[1]" w:storeItemID="{1ED13A7C-9FCA-4AEC-BEFF-7225676F0953}"/>
             <w:text/>
@@ -1082,7 +1091,7 @@
           <w:sdtContent>
             <w:tc>
               <w:tcPr>
-                <w:tcW w:w="900" w:type="dxa"/>
+                <w:tcW w:w="905" w:type="dxa"/>
               </w:tcPr>
               <w:p>
                 <w:pPr>
@@ -1123,7 +1132,7 @@
             <w:tag w:val="#Nav: Job_Task_Quote/1017"/>
             <w:id w:val="1027224614"/>
             <w:placeholder>
-              <w:docPart w:val="DefaultPlaceholder_-1854013440"/>
+              <w:docPart w:val="C4394D8E8E2A44AE9E40C9759AFC7AEB"/>
             </w:placeholder>
             <w:dataBinding w:prefixMappings="xmlns:ns0='urn:microsoft-dynamics-nav/reports/Job_Task_Quote/1017/'" w:xpath="/ns0:NavWordReportXmlPart[1]/ns0:Job_Task[1]/ns0:UnitPriceCaption[1]" w:storeItemID="{1ED13A7C-9FCA-4AEC-BEFF-7225676F0953}"/>
             <w:text/>
@@ -1131,10 +1140,11 @@
           <w:sdtContent>
             <w:tc>
               <w:tcPr>
-                <w:tcW w:w="1080" w:type="dxa"/>
+                <w:tcW w:w="900" w:type="dxa"/>
               </w:tcPr>
               <w:p>
                 <w:pPr>
+                  <w:jc w:val="right"/>
                   <w:rPr>
                     <w:rFonts w:ascii="Segoe UI" w:hAnsi="Segoe UI" w:cs="Segoe UI"/>
                     <w:b/>
@@ -1153,6 +1163,106 @@
                     <w:szCs w:val="16"/>
                   </w:rPr>
                   <w:t>UnitPriceCaption</w:t>
+                </w:r>
+                <w:proofErr w:type="spellEnd"/>
+              </w:p>
+            </w:tc>
+          </w:sdtContent>
+        </w:sdt>
+        <w:sdt>
+          <w:sdtPr>
+            <w:rPr>
+              <w:rFonts w:ascii="Segoe UI" w:hAnsi="Segoe UI" w:cs="Segoe UI"/>
+              <w:b/>
+              <w:bCs/>
+              <w:sz w:val="16"/>
+              <w:szCs w:val="16"/>
+            </w:rPr>
+            <w:id w:val="-1767532915"/>
+            <w:placeholder>
+              <w:docPart w:val="DefaultPlaceholder_-1854013440"/>
+            </w:placeholder>
+            <w:dataBinding w:prefixMappings="xmlns:ns0='urn:microsoft-dynamics-nav/reports/Job_Task_Quote/1017/' " w:xpath="/ns0:NavWordReportXmlPart[1]/ns0:Job_Task[1]/ns0:LineDiscountPctCaption[1]" w:storeItemID="{1ED13A7C-9FCA-4AEC-BEFF-7225676F0953}"/>
+            <w:text/>
+            <w:alias w:val="#Nav: /Job_Task/LineDiscountPctCaption"/>
+            <w:tag w:val="#Nav: Job_Task_Quote/1017"/>
+          </w:sdtPr>
+          <w:sdtContent>
+            <w:tc>
+              <w:tcPr>
+                <w:tcW w:w="990" w:type="dxa"/>
+              </w:tcPr>
+              <w:p>
+                <w:pPr>
+                  <w:jc w:val="right"/>
+                  <w:rPr>
+                    <w:rFonts w:ascii="Segoe UI" w:hAnsi="Segoe UI" w:cs="Segoe UI"/>
+                    <w:b/>
+                    <w:bCs/>
+                    <w:sz w:val="16"/>
+                    <w:szCs w:val="16"/>
+                  </w:rPr>
+                </w:pPr>
+                <w:proofErr w:type="spellStart"/>
+                <w:r>
+                  <w:rPr>
+                    <w:rFonts w:ascii="Segoe UI" w:hAnsi="Segoe UI" w:cs="Segoe UI"/>
+                    <w:b/>
+                    <w:bCs/>
+                    <w:sz w:val="16"/>
+                    <w:szCs w:val="16"/>
+                  </w:rPr>
+                  <w:t>LineDiscountPctCaption</w:t>
+                </w:r>
+                <w:proofErr w:type="spellEnd"/>
+              </w:p>
+            </w:tc>
+          </w:sdtContent>
+        </w:sdt>
+        <w:sdt>
+          <w:sdtPr>
+            <w:rPr>
+              <w:rFonts w:ascii="Segoe UI" w:hAnsi="Segoe UI" w:cs="Segoe UI"/>
+              <w:b/>
+              <w:bCs/>
+              <w:sz w:val="16"/>
+              <w:szCs w:val="16"/>
+            </w:rPr>
+            <w:id w:val="7341425"/>
+            <w:placeholder>
+              <w:docPart w:val="DefaultPlaceholder_-1854013440"/>
+            </w:placeholder>
+            <w:dataBinding w:prefixMappings="xmlns:ns0='urn:microsoft-dynamics-nav/reports/Job_Task_Quote/1017/' " w:xpath="/ns0:NavWordReportXmlPart[1]/ns0:Job_Task[1]/ns0:LineDiscountAmountCaption[1]" w:storeItemID="{1ED13A7C-9FCA-4AEC-BEFF-7225676F0953}"/>
+            <w:text/>
+            <w:alias w:val="#Nav: /Job_Task/LineDiscountAmountCaption"/>
+            <w:tag w:val="#Nav: Job_Task_Quote/1017"/>
+          </w:sdtPr>
+          <w:sdtContent>
+            <w:tc>
+              <w:tcPr>
+                <w:tcW w:w="990" w:type="dxa"/>
+              </w:tcPr>
+              <w:p>
+                <w:pPr>
+                  <w:jc w:val="right"/>
+                  <w:rPr>
+                    <w:rFonts w:ascii="Segoe UI" w:hAnsi="Segoe UI" w:cs="Segoe UI"/>
+                    <w:b/>
+                    <w:bCs/>
+                    <w:sz w:val="16"/>
+                    <w:szCs w:val="16"/>
+                  </w:rPr>
+                </w:pPr>
+                <w:proofErr w:type="spellStart"/>
+                <w:r>
+                  <w:rPr>
+                    <w:rFonts w:ascii="Segoe UI" w:hAnsi="Segoe UI" w:cs="Segoe UI"/>
+                    <w:b/>
+                    <w:bCs/>
+                    <w:sz w:val="16"/>
+                    <w:szCs w:val="16"/>
+                  </w:rPr>
+                  <w:t>LineDiscountAmountCaption</w:t>
                 </w:r>
                 <w:proofErr w:type="spellEnd"/>
               </w:p>
@@ -1172,7 +1282,7 @@
             <w:tag w:val="#Nav: Job_Task_Quote/1017"/>
             <w:id w:val="1381674516"/>
             <w:placeholder>
-              <w:docPart w:val="DefaultPlaceholder_-1854013440"/>
+              <w:docPart w:val="C4394D8E8E2A44AE9E40C9759AFC7AEB"/>
             </w:placeholder>
             <w:dataBinding w:prefixMappings="xmlns:ns0='urn:microsoft-dynamics-nav/reports/Job_Task_Quote/1017/'" w:xpath="/ns0:NavWordReportXmlPart[1]/ns0:Job_Task[1]/ns0:TotalPriceCaption[1]" w:storeItemID="{1ED13A7C-9FCA-4AEC-BEFF-7225676F0953}"/>
             <w:text/>
@@ -1180,10 +1290,11 @@
           <w:sdtContent>
             <w:tc>
               <w:tcPr>
-                <w:tcW w:w="1268" w:type="dxa"/>
+                <w:tcW w:w="985" w:type="dxa"/>
               </w:tcPr>
               <w:p>
                 <w:pPr>
+                  <w:jc w:val="right"/>
                   <w:rPr>
                     <w:rFonts w:ascii="Segoe UI" w:hAnsi="Segoe UI" w:cs="Segoe UI"/>
                     <w:b/>
@@ -1219,7 +1330,7 @@
           <w:alias w:val="#Nav: /Job_Task/Job_Planning_Line"/>
           <w:tag w:val="#Nav: Job_Task_Quote/1017"/>
           <w:id w:val="-1694839707"/>
-          <w15:dataBinding w:prefixMappings="xmlns:ns0='urn:microsoft-dynamics-nav/reports/Job_Task_Quote/1017/'" w:xpath="/ns0:NavWordReportXmlPart[1]/ns0:Job_Task[1]/ns0:Job_Planning_Line" w:storeItemID="{1ED13A7C-9FCA-4AEC-BEFF-7225676F0953}"/>
+          <w15:dataBinding w:prefixMappings="xmlns:ns0='urn:microsoft-dynamics-nav/reports/Job_Task_Quote/1017/' " w:xpath="/ns0:NavWordReportXmlPart[1]/ns0:Job_Task[1]/ns0:Job_Planning_Line" w:storeItemID="{1ED13A7C-9FCA-4AEC-BEFF-7225676F0953}"/>
           <w15:repeatingSection/>
         </w:sdtPr>
         <w:sdtContent>
@@ -1232,12 +1343,15 @@
               </w:rPr>
               <w:id w:val="228121159"/>
               <w:placeholder>
-                <w:docPart w:val="DefaultPlaceholder_-1854013435"/>
+                <w:docPart w:val="4AF1203B943C4C89AC3392D9FB8E15AA"/>
               </w:placeholder>
               <w15:repeatingSectionItem/>
             </w:sdtPr>
             <w:sdtContent>
               <w:tr>
+                <w:trPr>
+                  <w:trHeight w:val="407"/>
+                </w:trPr>
                 <w:sdt>
                   <w:sdtPr>
                     <w:rPr>
@@ -1249,16 +1363,15 @@
                     <w:tag w:val="#Nav: Job_Task_Quote/1017"/>
                     <w:id w:val="1519348100"/>
                     <w:placeholder>
-                      <w:docPart w:val="DefaultPlaceholder_-1854013440"/>
+                      <w:docPart w:val="C4394D8E8E2A44AE9E40C9759AFC7AEB"/>
                     </w:placeholder>
                     <w:dataBinding w:prefixMappings="xmlns:ns0='urn:microsoft-dynamics-nav/reports/Job_Task_Quote/1017/'" w:xpath="/ns0:NavWordReportXmlPart[1]/ns0:Job_Task[1]/ns0:Job_Planning_Line[1]/ns0:JobPlanningLine_JobTaskNo[1]" w:storeItemID="{1ED13A7C-9FCA-4AEC-BEFF-7225676F0953}"/>
                     <w:text/>
                   </w:sdtPr>
-                  <w:sdtEndPr/>
                   <w:sdtContent>
                     <w:tc>
                       <w:tcPr>
-                        <w:tcW w:w="1290" w:type="dxa"/>
+                        <w:tcW w:w="1023" w:type="dxa"/>
                       </w:tcPr>
                       <w:p>
                         <w:pPr>
@@ -1293,7 +1406,7 @@
                     <w:tag w:val="#Nav: Job_Task_Quote/1017"/>
                     <w:id w:val="494227729"/>
                     <w:placeholder>
-                      <w:docPart w:val="DefaultPlaceholder_-1854013440"/>
+                      <w:docPart w:val="C4394D8E8E2A44AE9E40C9759AFC7AEB"/>
                     </w:placeholder>
                     <w:dataBinding w:prefixMappings="xmlns:ns0='urn:microsoft-dynamics-nav/reports/Job_Task_Quote/1017/'" w:xpath="/ns0:NavWordReportXmlPart[1]/ns0:Job_Task[1]/ns0:Job_Planning_Line[1]/ns0:Indentation_JobTask[1]" w:storeItemID="{1ED13A7C-9FCA-4AEC-BEFF-7225676F0953}"/>
                     <w:text/>
@@ -1301,7 +1414,7 @@
                   <w:sdtContent>
                     <w:tc>
                       <w:tcPr>
-                        <w:tcW w:w="3030" w:type="dxa"/>
+                        <w:tcW w:w="1672" w:type="dxa"/>
                       </w:tcPr>
                       <w:p>
                         <w:pPr>
@@ -1336,7 +1449,7 @@
                     <w:tag w:val="#Nav: Job_Task_Quote/1017"/>
                     <w:id w:val="-464591156"/>
                     <w:placeholder>
-                      <w:docPart w:val="DefaultPlaceholder_-1854013440"/>
+                      <w:docPart w:val="C4394D8E8E2A44AE9E40C9759AFC7AEB"/>
                     </w:placeholder>
                     <w:dataBinding w:prefixMappings="xmlns:ns0='urn:microsoft-dynamics-nav/reports/Job_Task_Quote/1017/'" w:xpath="/ns0:NavWordReportXmlPart[1]/ns0:Job_Task[1]/ns0:Job_Planning_Line[1]/ns0:Type[1]" w:storeItemID="{1ED13A7C-9FCA-4AEC-BEFF-7225676F0953}"/>
                     <w:text/>
@@ -1344,7 +1457,7 @@
                   <w:sdtContent>
                     <w:tc>
                       <w:tcPr>
-                        <w:tcW w:w="1260" w:type="dxa"/>
+                        <w:tcW w:w="1080" w:type="dxa"/>
                       </w:tcPr>
                       <w:p>
                         <w:pPr>
@@ -1377,7 +1490,7 @@
                     <w:tag w:val="#Nav: Job_Task_Quote/1017"/>
                     <w:id w:val="-1626454812"/>
                     <w:placeholder>
-                      <w:docPart w:val="DefaultPlaceholder_-1854013440"/>
+                      <w:docPart w:val="C4394D8E8E2A44AE9E40C9759AFC7AEB"/>
                     </w:placeholder>
                     <w:dataBinding w:prefixMappings="xmlns:ns0='urn:microsoft-dynamics-nav/reports/Job_Task_Quote/1017/'" w:xpath="/ns0:NavWordReportXmlPart[1]/ns0:Job_Task[1]/ns0:Job_Planning_Line[1]/ns0:Number[1]" w:storeItemID="{1ED13A7C-9FCA-4AEC-BEFF-7225676F0953}"/>
                     <w:text/>
@@ -1385,7 +1498,7 @@
                   <w:sdtContent>
                     <w:tc>
                       <w:tcPr>
-                        <w:tcW w:w="810" w:type="dxa"/>
+                        <w:tcW w:w="1080" w:type="dxa"/>
                       </w:tcPr>
                       <w:p>
                         <w:pPr>
@@ -1418,7 +1531,7 @@
                     <w:tag w:val="#Nav: Job_Task_Quote/1017"/>
                     <w:id w:val="-2029628861"/>
                     <w:placeholder>
-                      <w:docPart w:val="DefaultPlaceholder_-1854013440"/>
+                      <w:docPart w:val="C4394D8E8E2A44AE9E40C9759AFC7AEB"/>
                     </w:placeholder>
                     <w:dataBinding w:prefixMappings="xmlns:ns0='urn:microsoft-dynamics-nav/reports/Job_Task_Quote/1017/'" w:xpath="/ns0:NavWordReportXmlPart[1]/ns0:Job_Task[1]/ns0:Job_Planning_Line[1]/ns0:Quantity[1]" w:storeItemID="{1ED13A7C-9FCA-4AEC-BEFF-7225676F0953}"/>
                     <w:text/>
@@ -1426,7 +1539,7 @@
                   <w:sdtContent>
                     <w:tc>
                       <w:tcPr>
-                        <w:tcW w:w="900" w:type="dxa"/>
+                        <w:tcW w:w="905" w:type="dxa"/>
                       </w:tcPr>
                       <w:p>
                         <w:pPr>
@@ -1460,7 +1573,7 @@
                     <w:tag w:val="#Nav: Job_Task_Quote/1017"/>
                     <w:id w:val="375437757"/>
                     <w:placeholder>
-                      <w:docPart w:val="DefaultPlaceholder_-1854013440"/>
+                      <w:docPart w:val="C4394D8E8E2A44AE9E40C9759AFC7AEB"/>
                     </w:placeholder>
                     <w:dataBinding w:prefixMappings="xmlns:ns0='urn:microsoft-dynamics-nav/reports/Job_Task_Quote/1017/'" w:xpath="/ns0:NavWordReportXmlPart[1]/ns0:Job_Task[1]/ns0:Job_Planning_Line[1]/ns0:UnitPriceLCY[1]" w:storeItemID="{1ED13A7C-9FCA-4AEC-BEFF-7225676F0953}"/>
                     <w:text/>
@@ -1468,7 +1581,7 @@
                   <w:sdtContent>
                     <w:tc>
                       <w:tcPr>
-                        <w:tcW w:w="1080" w:type="dxa"/>
+                        <w:tcW w:w="900" w:type="dxa"/>
                       </w:tcPr>
                       <w:p>
                         <w:pPr>
@@ -1500,11 +1613,99 @@
                       <w:sz w:val="16"/>
                       <w:szCs w:val="16"/>
                     </w:rPr>
+                    <w:id w:val="-337858422"/>
+                    <w:placeholder>
+                      <w:docPart w:val="DefaultPlaceholder_-1854013440"/>
+                    </w:placeholder>
+                    <w:dataBinding w:prefixMappings="xmlns:ns0='urn:microsoft-dynamics-nav/reports/Job_Task_Quote/1017/' " w:xpath="/ns0:NavWordReportXmlPart[1]/ns0:Job_Task[1]/ns0:Job_Planning_Line[1]/ns0:LineDiscountPct[1]" w:storeItemID="{1ED13A7C-9FCA-4AEC-BEFF-7225676F0953}"/>
+                    <w:text/>
+                    <w:alias w:val="#Nav: /Job_Task/Job_Planning_Line/LineDiscountPct"/>
+                    <w:tag w:val="#Nav: Job_Task_Quote/1017"/>
+                  </w:sdtPr>
+                  <w:sdtContent>
+                    <w:tc>
+                      <w:tcPr>
+                        <w:tcW w:w="990" w:type="dxa"/>
+                      </w:tcPr>
+                      <w:p>
+                        <w:pPr>
+                          <w:jc w:val="right"/>
+                          <w:rPr>
+                            <w:rFonts w:ascii="Segoe UI" w:hAnsi="Segoe UI" w:cs="Segoe UI"/>
+                            <w:sz w:val="16"/>
+                            <w:szCs w:val="16"/>
+                          </w:rPr>
+                        </w:pPr>
+                        <w:proofErr w:type="spellStart"/>
+                        <w:r>
+                          <w:rPr>
+                            <w:rFonts w:ascii="Segoe UI" w:hAnsi="Segoe UI" w:cs="Segoe UI"/>
+                            <w:sz w:val="16"/>
+                            <w:szCs w:val="16"/>
+                          </w:rPr>
+                          <w:t>LineDiscountPct</w:t>
+                        </w:r>
+                        <w:proofErr w:type="spellEnd"/>
+                      </w:p>
+                    </w:tc>
+                  </w:sdtContent>
+                </w:sdt>
+                <w:sdt>
+                  <w:sdtPr>
+                    <w:rPr>
+                      <w:rFonts w:ascii="Segoe UI" w:hAnsi="Segoe UI" w:cs="Segoe UI"/>
+                      <w:sz w:val="16"/>
+                      <w:szCs w:val="16"/>
+                    </w:rPr>
+                    <w:id w:val="426395290"/>
+                    <w:placeholder>
+                      <w:docPart w:val="DefaultPlaceholder_-1854013440"/>
+                    </w:placeholder>
+                    <w:dataBinding w:prefixMappings="xmlns:ns0='urn:microsoft-dynamics-nav/reports/Job_Task_Quote/1017/' " w:xpath="/ns0:NavWordReportXmlPart[1]/ns0:Job_Task[1]/ns0:Job_Planning_Line[1]/ns0:LineDiscountAmount[1]" w:storeItemID="{1ED13A7C-9FCA-4AEC-BEFF-7225676F0953}"/>
+                    <w:text/>
+                    <w:alias w:val="#Nav: /Job_Task/Job_Planning_Line/LineDiscountAmount"/>
+                    <w:tag w:val="#Nav: Job_Task_Quote/1017"/>
+                  </w:sdtPr>
+                  <w:sdtContent>
+                    <w:tc>
+                      <w:tcPr>
+                        <w:tcW w:w="990" w:type="dxa"/>
+                      </w:tcPr>
+                      <w:p>
+                        <w:pPr>
+                          <w:jc w:val="right"/>
+                          <w:rPr>
+                            <w:rFonts w:ascii="Segoe UI" w:hAnsi="Segoe UI" w:cs="Segoe UI"/>
+                            <w:sz w:val="16"/>
+                            <w:szCs w:val="16"/>
+                          </w:rPr>
+                        </w:pPr>
+                        <w:proofErr w:type="spellStart"/>
+                        <w:r>
+                          <w:rPr>
+                            <w:rFonts w:ascii="Segoe UI" w:hAnsi="Segoe UI" w:cs="Segoe UI"/>
+                            <w:sz w:val="16"/>
+                            <w:szCs w:val="16"/>
+                          </w:rPr>
+                          <w:t>LineDiscountAmount</w:t>
+                        </w:r>
+                        <w:proofErr w:type="spellEnd"/>
+                      </w:p>
+                    </w:tc>
+                  </w:sdtContent>
+                </w:sdt>
+                <w:sdt>
+                  <w:sdtPr>
+                    <w:rPr>
+                      <w:rFonts w:ascii="Segoe UI" w:hAnsi="Segoe UI" w:cs="Segoe UI"/>
+                      <w:sz w:val="16"/>
+                      <w:szCs w:val="16"/>
+                    </w:rPr>
                     <w:alias w:val="#Nav: /Job_Task/Job_Planning_Line/TotalPriceLCY"/>
                     <w:tag w:val="#Nav: Job_Task_Quote/1017"/>
                     <w:id w:val="466470492"/>
                     <w:placeholder>
-                      <w:docPart w:val="DefaultPlaceholder_-1854013440"/>
+                      <w:docPart w:val="C4394D8E8E2A44AE9E40C9759AFC7AEB"/>
                     </w:placeholder>
                     <w:dataBinding w:prefixMappings="xmlns:ns0='urn:microsoft-dynamics-nav/reports/Job_Task_Quote/1017/'" w:xpath="/ns0:NavWordReportXmlPart[1]/ns0:Job_Task[1]/ns0:Job_Planning_Line[1]/ns0:TotalPriceLCY[1]" w:storeItemID="{1ED13A7C-9FCA-4AEC-BEFF-7225676F0953}"/>
                     <w:text/>
@@ -1512,7 +1713,7 @@
                   <w:sdtContent>
                     <w:tc>
                       <w:tcPr>
-                        <w:tcW w:w="1268" w:type="dxa"/>
+                        <w:tcW w:w="985" w:type="dxa"/>
                       </w:tcPr>
                       <w:p>
                         <w:pPr>
@@ -1543,27 +1744,36 @@
         </w:sdtContent>
       </w:sdt>
       <w:tr>
+        <w:trPr>
+          <w:trHeight w:val="277"/>
+        </w:trPr>
         <w:tc>
           <w:tcPr>
-            <w:tcW w:w="1290" w:type="dxa"/>
+            <w:tcW w:w="1023" w:type="dxa"/>
           </w:tcPr>
           <w:p/>
         </w:tc>
         <w:tc>
           <w:tcPr>
-            <w:tcW w:w="3030" w:type="dxa"/>
+            <w:tcW w:w="1672" w:type="dxa"/>
           </w:tcPr>
           <w:p/>
         </w:tc>
         <w:tc>
           <w:tcPr>
-            <w:tcW w:w="1260" w:type="dxa"/>
+            <w:tcW w:w="1080" w:type="dxa"/>
           </w:tcPr>
           <w:p/>
         </w:tc>
         <w:tc>
           <w:tcPr>
-            <w:tcW w:w="810" w:type="dxa"/>
+            <w:tcW w:w="1080" w:type="dxa"/>
+          </w:tcPr>
+          <w:p/>
+        </w:tc>
+        <w:tc>
+          <w:tcPr>
+            <w:tcW w:w="905" w:type="dxa"/>
           </w:tcPr>
           <w:p/>
         </w:tc>
@@ -1575,9 +1785,37 @@
         </w:tc>
         <w:tc>
           <w:tcPr>
-            <w:tcW w:w="1080" w:type="dxa"/>
+            <w:tcW w:w="990" w:type="dxa"/>
           </w:tcPr>
-          <w:p/>
+          <w:p>
+            <w:pPr>
+              <w:jc w:val="right"/>
+              <w:rPr>
+                <w:rFonts w:ascii="Segoe UI" w:hAnsi="Segoe UI" w:cs="Segoe UI"/>
+                <w:b/>
+                <w:bCs/>
+                <w:sz w:val="16"/>
+                <w:szCs w:val="16"/>
+              </w:rPr>
+            </w:pPr>
+          </w:p>
+        </w:tc>
+        <w:tc>
+          <w:tcPr>
+            <w:tcW w:w="990" w:type="dxa"/>
+          </w:tcPr>
+          <w:p>
+            <w:pPr>
+              <w:jc w:val="right"/>
+              <w:rPr>
+                <w:rFonts w:ascii="Segoe UI" w:hAnsi="Segoe UI" w:cs="Segoe UI"/>
+                <w:b/>
+                <w:bCs/>
+                <w:sz w:val="16"/>
+                <w:szCs w:val="16"/>
+              </w:rPr>
+            </w:pPr>
+          </w:p>
         </w:tc>
         <w:sdt>
           <w:sdtPr>
@@ -1592,7 +1830,7 @@
             <w:tag w:val="#Nav: Job_Task_Quote/1017"/>
             <w:id w:val="1351068271"/>
             <w:placeholder>
-              <w:docPart w:val="DefaultPlaceholder_-1854013440"/>
+              <w:docPart w:val="C4394D8E8E2A44AE9E40C9759AFC7AEB"/>
             </w:placeholder>
             <w:dataBinding w:prefixMappings="xmlns:ns0='urn:microsoft-dynamics-nav/reports/Job_Task_Quote/1017/'" w:xpath="/ns0:NavWordReportXmlPart[1]/ns0:Job_Task[1]/ns0:Totals[1]/ns0:JobTotalValue[1]" w:storeItemID="{1ED13A7C-9FCA-4AEC-BEFF-7225676F0953}"/>
             <w:text/>
@@ -1600,7 +1838,7 @@
           <w:sdtContent>
             <w:tc>
               <w:tcPr>
-                <w:tcW w:w="1268" w:type="dxa"/>
+                <w:tcW w:w="985" w:type="dxa"/>
               </w:tcPr>
               <w:p>
                 <w:pPr>
@@ -1637,7 +1875,7 @@
 </file>
 
 <file path=word/endnotes.xml><?xml version="1.0" encoding="utf-8"?>
-<w:endnotes xmlns:wpc="http://schemas.microsoft.com/office/word/2010/wordprocessingCanvas" xmlns:cx="http://schemas.microsoft.com/office/drawing/2014/chartex" xmlns:cx1="http://schemas.microsoft.com/office/drawing/2015/9/8/chartex" xmlns:cx2="http://schemas.microsoft.com/office/drawing/2015/10/21/chartex" xmlns:cx3="http://schemas.microsoft.com/office/drawing/2016/5/9/chartex" xmlns:cx4="http://schemas.microsoft.com/office/drawing/2016/5/10/chartex" xmlns:cx5="http://schemas.microsoft.com/office/drawing/2016/5/11/chartex" xmlns:cx6="http://schemas.microsoft.com/office/drawing/2016/5/12/chartex" xmlns:cx7="http://schemas.microsoft.com/office/drawing/2016/5/13/chartex" xmlns:cx8="http://schemas.microsoft.com/office/drawing/2016/5/14/chartex" xmlns:mc="http://schemas.openxmlformats.org/markup-compatibility/2006" xmlns:aink="http://schemas.microsoft.com/office/drawing/2016/ink" xmlns:am3d="http://schemas.microsoft.com/office/drawing/2017/model3d" xmlns:o="urn:schemas-microsoft-com:office:office" xmlns:oel="http://schemas.microsoft.com/office/2019/extlst" xmlns:r="http://schemas.openxmlformats.org/officeDocument/2006/relationships" xmlns:m="http://schemas.openxmlformats.org/officeDocument/2006/math" xmlns:v="urn:schemas-microsoft-com:vml" xmlns:wp14="http://schemas.microsoft.com/office/word/2010/wordprocessingDrawing" xmlns:wp="http://schemas.openxmlformats.org/drawingml/2006/wordprocessingDrawing" xmlns:w10="urn:schemas-microsoft-com:office:word" xmlns:w="http://schemas.openxmlformats.org/wordprocessingml/2006/main" xmlns:w14="http://schemas.microsoft.com/office/word/2010/wordml" xmlns:w15="http://schemas.microsoft.com/office/word/2012/wordml" xmlns:w16cex="http://schemas.microsoft.com/office/word/2018/wordml/cex" xmlns:w16cid="http://schemas.microsoft.com/office/word/2016/wordml/cid" xmlns:w16="http://schemas.microsoft.com/office/word/2018/wordml" xmlns:w16du="http://schemas.microsoft.com/office/word/2023/wordml/word16du" xmlns:w16sdtdh="http://schemas.microsoft.com/office/word/2020/wordml/sdtdatahash" xmlns:w16se="http://schemas.microsoft.com/office/word/2015/wordml/symex" xmlns:wpg="http://schemas.microsoft.com/office/word/2010/wordprocessingGroup" xmlns:wpi="http://schemas.microsoft.com/office/word/2010/wordprocessingInk" xmlns:wne="http://schemas.microsoft.com/office/word/2006/wordml" xmlns:wps="http://schemas.microsoft.com/office/word/2010/wordprocessingShape" mc:Ignorable="w14 w15 w16se w16cid w16 w16cex w16sdtdh w16du wp14">
+<w:endnotes xmlns:wpc="http://schemas.microsoft.com/office/word/2010/wordprocessingCanvas" xmlns:cx="http://schemas.microsoft.com/office/drawing/2014/chartex" xmlns:cx1="http://schemas.microsoft.com/office/drawing/2015/9/8/chartex" xmlns:cx2="http://schemas.microsoft.com/office/drawing/2015/10/21/chartex" xmlns:cx3="http://schemas.microsoft.com/office/drawing/2016/5/9/chartex" xmlns:cx4="http://schemas.microsoft.com/office/drawing/2016/5/10/chartex" xmlns:cx5="http://schemas.microsoft.com/office/drawing/2016/5/11/chartex" xmlns:cx6="http://schemas.microsoft.com/office/drawing/2016/5/12/chartex" xmlns:cx7="http://schemas.microsoft.com/office/drawing/2016/5/13/chartex" xmlns:cx8="http://schemas.microsoft.com/office/drawing/2016/5/14/chartex" xmlns:mc="http://schemas.openxmlformats.org/markup-compatibility/2006" xmlns:aink="http://schemas.microsoft.com/office/drawing/2016/ink" xmlns:am3d="http://schemas.microsoft.com/office/drawing/2017/model3d" xmlns:o="urn:schemas-microsoft-com:office:office" xmlns:oel="http://schemas.microsoft.com/office/2019/extlst" xmlns:r="http://schemas.openxmlformats.org/officeDocument/2006/relationships" xmlns:m="http://schemas.openxmlformats.org/officeDocument/2006/math" xmlns:v="urn:schemas-microsoft-com:vml" xmlns:wp14="http://schemas.microsoft.com/office/word/2010/wordprocessingDrawing" xmlns:wp="http://schemas.openxmlformats.org/drawingml/2006/wordprocessingDrawing" xmlns:w10="urn:schemas-microsoft-com:office:word" xmlns:w="http://schemas.openxmlformats.org/wordprocessingml/2006/main" xmlns:w14="http://schemas.microsoft.com/office/word/2010/wordml" xmlns:w15="http://schemas.microsoft.com/office/word/2012/wordml" xmlns:w16cex="http://schemas.microsoft.com/office/word/2018/wordml/cex" xmlns:w16cid="http://schemas.microsoft.com/office/word/2016/wordml/cid" xmlns:w16="http://schemas.microsoft.com/office/word/2018/wordml" xmlns:w16du="http://schemas.microsoft.com/office/word/2023/wordml/word16du" xmlns:w16sdtdh="http://schemas.microsoft.com/office/word/2020/wordml/sdtdatahash" xmlns:w16sdtfl="http://schemas.microsoft.com/office/word/2024/wordml/sdtformatlock" xmlns:w16se="http://schemas.microsoft.com/office/word/2015/wordml/symex" xmlns:wpg="http://schemas.microsoft.com/office/word/2010/wordprocessingGroup" xmlns:wpi="http://schemas.microsoft.com/office/word/2010/wordprocessingInk" xmlns:wne="http://schemas.microsoft.com/office/word/2006/wordml" xmlns:wps="http://schemas.microsoft.com/office/word/2010/wordprocessingShape" mc:Ignorable="w14 w15 w16se w16cid w16 w16cex w16sdtdh w16sdtfl w16du wp14">
   <w:endnote w:type="separator" w:id="-1">
     <w:p>
       <w:pPr>
@@ -1662,7 +1900,7 @@
 </file>
 
 <file path=word/footnotes.xml><?xml version="1.0" encoding="utf-8"?>
-<w:footnotes xmlns:wpc="http://schemas.microsoft.com/office/word/2010/wordprocessingCanvas" xmlns:cx="http://schemas.microsoft.com/office/drawing/2014/chartex" xmlns:cx1="http://schemas.microsoft.com/office/drawing/2015/9/8/chartex" xmlns:cx2="http://schemas.microsoft.com/office/drawing/2015/10/21/chartex" xmlns:cx3="http://schemas.microsoft.com/office/drawing/2016/5/9/chartex" xmlns:cx4="http://schemas.microsoft.com/office/drawing/2016/5/10/chartex" xmlns:cx5="http://schemas.microsoft.com/office/drawing/2016/5/11/chartex" xmlns:cx6="http://schemas.microsoft.com/office/drawing/2016/5/12/chartex" xmlns:cx7="http://schemas.microsoft.com/office/drawing/2016/5/13/chartex" xmlns:cx8="http://schemas.microsoft.com/office/drawing/2016/5/14/chartex" xmlns:mc="http://schemas.openxmlformats.org/markup-compatibility/2006" xmlns:aink="http://schemas.microsoft.com/office/drawing/2016/ink" xmlns:am3d="http://schemas.microsoft.com/office/drawing/2017/model3d" xmlns:o="urn:schemas-microsoft-com:office:office" xmlns:oel="http://schemas.microsoft.com/office/2019/extlst" xmlns:r="http://schemas.openxmlformats.org/officeDocument/2006/relationships" xmlns:m="http://schemas.openxmlformats.org/officeDocument/2006/math" xmlns:v="urn:schemas-microsoft-com:vml" xmlns:wp14="http://schemas.microsoft.com/office/word/2010/wordprocessingDrawing" xmlns:wp="http://schemas.openxmlformats.org/drawingml/2006/wordprocessingDrawing" xmlns:w10="urn:schemas-microsoft-com:office:word" xmlns:w="http://schemas.openxmlformats.org/wordprocessingml/2006/main" xmlns:w14="http://schemas.microsoft.com/office/word/2010/wordml" xmlns:w15="http://schemas.microsoft.com/office/word/2012/wordml" xmlns:w16cex="http://schemas.microsoft.com/office/word/2018/wordml/cex" xmlns:w16cid="http://schemas.microsoft.com/office/word/2016/wordml/cid" xmlns:w16="http://schemas.microsoft.com/office/word/2018/wordml" xmlns:w16du="http://schemas.microsoft.com/office/word/2023/wordml/word16du" xmlns:w16sdtdh="http://schemas.microsoft.com/office/word/2020/wordml/sdtdatahash" xmlns:w16se="http://schemas.microsoft.com/office/word/2015/wordml/symex" xmlns:wpg="http://schemas.microsoft.com/office/word/2010/wordprocessingGroup" xmlns:wpi="http://schemas.microsoft.com/office/word/2010/wordprocessingInk" xmlns:wne="http://schemas.microsoft.com/office/word/2006/wordml" xmlns:wps="http://schemas.microsoft.com/office/word/2010/wordprocessingShape" mc:Ignorable="w14 w15 w16se w16cid w16 w16cex w16sdtdh w16du wp14">
+<w:footnotes xmlns:wpc="http://schemas.microsoft.com/office/word/2010/wordprocessingCanvas" xmlns:cx="http://schemas.microsoft.com/office/drawing/2014/chartex" xmlns:cx1="http://schemas.microsoft.com/office/drawing/2015/9/8/chartex" xmlns:cx2="http://schemas.microsoft.com/office/drawing/2015/10/21/chartex" xmlns:cx3="http://schemas.microsoft.com/office/drawing/2016/5/9/chartex" xmlns:cx4="http://schemas.microsoft.com/office/drawing/2016/5/10/chartex" xmlns:cx5="http://schemas.microsoft.com/office/drawing/2016/5/11/chartex" xmlns:cx6="http://schemas.microsoft.com/office/drawing/2016/5/12/chartex" xmlns:cx7="http://schemas.microsoft.com/office/drawing/2016/5/13/chartex" xmlns:cx8="http://schemas.microsoft.com/office/drawing/2016/5/14/chartex" xmlns:mc="http://schemas.openxmlformats.org/markup-compatibility/2006" xmlns:aink="http://schemas.microsoft.com/office/drawing/2016/ink" xmlns:am3d="http://schemas.microsoft.com/office/drawing/2017/model3d" xmlns:o="urn:schemas-microsoft-com:office:office" xmlns:oel="http://schemas.microsoft.com/office/2019/extlst" xmlns:r="http://schemas.openxmlformats.org/officeDocument/2006/relationships" xmlns:m="http://schemas.openxmlformats.org/officeDocument/2006/math" xmlns:v="urn:schemas-microsoft-com:vml" xmlns:wp14="http://schemas.microsoft.com/office/word/2010/wordprocessingDrawing" xmlns:wp="http://schemas.openxmlformats.org/drawingml/2006/wordprocessingDrawing" xmlns:w10="urn:schemas-microsoft-com:office:word" xmlns:w="http://schemas.openxmlformats.org/wordprocessingml/2006/main" xmlns:w14="http://schemas.microsoft.com/office/word/2010/wordml" xmlns:w15="http://schemas.microsoft.com/office/word/2012/wordml" xmlns:w16cex="http://schemas.microsoft.com/office/word/2018/wordml/cex" xmlns:w16cid="http://schemas.microsoft.com/office/word/2016/wordml/cid" xmlns:w16="http://schemas.microsoft.com/office/word/2018/wordml" xmlns:w16du="http://schemas.microsoft.com/office/word/2023/wordml/word16du" xmlns:w16sdtdh="http://schemas.microsoft.com/office/word/2020/wordml/sdtdatahash" xmlns:w16sdtfl="http://schemas.microsoft.com/office/word/2024/wordml/sdtformatlock" xmlns:w16se="http://schemas.microsoft.com/office/word/2015/wordml/symex" xmlns:wpg="http://schemas.microsoft.com/office/word/2010/wordprocessingGroup" xmlns:wpi="http://schemas.microsoft.com/office/word/2010/wordprocessingInk" xmlns:wne="http://schemas.microsoft.com/office/word/2006/wordml" xmlns:wps="http://schemas.microsoft.com/office/word/2010/wordprocessingShape" mc:Ignorable="w14 w15 w16se w16cid w16 w16cex w16sdtdh w16sdtfl w16du wp14">
   <w:footnote w:type="separator" w:id="-1">
     <w:p>
       <w:pPr>
@@ -1687,7 +1925,7 @@
 </file>
 
 <file path=word/header1.xml><?xml version="1.0" encoding="utf-8"?>
-<w:hdr xmlns:wpc="http://schemas.microsoft.com/office/word/2010/wordprocessingCanvas" xmlns:cx="http://schemas.microsoft.com/office/drawing/2014/chartex" xmlns:cx1="http://schemas.microsoft.com/office/drawing/2015/9/8/chartex" xmlns:cx2="http://schemas.microsoft.com/office/drawing/2015/10/21/chartex" xmlns:cx3="http://schemas.microsoft.com/office/drawing/2016/5/9/chartex" xmlns:cx4="http://schemas.microsoft.com/office/drawing/2016/5/10/chartex" xmlns:cx5="http://schemas.microsoft.com/office/drawing/2016/5/11/chartex" xmlns:cx6="http://schemas.microsoft.com/office/drawing/2016/5/12/chartex" xmlns:cx7="http://schemas.microsoft.com/office/drawing/2016/5/13/chartex" xmlns:cx8="http://schemas.microsoft.com/office/drawing/2016/5/14/chartex" xmlns:mc="http://schemas.openxmlformats.org/markup-compatibility/2006" xmlns:aink="http://schemas.microsoft.com/office/drawing/2016/ink" xmlns:am3d="http://schemas.microsoft.com/office/drawing/2017/model3d" xmlns:o="urn:schemas-microsoft-com:office:office" xmlns:oel="http://schemas.microsoft.com/office/2019/extlst" xmlns:r="http://schemas.openxmlformats.org/officeDocument/2006/relationships" xmlns:m="http://schemas.openxmlformats.org/officeDocument/2006/math" xmlns:v="urn:schemas-microsoft-com:vml" xmlns:wp14="http://schemas.microsoft.com/office/word/2010/wordprocessingDrawing" xmlns:wp="http://schemas.openxmlformats.org/drawingml/2006/wordprocessingDrawing" xmlns:w10="urn:schemas-microsoft-com:office:word" xmlns:w="http://schemas.openxmlformats.org/wordprocessingml/2006/main" xmlns:w14="http://schemas.microsoft.com/office/word/2010/wordml" xmlns:w15="http://schemas.microsoft.com/office/word/2012/wordml" xmlns:w16cex="http://schemas.microsoft.com/office/word/2018/wordml/cex" xmlns:w16cid="http://schemas.microsoft.com/office/word/2016/wordml/cid" xmlns:w16="http://schemas.microsoft.com/office/word/2018/wordml" xmlns:w16du="http://schemas.microsoft.com/office/word/2023/wordml/word16du" xmlns:w16sdtdh="http://schemas.microsoft.com/office/word/2020/wordml/sdtdatahash" xmlns:w16se="http://schemas.microsoft.com/office/word/2015/wordml/symex" xmlns:wpg="http://schemas.microsoft.com/office/word/2010/wordprocessingGroup" xmlns:wpi="http://schemas.microsoft.com/office/word/2010/wordprocessingInk" xmlns:wne="http://schemas.microsoft.com/office/word/2006/wordml" xmlns:wps="http://schemas.microsoft.com/office/word/2010/wordprocessingShape" mc:Ignorable="w14 w15 w16se w16cid w16 w16cex w16sdtdh w16du wp14">
+<w:hdr xmlns:wpc="http://schemas.microsoft.com/office/word/2010/wordprocessingCanvas" xmlns:cx="http://schemas.microsoft.com/office/drawing/2014/chartex" xmlns:cx1="http://schemas.microsoft.com/office/drawing/2015/9/8/chartex" xmlns:cx2="http://schemas.microsoft.com/office/drawing/2015/10/21/chartex" xmlns:cx3="http://schemas.microsoft.com/office/drawing/2016/5/9/chartex" xmlns:cx4="http://schemas.microsoft.com/office/drawing/2016/5/10/chartex" xmlns:cx5="http://schemas.microsoft.com/office/drawing/2016/5/11/chartex" xmlns:cx6="http://schemas.microsoft.com/office/drawing/2016/5/12/chartex" xmlns:cx7="http://schemas.microsoft.com/office/drawing/2016/5/13/chartex" xmlns:cx8="http://schemas.microsoft.com/office/drawing/2016/5/14/chartex" xmlns:mc="http://schemas.openxmlformats.org/markup-compatibility/2006" xmlns:aink="http://schemas.microsoft.com/office/drawing/2016/ink" xmlns:am3d="http://schemas.microsoft.com/office/drawing/2017/model3d" xmlns:o="urn:schemas-microsoft-com:office:office" xmlns:oel="http://schemas.microsoft.com/office/2019/extlst" xmlns:r="http://schemas.openxmlformats.org/officeDocument/2006/relationships" xmlns:m="http://schemas.openxmlformats.org/officeDocument/2006/math" xmlns:v="urn:schemas-microsoft-com:vml" xmlns:wp14="http://schemas.microsoft.com/office/word/2010/wordprocessingDrawing" xmlns:wp="http://schemas.openxmlformats.org/drawingml/2006/wordprocessingDrawing" xmlns:w10="urn:schemas-microsoft-com:office:word" xmlns:w="http://schemas.openxmlformats.org/wordprocessingml/2006/main" xmlns:w14="http://schemas.microsoft.com/office/word/2010/wordml" xmlns:w15="http://schemas.microsoft.com/office/word/2012/wordml" xmlns:w16cex="http://schemas.microsoft.com/office/word/2018/wordml/cex" xmlns:w16cid="http://schemas.microsoft.com/office/word/2016/wordml/cid" xmlns:w16="http://schemas.microsoft.com/office/word/2018/wordml" xmlns:w16du="http://schemas.microsoft.com/office/word/2023/wordml/word16du" xmlns:w16sdtdh="http://schemas.microsoft.com/office/word/2020/wordml/sdtdatahash" xmlns:w16sdtfl="http://schemas.microsoft.com/office/word/2024/wordml/sdtformatlock" xmlns:w16se="http://schemas.microsoft.com/office/word/2015/wordml/symex" xmlns:wpg="http://schemas.microsoft.com/office/word/2010/wordprocessingGroup" xmlns:wpi="http://schemas.microsoft.com/office/word/2010/wordprocessingInk" xmlns:wne="http://schemas.microsoft.com/office/word/2006/wordml" xmlns:wps="http://schemas.microsoft.com/office/word/2010/wordprocessingShape" mc:Ignorable="w14 w15 w16se w16cid w16 w16cex w16sdtdh w16sdtfl w16du wp14">
   <w:sdt>
     <w:sdtPr>
       <w:alias w:val="#Nav: /Job_Task/TodayFormatted"/>
@@ -1716,7 +1954,7 @@
 </file>
 
 <file path=word/styles.xml><?xml version="1.0" encoding="utf-8"?>
-<w:styles xmlns:mc="http://schemas.openxmlformats.org/markup-compatibility/2006" xmlns:r="http://schemas.openxmlformats.org/officeDocument/2006/relationships" xmlns:w="http://schemas.openxmlformats.org/wordprocessingml/2006/main" xmlns:w14="http://schemas.microsoft.com/office/word/2010/wordml" xmlns:w15="http://schemas.microsoft.com/office/word/2012/wordml" xmlns:w16cex="http://schemas.microsoft.com/office/word/2018/wordml/cex" xmlns:w16cid="http://schemas.microsoft.com/office/word/2016/wordml/cid" xmlns:w16="http://schemas.microsoft.com/office/word/2018/wordml" xmlns:w16du="http://schemas.microsoft.com/office/word/2023/wordml/word16du" xmlns:w16sdtdh="http://schemas.microsoft.com/office/word/2020/wordml/sdtdatahash" xmlns:w16se="http://schemas.microsoft.com/office/word/2015/wordml/symex" mc:Ignorable="w14 w15 w16se w16cid w16 w16cex w16sdtdh w16du">
+<w:styles xmlns:mc="http://schemas.openxmlformats.org/markup-compatibility/2006" xmlns:r="http://schemas.openxmlformats.org/officeDocument/2006/relationships" xmlns:w="http://schemas.openxmlformats.org/wordprocessingml/2006/main" xmlns:w14="http://schemas.microsoft.com/office/word/2010/wordml" xmlns:w15="http://schemas.microsoft.com/office/word/2012/wordml" xmlns:w16cex="http://schemas.microsoft.com/office/word/2018/wordml/cex" xmlns:w16cid="http://schemas.microsoft.com/office/word/2016/wordml/cid" xmlns:w16="http://schemas.microsoft.com/office/word/2018/wordml" xmlns:w16du="http://schemas.microsoft.com/office/word/2023/wordml/word16du" xmlns:w16sdtdh="http://schemas.microsoft.com/office/word/2020/wordml/sdtdatahash" xmlns:w16sdtfl="http://schemas.microsoft.com/office/word/2024/wordml/sdtformatlock" xmlns:w16se="http://schemas.microsoft.com/office/word/2015/wordml/symex" mc:Ignorable="w14 w15 w16se w16cid w16 w16cex w16sdtdh w16sdtfl w16du">
   <w:docDefaults>
     <w:rPrDefault>
       <w:rPr>
@@ -2220,7 +2458,7 @@
 </file>
 
 <file path=word/glossary/document.xml><?xml version="1.0" encoding="utf-8"?>
-<w:glossaryDocument xmlns:wpc="http://schemas.microsoft.com/office/word/2010/wordprocessingCanvas" xmlns:cx="http://schemas.microsoft.com/office/drawing/2014/chartex" xmlns:cx1="http://schemas.microsoft.com/office/drawing/2015/9/8/chartex" xmlns:cx2="http://schemas.microsoft.com/office/drawing/2015/10/21/chartex" xmlns:cx3="http://schemas.microsoft.com/office/drawing/2016/5/9/chartex" xmlns:cx4="http://schemas.microsoft.com/office/drawing/2016/5/10/chartex" xmlns:cx5="http://schemas.microsoft.com/office/drawing/2016/5/11/chartex" xmlns:cx6="http://schemas.microsoft.com/office/drawing/2016/5/12/chartex" xmlns:cx7="http://schemas.microsoft.com/office/drawing/2016/5/13/chartex" xmlns:cx8="http://schemas.microsoft.com/office/drawing/2016/5/14/chartex" xmlns:mc="http://schemas.openxmlformats.org/markup-compatibility/2006" xmlns:aink="http://schemas.microsoft.com/office/drawing/2016/ink" xmlns:am3d="http://schemas.microsoft.com/office/drawing/2017/model3d" xmlns:o="urn:schemas-microsoft-com:office:office" xmlns:oel="http://schemas.microsoft.com/office/2019/extlst" xmlns:r="http://schemas.openxmlformats.org/officeDocument/2006/relationships" xmlns:m="http://schemas.openxmlformats.org/officeDocument/2006/math" xmlns:v="urn:schemas-microsoft-com:vml" xmlns:wp14="http://schemas.microsoft.com/office/word/2010/wordprocessingDrawing" xmlns:wp="http://schemas.openxmlformats.org/drawingml/2006/wordprocessingDrawing" xmlns:w10="urn:schemas-microsoft-com:office:word" xmlns:w="http://schemas.openxmlformats.org/wordprocessingml/2006/main" xmlns:w14="http://schemas.microsoft.com/office/word/2010/wordml" xmlns:w15="http://schemas.microsoft.com/office/word/2012/wordml" xmlns:w16cex="http://schemas.microsoft.com/office/word/2018/wordml/cex" xmlns:w16cid="http://schemas.microsoft.com/office/word/2016/wordml/cid" xmlns:w16="http://schemas.microsoft.com/office/word/2018/wordml" xmlns:w16du="http://schemas.microsoft.com/office/word/2023/wordml/word16du" xmlns:w16sdtdh="http://schemas.microsoft.com/office/word/2020/wordml/sdtdatahash" xmlns:w16se="http://schemas.microsoft.com/office/word/2015/wordml/symex" xmlns:wpg="http://schemas.microsoft.com/office/word/2010/wordprocessingGroup" xmlns:wpi="http://schemas.microsoft.com/office/word/2010/wordprocessingInk" xmlns:wne="http://schemas.microsoft.com/office/word/2006/wordml" xmlns:wps="http://schemas.microsoft.com/office/word/2010/wordprocessingShape" mc:Ignorable="w14 w15 w16se w16cid w16 w16cex w16sdtdh w16du wp14">
+<w:glossaryDocument xmlns:wpc="http://schemas.microsoft.com/office/word/2010/wordprocessingCanvas" xmlns:cx="http://schemas.microsoft.com/office/drawing/2014/chartex" xmlns:cx1="http://schemas.microsoft.com/office/drawing/2015/9/8/chartex" xmlns:cx2="http://schemas.microsoft.com/office/drawing/2015/10/21/chartex" xmlns:cx3="http://schemas.microsoft.com/office/drawing/2016/5/9/chartex" xmlns:cx4="http://schemas.microsoft.com/office/drawing/2016/5/10/chartex" xmlns:cx5="http://schemas.microsoft.com/office/drawing/2016/5/11/chartex" xmlns:cx6="http://schemas.microsoft.com/office/drawing/2016/5/12/chartex" xmlns:cx7="http://schemas.microsoft.com/office/drawing/2016/5/13/chartex" xmlns:cx8="http://schemas.microsoft.com/office/drawing/2016/5/14/chartex" xmlns:mc="http://schemas.openxmlformats.org/markup-compatibility/2006" xmlns:aink="http://schemas.microsoft.com/office/drawing/2016/ink" xmlns:am3d="http://schemas.microsoft.com/office/drawing/2017/model3d" xmlns:o="urn:schemas-microsoft-com:office:office" xmlns:oel="http://schemas.microsoft.com/office/2019/extlst" xmlns:r="http://schemas.openxmlformats.org/officeDocument/2006/relationships" xmlns:m="http://schemas.openxmlformats.org/officeDocument/2006/math" xmlns:v="urn:schemas-microsoft-com:vml" xmlns:wp14="http://schemas.microsoft.com/office/word/2010/wordprocessingDrawing" xmlns:wp="http://schemas.openxmlformats.org/drawingml/2006/wordprocessingDrawing" xmlns:w10="urn:schemas-microsoft-com:office:word" xmlns:w="http://schemas.openxmlformats.org/wordprocessingml/2006/main" xmlns:w14="http://schemas.microsoft.com/office/word/2010/wordml" xmlns:w15="http://schemas.microsoft.com/office/word/2012/wordml" xmlns:w16cex="http://schemas.microsoft.com/office/word/2018/wordml/cex" xmlns:w16cid="http://schemas.microsoft.com/office/word/2016/wordml/cid" xmlns:w16="http://schemas.microsoft.com/office/word/2018/wordml" xmlns:w16du="http://schemas.microsoft.com/office/word/2023/wordml/word16du" xmlns:w16sdtdh="http://schemas.microsoft.com/office/word/2020/wordml/sdtdatahash" xmlns:w16sdtfl="http://schemas.microsoft.com/office/word/2024/wordml/sdtformatlock" xmlns:w16se="http://schemas.microsoft.com/office/word/2015/wordml/symex" xmlns:wpg="http://schemas.microsoft.com/office/word/2010/wordprocessingGroup" xmlns:wpi="http://schemas.microsoft.com/office/word/2010/wordprocessingInk" xmlns:wne="http://schemas.microsoft.com/office/word/2006/wordml" xmlns:wps="http://schemas.microsoft.com/office/word/2010/wordprocessingShape" mc:Ignorable="w14 w15 w16se w16cid w16 w16cex w16sdtdh w16sdtfl w16du wp14">
   <w:docParts>
     <w:docPart>
       <w:docPartPr>
@@ -2250,7 +2488,7 @@
     </w:docPart>
     <w:docPart>
       <w:docPartPr>
-        <w:name w:val="DefaultPlaceholder_-1854013435"/>
+        <w:name w:val="C4394D8E8E2A44AE9E40C9759AFC7AEB"/>
         <w:category>
           <w:name w:val="General"/>
           <w:gallery w:val="placeholder"/>
@@ -2261,10 +2499,42 @@
         <w:behaviors>
           <w:behavior w:val="content"/>
         </w:behaviors>
-        <w:guid w:val="{EA174DF8-9944-4B2C-A692-DD25F6C6F3A2}"/>
+        <w:guid w:val="{83CD9056-3D83-4F03-9714-33F0549978B8}"/>
       </w:docPartPr>
       <w:docPartBody>
         <w:p>
+          <w:pPr>
+            <w:pStyle w:val="C4394D8E8E2A44AE9E40C9759AFC7AEB"/>
+          </w:pPr>
+          <w:r>
+            <w:rPr>
+              <w:rStyle w:val="PlaceholderText"/>
+            </w:rPr>
+            <w:t>Click or tap here to enter text.</w:t>
+          </w:r>
+        </w:p>
+      </w:docPartBody>
+    </w:docPart>
+    <w:docPart>
+      <w:docPartPr>
+        <w:name w:val="4AF1203B943C4C89AC3392D9FB8E15AA"/>
+        <w:category>
+          <w:name w:val="General"/>
+          <w:gallery w:val="placeholder"/>
+        </w:category>
+        <w:types>
+          <w:type w:val="bbPlcHdr"/>
+        </w:types>
+        <w:behaviors>
+          <w:behavior w:val="content"/>
+        </w:behaviors>
+        <w:guid w:val="{CF068AFA-0617-4979-80B0-8F531F03D967}"/>
+      </w:docPartPr>
+      <w:docPartBody>
+        <w:p>
+          <w:pPr>
+            <w:pStyle w:val="4AF1203B943C4C89AC3392D9FB8E15AA"/>
+          </w:pPr>
           <w:r>
             <w:rPr>
               <w:rStyle w:val="PlaceholderText"/>
@@ -2279,7 +2549,7 @@
 </file>
 
 <file path=word/glossary/fontTable.xml><?xml version="1.0" encoding="utf-8"?>
-<w:fonts xmlns:mc="http://schemas.openxmlformats.org/markup-compatibility/2006" xmlns:r="http://schemas.openxmlformats.org/officeDocument/2006/relationships" xmlns:w="http://schemas.openxmlformats.org/wordprocessingml/2006/main" xmlns:w14="http://schemas.microsoft.com/office/word/2010/wordml" xmlns:w15="http://schemas.microsoft.com/office/word/2012/wordml" xmlns:w16cex="http://schemas.microsoft.com/office/word/2018/wordml/cex" xmlns:w16cid="http://schemas.microsoft.com/office/word/2016/wordml/cid" xmlns:w16="http://schemas.microsoft.com/office/word/2018/wordml" xmlns:w16du="http://schemas.microsoft.com/office/word/2023/wordml/word16du" xmlns:w16sdtdh="http://schemas.microsoft.com/office/word/2020/wordml/sdtdatahash" xmlns:w16se="http://schemas.microsoft.com/office/word/2015/wordml/symex" mc:Ignorable="w14 w15 w16se w16cid w16 w16cex w16sdtdh w16du">
+<w:fonts xmlns:mc="http://schemas.openxmlformats.org/markup-compatibility/2006" xmlns:r="http://schemas.openxmlformats.org/officeDocument/2006/relationships" xmlns:w="http://schemas.openxmlformats.org/wordprocessingml/2006/main" xmlns:w14="http://schemas.microsoft.com/office/word/2010/wordml" xmlns:w15="http://schemas.microsoft.com/office/word/2012/wordml" xmlns:w16cex="http://schemas.microsoft.com/office/word/2018/wordml/cex" xmlns:w16cid="http://schemas.microsoft.com/office/word/2016/wordml/cid" xmlns:w16="http://schemas.microsoft.com/office/word/2018/wordml" xmlns:w16du="http://schemas.microsoft.com/office/word/2023/wordml/word16du" xmlns:w16sdtdh="http://schemas.microsoft.com/office/word/2020/wordml/sdtdatahash" xmlns:w16sdtfl="http://schemas.microsoft.com/office/word/2024/wordml/sdtformatlock" xmlns:w16se="http://schemas.microsoft.com/office/word/2015/wordml/symex" mc:Ignorable="w14 w15 w16se w16cid w16 w16cex w16sdtdh w16sdtfl w16du">
   <w:font w:name="Aptos">
     <w:charset w:val="00"/>
     <w:family w:val="swiss"/>
@@ -2317,7 +2587,7 @@
 </file>
 
 <file path=word/glossary/settings.xml><?xml version="1.0" encoding="utf-8"?>
-<w:settings xmlns:mc="http://schemas.openxmlformats.org/markup-compatibility/2006" xmlns:o="urn:schemas-microsoft-com:office:office" xmlns:r="http://schemas.openxmlformats.org/officeDocument/2006/relationships" xmlns:m="http://schemas.openxmlformats.org/officeDocument/2006/math" xmlns:v="urn:schemas-microsoft-com:vml" xmlns:w10="urn:schemas-microsoft-com:office:word" xmlns:w="http://schemas.openxmlformats.org/wordprocessingml/2006/main" xmlns:w14="http://schemas.microsoft.com/office/word/2010/wordml" xmlns:w15="http://schemas.microsoft.com/office/word/2012/wordml" xmlns:w16cex="http://schemas.microsoft.com/office/word/2018/wordml/cex" xmlns:w16cid="http://schemas.microsoft.com/office/word/2016/wordml/cid" xmlns:w16="http://schemas.microsoft.com/office/word/2018/wordml" xmlns:w16du="http://schemas.microsoft.com/office/word/2023/wordml/word16du" xmlns:w16sdtdh="http://schemas.microsoft.com/office/word/2020/wordml/sdtdatahash" xmlns:w16se="http://schemas.microsoft.com/office/word/2015/wordml/symex" xmlns:sl="http://schemas.openxmlformats.org/schemaLibrary/2006/main" mc:Ignorable="w14 w15 w16se w16cid w16 w16cex w16sdtdh w16du">
+<w:settings xmlns:mc="http://schemas.openxmlformats.org/markup-compatibility/2006" xmlns:o="urn:schemas-microsoft-com:office:office" xmlns:r="http://schemas.openxmlformats.org/officeDocument/2006/relationships" xmlns:m="http://schemas.openxmlformats.org/officeDocument/2006/math" xmlns:v="urn:schemas-microsoft-com:vml" xmlns:w10="urn:schemas-microsoft-com:office:word" xmlns:w="http://schemas.openxmlformats.org/wordprocessingml/2006/main" xmlns:w14="http://schemas.microsoft.com/office/word/2010/wordml" xmlns:w15="http://schemas.microsoft.com/office/word/2012/wordml" xmlns:w16cex="http://schemas.microsoft.com/office/word/2018/wordml/cex" xmlns:w16cid="http://schemas.microsoft.com/office/word/2016/wordml/cid" xmlns:w16="http://schemas.microsoft.com/office/word/2018/wordml" xmlns:w16du="http://schemas.microsoft.com/office/word/2023/wordml/word16du" xmlns:w16sdtdh="http://schemas.microsoft.com/office/word/2020/wordml/sdtdatahash" xmlns:w16sdtfl="http://schemas.microsoft.com/office/word/2024/wordml/sdtformatlock" xmlns:w16se="http://schemas.microsoft.com/office/word/2015/wordml/symex" xmlns:sl="http://schemas.openxmlformats.org/schemaLibrary/2006/main" mc:Ignorable="w14 w15 w16se w16cid w16 w16cex w16sdtdh w16sdtfl w16du">
   <w:view w:val="normal"/>
   <w:defaultTabStop w:val="720"/>
   <w:characterSpacingControl w:val="doNotCompress"/>
@@ -2333,24 +2603,38 @@
   <w:rsids>
     <w:rsidRoot w:val="000129A2"/>
     <w:rsid w:val="000129A2"/>
+    <w:rsid w:val="000C3955"/>
+    <w:rsid w:val="001239DA"/>
     <w:rsid w:val="001E1E6B"/>
     <w:rsid w:val="002074B1"/>
     <w:rsid w:val="002E60ED"/>
     <w:rsid w:val="00316BB2"/>
+    <w:rsid w:val="0049547E"/>
     <w:rsid w:val="004A23F9"/>
+    <w:rsid w:val="004E2026"/>
+    <w:rsid w:val="004E34B3"/>
     <w:rsid w:val="00514B4D"/>
     <w:rsid w:val="005F03F3"/>
     <w:rsid w:val="006152C7"/>
     <w:rsid w:val="006C1FB1"/>
+    <w:rsid w:val="006D33AB"/>
     <w:rsid w:val="00701FCB"/>
+    <w:rsid w:val="00710173"/>
     <w:rsid w:val="008749C1"/>
     <w:rsid w:val="008D5CD0"/>
+    <w:rsid w:val="009168DE"/>
+    <w:rsid w:val="00955656"/>
+    <w:rsid w:val="00A40D31"/>
     <w:rsid w:val="00A6133D"/>
+    <w:rsid w:val="00B055B5"/>
     <w:rsid w:val="00B7094F"/>
     <w:rsid w:val="00B935C0"/>
+    <w:rsid w:val="00BB1817"/>
     <w:rsid w:val="00BB3FF5"/>
     <w:rsid w:val="00BC2AE6"/>
+    <w:rsid w:val="00C54E38"/>
     <w:rsid w:val="00DF64C9"/>
+    <w:rsid w:val="00E03B69"/>
     <w:rsid w:val="00E21C3E"/>
     <w:rsid w:val="00F06436"/>
     <w:rsid w:val="00F65028"/>
@@ -2377,7 +2661,7 @@
 </file>
 
 <file path=word/glossary/styles.xml><?xml version="1.0" encoding="utf-8"?>
-<w:styles xmlns:mc="http://schemas.openxmlformats.org/markup-compatibility/2006" xmlns:r="http://schemas.openxmlformats.org/officeDocument/2006/relationships" xmlns:w="http://schemas.openxmlformats.org/wordprocessingml/2006/main" xmlns:w14="http://schemas.microsoft.com/office/word/2010/wordml" xmlns:w15="http://schemas.microsoft.com/office/word/2012/wordml" xmlns:w16cex="http://schemas.microsoft.com/office/word/2018/wordml/cex" xmlns:w16cid="http://schemas.microsoft.com/office/word/2016/wordml/cid" xmlns:w16="http://schemas.microsoft.com/office/word/2018/wordml" xmlns:w16du="http://schemas.microsoft.com/office/word/2023/wordml/word16du" xmlns:w16sdtdh="http://schemas.microsoft.com/office/word/2020/wordml/sdtdatahash" xmlns:w16se="http://schemas.microsoft.com/office/word/2015/wordml/symex" mc:Ignorable="w14 w15 w16se w16cid w16 w16cex w16sdtdh w16du">
+<w:styles xmlns:mc="http://schemas.openxmlformats.org/markup-compatibility/2006" xmlns:r="http://schemas.openxmlformats.org/officeDocument/2006/relationships" xmlns:w="http://schemas.openxmlformats.org/wordprocessingml/2006/main" xmlns:w14="http://schemas.microsoft.com/office/word/2010/wordml" xmlns:w15="http://schemas.microsoft.com/office/word/2012/wordml" xmlns:w16cex="http://schemas.microsoft.com/office/word/2018/wordml/cex" xmlns:w16cid="http://schemas.microsoft.com/office/word/2016/wordml/cid" xmlns:w16="http://schemas.microsoft.com/office/word/2018/wordml" xmlns:w16du="http://schemas.microsoft.com/office/word/2023/wordml/word16du" xmlns:w16sdtdh="http://schemas.microsoft.com/office/word/2020/wordml/sdtdatahash" xmlns:w16sdtfl="http://schemas.microsoft.com/office/word/2024/wordml/sdtformatlock" xmlns:w16se="http://schemas.microsoft.com/office/word/2015/wordml/symex" mc:Ignorable="w14 w15 w16se w16cid w16 w16cex w16sdtdh w16sdtfl w16du">
   <w:docDefaults>
     <w:rPrDefault>
       <w:rPr>
@@ -2809,16 +3093,24 @@
     <w:basedOn w:val="DefaultParagraphFont"/>
     <w:uiPriority w:val="99"/>
     <w:semiHidden/>
-    <w:rsid w:val="00B7094F"/>
+    <w:rsid w:val="00B055B5"/>
     <w:rPr>
       <w:color w:val="666666"/>
     </w:rPr>
+  </w:style>
+  <w:style w:type="paragraph" w:customStyle="1" w:styleId="C4394D8E8E2A44AE9E40C9759AFC7AEB">
+    <w:name w:val="C4394D8E8E2A44AE9E40C9759AFC7AEB"/>
+    <w:rsid w:val="00B055B5"/>
+  </w:style>
+  <w:style w:type="paragraph" w:customStyle="1" w:styleId="4AF1203B943C4C89AC3392D9FB8E15AA">
+    <w:name w:val="4AF1203B943C4C89AC3392D9FB8E15AA"/>
+    <w:rsid w:val="00B055B5"/>
   </w:style>
 </w:styles>
 </file>
 
 <file path=word/glossary/webSettings.xml><?xml version="1.0" encoding="utf-8"?>
-<w:webSettings xmlns:mc="http://schemas.openxmlformats.org/markup-compatibility/2006" xmlns:r="http://schemas.openxmlformats.org/officeDocument/2006/relationships" xmlns:w="http://schemas.openxmlformats.org/wordprocessingml/2006/main" xmlns:w14="http://schemas.microsoft.com/office/word/2010/wordml" xmlns:w15="http://schemas.microsoft.com/office/word/2012/wordml" xmlns:w16cex="http://schemas.microsoft.com/office/word/2018/wordml/cex" xmlns:w16cid="http://schemas.microsoft.com/office/word/2016/wordml/cid" xmlns:w16="http://schemas.microsoft.com/office/word/2018/wordml" xmlns:w16du="http://schemas.microsoft.com/office/word/2023/wordml/word16du" xmlns:w16sdtdh="http://schemas.microsoft.com/office/word/2020/wordml/sdtdatahash" xmlns:w16se="http://schemas.microsoft.com/office/word/2015/wordml/symex" mc:Ignorable="w14 w15 w16se w16cid w16 w16cex w16sdtdh w16du">
+<w:webSettings xmlns:mc="http://schemas.openxmlformats.org/markup-compatibility/2006" xmlns:r="http://schemas.openxmlformats.org/officeDocument/2006/relationships" xmlns:w="http://schemas.openxmlformats.org/wordprocessingml/2006/main" xmlns:w14="http://schemas.microsoft.com/office/word/2010/wordml" xmlns:w15="http://schemas.microsoft.com/office/word/2012/wordml" xmlns:w16cex="http://schemas.microsoft.com/office/word/2018/wordml/cex" xmlns:w16cid="http://schemas.microsoft.com/office/word/2016/wordml/cid" xmlns:w16="http://schemas.microsoft.com/office/word/2018/wordml" xmlns:w16du="http://schemas.microsoft.com/office/word/2023/wordml/word16du" xmlns:w16sdtdh="http://schemas.microsoft.com/office/word/2020/wordml/sdtdatahash" xmlns:w16sdtfl="http://schemas.microsoft.com/office/word/2024/wordml/sdtformatlock" xmlns:w16se="http://schemas.microsoft.com/office/word/2015/wordml/symex" mc:Ignorable="w14 w15 w16se w16cid w16 w16cex w16sdtdh w16sdtfl w16du">
   <w:optimizeForBrowser/>
   <w:allowPNG/>
 </w:webSettings>
@@ -3229,7 +3521,7 @@
  
          < C o m p a n y N a m e > C o m p a n y N a m e < / C o m p a n y N a m e >   
-         < C o m p a n y P i c t u r e > C o m p a n y P i c t u r e < / C o m p a n y P i c t u r e > +         < C o m p a n y P i c t u r e   / >   
          < C u r r R e p o r t P a g e N o C a p t i o n > C u r r R e p o r t P a g e N o C a p t i o n < / C u r r R e p o r t P a g e N o C a p t i o n >   
@@ -3247,6 +3539,10 @@
  
          < J o b T a s k T y p e C a p t i o n > J o b T a s k T y p e C a p t i o n < / J o b T a s k T y p e C a p t i o n >   
+         < L i n e D i s c o u n t A m o u n t C a p t i o n > L i n e D i s c o u n t A m o u n t C a p t i o n < / L i n e D i s c o u n t A m o u n t C a p t i o n > + 
+         < L i n e D i s c o u n t P c t C a p t i o n > L i n e D i s c o u n t P c t C a p t i o n < / L i n e D i s c o u n t P c t C a p t i o n > + 
          < N o C a p t i o n > N o C a p t i o n < / N o C a p t i o n >   
          < N o _ J o b > N o _ J o b < / N o _ J o b > @@ -3270,6 +3566,10 @@
              < J o b P l a n n i n g L i n e _ L i n e T y p e > J o b P l a n n i n g L i n e _ L i n e T y p e < / J o b P l a n n i n g L i n e _ L i n e T y p e >   
              < J o b P l a n n i n g L i n e _ T y p e > J o b P l a n n i n g L i n e _ T y p e < / J o b P l a n n i n g L i n e _ T y p e > + 
+             < L i n e D i s c o u n t A m o u n t > L i n e D i s c o u n t A m o u n t < / L i n e D i s c o u n t A m o u n t > + 
+             < L i n e D i s c o u n t P c t > L i n e D i s c o u n t P c t < / L i n e D i s c o u n t P c t >   
              < N u m b e r > N u m b e r < / N u m b e r >   
